--- a/DB_Phase02_Report.docx
+++ b/DB_Phase02_Report.docx
@@ -3921,6 +3921,7 @@
       <w:r>
         <w:t xml:space="preserve">, </w:t>
       </w:r>
+      <w:proofErr w:type="spellStart"/>
       <w:r>
         <w:rPr>
           <w:i/>
@@ -3928,6 +3929,7 @@
         </w:rPr>
         <w:t>Member_Phone</w:t>
       </w:r>
+      <w:proofErr w:type="spellEnd"/>
       <w:r>
         <w:t xml:space="preserve">, </w:t>
       </w:r>
@@ -3941,6 +3943,7 @@
       <w:r>
         <w:t xml:space="preserve">, </w:t>
       </w:r>
+      <w:proofErr w:type="spellStart"/>
       <w:r>
         <w:rPr>
           <w:i/>
@@ -3948,9 +3951,11 @@
         </w:rPr>
         <w:t>Workout_Plan</w:t>
       </w:r>
+      <w:proofErr w:type="spellEnd"/>
       <w:r>
         <w:t xml:space="preserve">, </w:t>
       </w:r>
+      <w:proofErr w:type="spellStart"/>
       <w:r>
         <w:rPr>
           <w:i/>
@@ -3958,6 +3963,7 @@
         </w:rPr>
         <w:t>Branch_Manager</w:t>
       </w:r>
+      <w:proofErr w:type="spellEnd"/>
     </w:p>
     <w:p>
       <w:pPr>
@@ -3976,6 +3982,7 @@
       <w:r>
         <w:t xml:space="preserve">, </w:t>
       </w:r>
+      <w:proofErr w:type="spellStart"/>
       <w:r>
         <w:rPr>
           <w:i/>
@@ -3983,9 +3990,11 @@
         </w:rPr>
         <w:t>Workout_Plan</w:t>
       </w:r>
+      <w:proofErr w:type="spellEnd"/>
       <w:r>
         <w:t xml:space="preserve">, and </w:t>
       </w:r>
+      <w:proofErr w:type="spellStart"/>
       <w:r>
         <w:rPr>
           <w:i/>
@@ -3993,6 +4002,7 @@
         </w:rPr>
         <w:t>Branch_Manager</w:t>
       </w:r>
+      <w:proofErr w:type="spellEnd"/>
       <w:r>
         <w:t xml:space="preserve"> to populate the dropdowns so the user picks valid foreign key values. It writes directly to </w:t>
       </w:r>
@@ -4006,6 +4016,7 @@
       <w:r>
         <w:t xml:space="preserve"> and </w:t>
       </w:r>
+      <w:proofErr w:type="spellStart"/>
       <w:r>
         <w:rPr>
           <w:i/>
@@ -4013,6 +4024,7 @@
         </w:rPr>
         <w:t>Member_Phone</w:t>
       </w:r>
+      <w:proofErr w:type="spellEnd"/>
       <w:r>
         <w:t>. This scope makes sense because a member is the central entity that connects to almost everything — their branch, their plan, and their membership tier all need to be validated at the point of entry.</w:t>
       </w:r>
@@ -4034,7 +4046,7 @@
           <w:noProof/>
         </w:rPr>
         <w:drawing>
-          <wp:anchor distT="0" distB="0" distL="114300" distR="114300" simplePos="0" relativeHeight="251670528" behindDoc="0" locked="0" layoutInCell="1" allowOverlap="1" wp14:anchorId="4A0AF41B" wp14:editId="651FA603">
+          <wp:anchor distT="0" distB="0" distL="114300" distR="114300" simplePos="0" relativeHeight="251670528" behindDoc="0" locked="0" layoutInCell="1" allowOverlap="1" wp14:anchorId="4A0AF41B" wp14:editId="52785D06">
             <wp:simplePos x="0" y="0"/>
             <wp:positionH relativeFrom="column">
               <wp:posOffset>3023047</wp:posOffset>
@@ -4106,7 +4118,7 @@
           <w:noProof/>
         </w:rPr>
         <w:drawing>
-          <wp:anchor distT="0" distB="0" distL="114300" distR="114300" simplePos="0" relativeHeight="251669504" behindDoc="0" locked="0" layoutInCell="1" allowOverlap="1" wp14:anchorId="60755C46" wp14:editId="08CE159C">
+          <wp:anchor distT="0" distB="0" distL="114300" distR="114300" simplePos="0" relativeHeight="251669504" behindDoc="0" locked="0" layoutInCell="1" allowOverlap="1" wp14:anchorId="60755C46" wp14:editId="0C4F1F81">
             <wp:simplePos x="0" y="0"/>
             <wp:positionH relativeFrom="margin">
               <wp:posOffset>-486424</wp:posOffset>
@@ -4316,11 +4328,21 @@
           <w:i/>
           <w:iCs/>
         </w:rPr>
-        <w:t>Trainer, Workout_Plan</w:t>
-      </w:r>
+        <w:t xml:space="preserve">Trainer, </w:t>
+      </w:r>
+      <w:proofErr w:type="spellStart"/>
+      <w:r>
+        <w:rPr>
+          <w:i/>
+          <w:iCs/>
+        </w:rPr>
+        <w:t>Workout_Plan</w:t>
+      </w:r>
+      <w:proofErr w:type="spellEnd"/>
       <w:r>
         <w:t xml:space="preserve">, </w:t>
       </w:r>
+      <w:proofErr w:type="spellStart"/>
       <w:r>
         <w:rPr>
           <w:i/>
@@ -4328,6 +4350,7 @@
         </w:rPr>
         <w:t>Branch_Manager</w:t>
       </w:r>
+      <w:proofErr w:type="spellEnd"/>
       <w:r>
         <w:t xml:space="preserve"> </w:t>
       </w:r>
@@ -4336,6 +4359,7 @@
       <w:r>
         <w:t xml:space="preserve">Trainer management reads </w:t>
       </w:r>
+      <w:proofErr w:type="spellStart"/>
       <w:r>
         <w:rPr>
           <w:i/>
@@ -4343,6 +4367,7 @@
         </w:rPr>
         <w:t>Branch_Manager</w:t>
       </w:r>
+      <w:proofErr w:type="spellEnd"/>
       <w:r>
         <w:t xml:space="preserve"> for the branch dropdown and writes to both </w:t>
       </w:r>
@@ -4356,6 +4381,7 @@
       <w:r>
         <w:t xml:space="preserve"> and </w:t>
       </w:r>
+      <w:proofErr w:type="spellStart"/>
       <w:r>
         <w:rPr>
           <w:i/>
@@ -4363,17 +4389,194 @@
         </w:rPr>
         <w:t>Workout_Plan</w:t>
       </w:r>
+      <w:proofErr w:type="spellEnd"/>
       <w:r>
         <w:t>. These two are kept together in one form because a workout plan can't exist without a trainer — it's a direct 1:M dependency, so it made sense to manage them in the same place rather than a separate form.</w:t>
       </w:r>
     </w:p>
     <w:p>
       <w:pPr>
+        <w:rPr>
+          <w:b/>
+          <w:bCs/>
+        </w:rPr>
+      </w:pPr>
+      <w:r>
+        <w:rPr>
+          <w:b/>
+          <w:bCs/>
+        </w:rPr>
+        <w:lastRenderedPageBreak/>
+        <w:t xml:space="preserve">Procedures used: </w:t>
+      </w:r>
+    </w:p>
+    <w:p>
+      <w:pPr>
+        <w:pStyle w:val="ListParagraph"/>
+        <w:numPr>
+          <w:ilvl w:val="0"/>
+          <w:numId w:val="5"/>
+        </w:numPr>
+      </w:pPr>
+      <w:r>
+        <w:rPr>
+          <w:b/>
+          <w:bCs/>
+        </w:rPr>
+        <w:t>Constructor Procedure</w:t>
+      </w:r>
+      <w:r>
+        <w:t xml:space="preserve"> (public Trainers()) </w:t>
+      </w:r>
+    </w:p>
+    <w:p>
+      <w:pPr>
+        <w:pStyle w:val="ListParagraph"/>
+        <w:numPr>
+          <w:ilvl w:val="0"/>
+          <w:numId w:val="5"/>
+        </w:numPr>
+      </w:pPr>
+      <w:r>
+        <w:rPr>
+          <w:b/>
+          <w:bCs/>
+        </w:rPr>
+        <w:t>Data Loading Procedures</w:t>
+      </w:r>
+      <w:r>
+        <w:t xml:space="preserve"> (</w:t>
+      </w:r>
+      <w:proofErr w:type="spellStart"/>
+      <w:r>
+        <w:t>LoadTrainerData</w:t>
+      </w:r>
+      <w:proofErr w:type="spellEnd"/>
+      <w:r>
+        <w:t xml:space="preserve">(), </w:t>
+      </w:r>
+      <w:proofErr w:type="spellStart"/>
+      <w:r>
+        <w:t>LoadWorkoutPlanData</w:t>
+      </w:r>
+      <w:proofErr w:type="spellEnd"/>
+      <w:r>
+        <w:t xml:space="preserve">(), </w:t>
+      </w:r>
+      <w:proofErr w:type="spellStart"/>
+      <w:r>
+        <w:t>LoadBranchOptions</w:t>
+      </w:r>
+      <w:proofErr w:type="spellEnd"/>
+      <w:r>
+        <w:t xml:space="preserve">(string gender = ""), </w:t>
+      </w:r>
+      <w:proofErr w:type="spellStart"/>
+      <w:r>
+        <w:t>ClearFields</w:t>
+      </w:r>
+      <w:proofErr w:type="spellEnd"/>
+      <w:r>
+        <w:t xml:space="preserve">(), </w:t>
+      </w:r>
+      <w:proofErr w:type="spellStart"/>
+      <w:r>
+        <w:t>ClearPlanFields</w:t>
+      </w:r>
+      <w:proofErr w:type="spellEnd"/>
+      <w:r>
+        <w:t xml:space="preserve">()) </w:t>
+      </w:r>
+    </w:p>
+    <w:p>
+      <w:pPr>
+        <w:pStyle w:val="ListParagraph"/>
+        <w:numPr>
+          <w:ilvl w:val="0"/>
+          <w:numId w:val="5"/>
+        </w:numPr>
+      </w:pPr>
+      <w:r>
+        <w:rPr>
+          <w:b/>
+          <w:bCs/>
+        </w:rPr>
+        <w:t>Event Procedures</w:t>
+      </w:r>
+      <w:r>
+        <w:t xml:space="preserve"> (</w:t>
+      </w:r>
+      <w:proofErr w:type="spellStart"/>
+      <w:r>
+        <w:t>Add_Trainer_Click</w:t>
+      </w:r>
+      <w:proofErr w:type="spellEnd"/>
+      <w:r>
+        <w:t xml:space="preserve">, </w:t>
+      </w:r>
+      <w:proofErr w:type="spellStart"/>
+      <w:r>
+        <w:t>Delete_Trainer_Click</w:t>
+      </w:r>
+      <w:proofErr w:type="spellEnd"/>
+      <w:r>
+        <w:t xml:space="preserve">, </w:t>
+      </w:r>
+      <w:proofErr w:type="spellStart"/>
+      <w:r>
+        <w:t>Update_Trainer_Click</w:t>
+      </w:r>
+      <w:proofErr w:type="spellEnd"/>
+      <w:r>
+        <w:t xml:space="preserve">, </w:t>
+      </w:r>
+      <w:proofErr w:type="spellStart"/>
+      <w:r>
+        <w:t>Search_Click</w:t>
+      </w:r>
+      <w:proofErr w:type="spellEnd"/>
+      <w:r>
+        <w:t xml:space="preserve">, dataGridView1_CellClick, </w:t>
+      </w:r>
+      <w:proofErr w:type="spellStart"/>
+      <w:r>
+        <w:t>Add_Plan_Click</w:t>
+      </w:r>
+      <w:proofErr w:type="spellEnd"/>
+      <w:r>
+        <w:t xml:space="preserve">, </w:t>
+      </w:r>
+      <w:proofErr w:type="spellStart"/>
+      <w:r>
+        <w:t>Delete_Plan_Click</w:t>
+      </w:r>
+      <w:proofErr w:type="spellEnd"/>
+      <w:r>
+        <w:t xml:space="preserve">, </w:t>
+      </w:r>
+      <w:proofErr w:type="spellStart"/>
+      <w:r>
+        <w:t>Search_Plan_Click</w:t>
+      </w:r>
+      <w:proofErr w:type="spellEnd"/>
+      <w:r>
+        <w:t xml:space="preserve">, </w:t>
+      </w:r>
+      <w:proofErr w:type="spellStart"/>
+      <w:r>
+        <w:t>Back_Click</w:t>
+      </w:r>
+      <w:proofErr w:type="spellEnd"/>
+      <w:r>
+        <w:t>)</w:t>
+      </w:r>
+    </w:p>
+    <w:p>
+      <w:pPr>
         <w:pStyle w:val="Heading2"/>
       </w:pPr>
       <w:bookmarkStart w:id="4" w:name="_Toc229058398"/>
       <w:r>
-        <w:lastRenderedPageBreak/>
         <w:t>Class Schedule Management</w:t>
       </w:r>
       <w:bookmarkEnd w:id="4"/>
@@ -4529,6 +4732,7 @@
       <w:r>
         <w:t xml:space="preserve">, </w:t>
       </w:r>
+      <w:proofErr w:type="spellStart"/>
       <w:r>
         <w:rPr>
           <w:i/>
@@ -4536,6 +4740,7 @@
         </w:rPr>
         <w:t>Class_Schedule</w:t>
       </w:r>
+      <w:proofErr w:type="spellEnd"/>
       <w:r>
         <w:t xml:space="preserve">, </w:t>
       </w:r>
@@ -4561,6 +4766,7 @@
       <w:r>
         <w:t xml:space="preserve"> and </w:t>
       </w:r>
+      <w:proofErr w:type="spellStart"/>
       <w:r>
         <w:rPr>
           <w:i/>
@@ -4568,6 +4774,7 @@
         </w:rPr>
         <w:t>Class_Schedule</w:t>
       </w:r>
+      <w:proofErr w:type="spellEnd"/>
       <w:r>
         <w:t>. These two tables are tightly coupled</w:t>
       </w:r>
@@ -4584,18 +4791,13 @@
         <w:t>.</w:t>
       </w:r>
     </w:p>
-    <w:p>
-      <w:r>
-        <w:br w:type="page"/>
-      </w:r>
-    </w:p>
+    <w:p/>
     <w:p>
       <w:pPr>
         <w:pStyle w:val="Heading2"/>
       </w:pPr>
       <w:bookmarkStart w:id="5" w:name="_Toc229058399"/>
       <w:r>
-        <w:lastRenderedPageBreak/>
         <w:t>Membership Management</w:t>
       </w:r>
       <w:bookmarkEnd w:id="5"/>
@@ -4796,18 +4998,13 @@
         <w:t xml:space="preserve"> they don't depend on any other table, and other tables (like Member) just reference them.</w:t>
       </w:r>
     </w:p>
-    <w:p>
-      <w:r>
-        <w:br w:type="page"/>
-      </w:r>
-    </w:p>
+    <w:p/>
     <w:p>
       <w:pPr>
         <w:pStyle w:val="Heading2"/>
       </w:pPr>
       <w:bookmarkStart w:id="6" w:name="_Toc229058400"/>
       <w:r>
-        <w:lastRenderedPageBreak/>
         <w:t>Branch Management</w:t>
       </w:r>
       <w:bookmarkEnd w:id="6"/>
@@ -4925,7 +5122,23 @@
         </w:numPr>
       </w:pPr>
       <w:r>
-        <w:t>The Offers grid at the bottom-left shows which classes each branch offers (Branch_ID, Class_ID).</w:t>
+        <w:t>The Offers grid at the bottom-left shows which classes each branch offers (</w:t>
+      </w:r>
+      <w:proofErr w:type="spellStart"/>
+      <w:r>
+        <w:t>Branch_ID</w:t>
+      </w:r>
+      <w:proofErr w:type="spellEnd"/>
+      <w:r>
+        <w:t xml:space="preserve">, </w:t>
+      </w:r>
+      <w:proofErr w:type="spellStart"/>
+      <w:r>
+        <w:t>Class_ID</w:t>
+      </w:r>
+      <w:proofErr w:type="spellEnd"/>
+      <w:r>
+        <w:t>).</w:t>
       </w:r>
     </w:p>
     <w:p>
@@ -4953,7 +5166,15 @@
         </w:numPr>
       </w:pPr>
       <w:r>
-        <w:t>The Equipment grid shows all equipment assigned to branches (ID, Name, Purchase Date, Maintenance Duration, Branch_ID).</w:t>
+        <w:t xml:space="preserve">The Equipment grid shows all equipment assigned to branches (ID, Name, Purchase Date, Maintenance Duration, </w:t>
+      </w:r>
+      <w:proofErr w:type="spellStart"/>
+      <w:r>
+        <w:t>Branch_ID</w:t>
+      </w:r>
+      <w:proofErr w:type="spellEnd"/>
+      <w:r>
+        <w:t>).</w:t>
       </w:r>
     </w:p>
     <w:p>
@@ -4983,7 +5204,23 @@
           <w:i/>
           <w:iCs/>
         </w:rPr>
-        <w:t>: Branch_Manager, Equipment</w:t>
+        <w:t xml:space="preserve">: </w:t>
+      </w:r>
+      <w:proofErr w:type="spellStart"/>
+      <w:r>
+        <w:rPr>
+          <w:i/>
+          <w:iCs/>
+        </w:rPr>
+        <w:t>Branch_Manager</w:t>
+      </w:r>
+      <w:proofErr w:type="spellEnd"/>
+      <w:r>
+        <w:rPr>
+          <w:i/>
+          <w:iCs/>
+        </w:rPr>
+        <w:t>, Equipment</w:t>
       </w:r>
       <w:r>
         <w:t xml:space="preserve">, </w:t>
@@ -5013,6 +5250,7 @@
       <w:r>
         <w:t xml:space="preserve">This is the broadest form. It writes to </w:t>
       </w:r>
+      <w:proofErr w:type="spellStart"/>
       <w:r>
         <w:rPr>
           <w:i/>
@@ -5020,6 +5258,7 @@
         </w:rPr>
         <w:t>Branch_Manager</w:t>
       </w:r>
+      <w:proofErr w:type="spellEnd"/>
       <w:r>
         <w:t xml:space="preserve"> and </w:t>
       </w:r>
@@ -5057,7 +5296,11 @@
         <w:t>-</w:t>
       </w:r>
       <w:r>
-        <w:t xml:space="preserve"> equipment lives in a branch, classes are offered by a branch. It made sense to give branch managers a full operational view of their branch from one screen.</w:t>
+        <w:t xml:space="preserve"> equipment lives in </w:t>
+      </w:r>
+      <w:r>
+        <w:lastRenderedPageBreak/>
+        <w:t>a branch, classes are offered by a branch. It made sense to give branch managers a full operational view of their branch from one screen.</w:t>
       </w:r>
     </w:p>
     <w:p>
@@ -5072,7 +5315,6 @@
           <w:b/>
           <w:bCs/>
         </w:rPr>
-        <w:lastRenderedPageBreak/>
         <w:t xml:space="preserve">Procedures </w:t>
       </w:r>
       <w:r>
@@ -5114,7 +5356,15 @@
         <w:t xml:space="preserve"> (</w:t>
       </w:r>
       <w:r>
-        <w:t>public Branch(DashBord dash)</w:t>
+        <w:t>public Branch(</w:t>
+      </w:r>
+      <w:proofErr w:type="spellStart"/>
+      <w:r>
+        <w:t>DashBord</w:t>
+      </w:r>
+      <w:proofErr w:type="spellEnd"/>
+      <w:r>
+        <w:t xml:space="preserve"> dash)</w:t>
       </w:r>
       <w:r>
         <w:t>)</w:t>
@@ -5130,26 +5380,62 @@
       <w:r>
         <w:t xml:space="preserve"> (</w:t>
       </w:r>
-      <w:r>
-        <w:t>LoadBranchData()</w:t>
+      <w:proofErr w:type="spellStart"/>
+      <w:r>
+        <w:t>LoadBranchData</w:t>
+      </w:r>
+      <w:proofErr w:type="spellEnd"/>
+      <w:r>
+        <w:t>()</w:t>
       </w:r>
       <w:r>
         <w:t xml:space="preserve">, </w:t>
       </w:r>
-      <w:r>
-        <w:t>LoadOffers(int branchId = -1)</w:t>
+      <w:proofErr w:type="spellStart"/>
+      <w:r>
+        <w:t>LoadOffers</w:t>
+      </w:r>
+      <w:proofErr w:type="spellEnd"/>
+      <w:r>
+        <w:t xml:space="preserve">(int </w:t>
+      </w:r>
+      <w:proofErr w:type="spellStart"/>
+      <w:r>
+        <w:t>branchId</w:t>
+      </w:r>
+      <w:proofErr w:type="spellEnd"/>
+      <w:r>
+        <w:t xml:space="preserve"> = -1)</w:t>
       </w:r>
       <w:r>
         <w:t xml:space="preserve">, </w:t>
       </w:r>
-      <w:r>
-        <w:t>LoadEquipment(int branchId = -1)</w:t>
+      <w:proofErr w:type="spellStart"/>
+      <w:r>
+        <w:t>LoadEquipment</w:t>
+      </w:r>
+      <w:proofErr w:type="spellEnd"/>
+      <w:r>
+        <w:t xml:space="preserve">(int </w:t>
+      </w:r>
+      <w:proofErr w:type="spellStart"/>
+      <w:r>
+        <w:t>branchId</w:t>
+      </w:r>
+      <w:proofErr w:type="spellEnd"/>
+      <w:r>
+        <w:t xml:space="preserve"> = -1)</w:t>
       </w:r>
       <w:r>
         <w:t xml:space="preserve">, </w:t>
       </w:r>
-      <w:r>
-        <w:t>SearchBranchById(int id)</w:t>
+      <w:proofErr w:type="spellStart"/>
+      <w:r>
+        <w:t>SearchBranchById</w:t>
+      </w:r>
+      <w:proofErr w:type="spellEnd"/>
+      <w:r>
+        <w:t>(int id)</w:t>
       </w:r>
       <w:r>
         <w:t>)</w:t>
@@ -5159,7 +5445,6 @@
       <w:pPr>
         <w:ind w:left="360"/>
         <w:rPr>
-          <w:rFonts w:hint="cs"/>
           <w:rtl/>
           <w:lang w:bidi="ar-EG"/>
         </w:rPr>
@@ -5173,57 +5458,75 @@
       <w:r>
         <w:t>(</w:t>
       </w:r>
+      <w:proofErr w:type="spellStart"/>
       <w:r>
         <w:t>btnAdd_Click</w:t>
       </w:r>
+      <w:proofErr w:type="spellEnd"/>
       <w:r>
         <w:t xml:space="preserve">, </w:t>
       </w:r>
+      <w:proofErr w:type="spellStart"/>
       <w:r>
         <w:t>btnDelete_Click</w:t>
       </w:r>
+      <w:proofErr w:type="spellEnd"/>
       <w:r>
         <w:t xml:space="preserve">, </w:t>
       </w:r>
+      <w:proofErr w:type="spellStart"/>
       <w:r>
         <w:t>btnSearch_Click</w:t>
       </w:r>
+      <w:proofErr w:type="spellEnd"/>
       <w:r>
         <w:t xml:space="preserve">, </w:t>
       </w:r>
+      <w:proofErr w:type="spellStart"/>
       <w:r>
         <w:t>dgvBranch_CellClick</w:t>
       </w:r>
+      <w:proofErr w:type="spellEnd"/>
       <w:r>
         <w:t xml:space="preserve">, </w:t>
       </w:r>
+      <w:proofErr w:type="spellStart"/>
       <w:r>
         <w:t>btnAddEquipment_Click</w:t>
       </w:r>
+      <w:proofErr w:type="spellEnd"/>
       <w:r>
         <w:t xml:space="preserve">, </w:t>
       </w:r>
+      <w:proofErr w:type="spellStart"/>
       <w:r>
         <w:t>btnUpdateEquipment_Click</w:t>
       </w:r>
+      <w:proofErr w:type="spellEnd"/>
       <w:r>
         <w:t xml:space="preserve">, </w:t>
       </w:r>
+      <w:proofErr w:type="spellStart"/>
       <w:r>
         <w:t>btnDeleteEquipment_Click</w:t>
       </w:r>
+      <w:proofErr w:type="spellEnd"/>
       <w:r>
         <w:t xml:space="preserve">, </w:t>
       </w:r>
+      <w:proofErr w:type="spellStart"/>
       <w:r>
         <w:t>dgvEquipment_CellClick</w:t>
       </w:r>
+      <w:proofErr w:type="spellEnd"/>
       <w:r>
         <w:t xml:space="preserve">, </w:t>
       </w:r>
+      <w:proofErr w:type="spellStart"/>
       <w:r>
         <w:t>btnBack_Click</w:t>
       </w:r>
+      <w:proofErr w:type="spellEnd"/>
       <w:r>
         <w:t>)</w:t>
       </w:r>
@@ -6005,6 +6308,92 @@
     </w:lvl>
   </w:abstractNum>
   <w:abstractNum w:abstractNumId="2" w15:restartNumberingAfterBreak="0">
+    <w:nsid w:val="497832BF"/>
+    <w:multiLevelType w:val="hybridMultilevel"/>
+    <w:tmpl w:val="1D92E09C"/>
+    <w:lvl w:ilvl="0" w:tplc="0409000F">
+      <w:start w:val="1"/>
+      <w:numFmt w:val="decimal"/>
+      <w:lvlText w:val="%1."/>
+      <w:lvlJc w:val="left"/>
+      <w:pPr>
+        <w:ind w:left="720" w:hanging="360"/>
+      </w:pPr>
+    </w:lvl>
+    <w:lvl w:ilvl="1" w:tplc="04090019" w:tentative="1">
+      <w:start w:val="1"/>
+      <w:numFmt w:val="lowerLetter"/>
+      <w:lvlText w:val="%2."/>
+      <w:lvlJc w:val="left"/>
+      <w:pPr>
+        <w:ind w:left="1440" w:hanging="360"/>
+      </w:pPr>
+    </w:lvl>
+    <w:lvl w:ilvl="2" w:tplc="0409001B" w:tentative="1">
+      <w:start w:val="1"/>
+      <w:numFmt w:val="lowerRoman"/>
+      <w:lvlText w:val="%3."/>
+      <w:lvlJc w:val="right"/>
+      <w:pPr>
+        <w:ind w:left="2160" w:hanging="180"/>
+      </w:pPr>
+    </w:lvl>
+    <w:lvl w:ilvl="3" w:tplc="0409000F" w:tentative="1">
+      <w:start w:val="1"/>
+      <w:numFmt w:val="decimal"/>
+      <w:lvlText w:val="%4."/>
+      <w:lvlJc w:val="left"/>
+      <w:pPr>
+        <w:ind w:left="2880" w:hanging="360"/>
+      </w:pPr>
+    </w:lvl>
+    <w:lvl w:ilvl="4" w:tplc="04090019" w:tentative="1">
+      <w:start w:val="1"/>
+      <w:numFmt w:val="lowerLetter"/>
+      <w:lvlText w:val="%5."/>
+      <w:lvlJc w:val="left"/>
+      <w:pPr>
+        <w:ind w:left="3600" w:hanging="360"/>
+      </w:pPr>
+    </w:lvl>
+    <w:lvl w:ilvl="5" w:tplc="0409001B" w:tentative="1">
+      <w:start w:val="1"/>
+      <w:numFmt w:val="lowerRoman"/>
+      <w:lvlText w:val="%6."/>
+      <w:lvlJc w:val="right"/>
+      <w:pPr>
+        <w:ind w:left="4320" w:hanging="180"/>
+      </w:pPr>
+    </w:lvl>
+    <w:lvl w:ilvl="6" w:tplc="0409000F" w:tentative="1">
+      <w:start w:val="1"/>
+      <w:numFmt w:val="decimal"/>
+      <w:lvlText w:val="%7."/>
+      <w:lvlJc w:val="left"/>
+      <w:pPr>
+        <w:ind w:left="5040" w:hanging="360"/>
+      </w:pPr>
+    </w:lvl>
+    <w:lvl w:ilvl="7" w:tplc="04090019" w:tentative="1">
+      <w:start w:val="1"/>
+      <w:numFmt w:val="lowerLetter"/>
+      <w:lvlText w:val="%8."/>
+      <w:lvlJc w:val="left"/>
+      <w:pPr>
+        <w:ind w:left="5760" w:hanging="360"/>
+      </w:pPr>
+    </w:lvl>
+    <w:lvl w:ilvl="8" w:tplc="0409001B" w:tentative="1">
+      <w:start w:val="1"/>
+      <w:numFmt w:val="lowerRoman"/>
+      <w:lvlText w:val="%9."/>
+      <w:lvlJc w:val="right"/>
+      <w:pPr>
+        <w:ind w:left="6480" w:hanging="180"/>
+      </w:pPr>
+    </w:lvl>
+  </w:abstractNum>
+  <w:abstractNum w:abstractNumId="3" w15:restartNumberingAfterBreak="0">
     <w:nsid w:val="53360056"/>
     <w:multiLevelType w:val="multilevel"/>
     <w:tmpl w:val="BCD24FB8"/>
@@ -6121,7 +6510,7 @@
       </w:pPr>
     </w:lvl>
   </w:abstractNum>
-  <w:abstractNum w:abstractNumId="3" w15:restartNumberingAfterBreak="0">
+  <w:abstractNum w:abstractNumId="4" w15:restartNumberingAfterBreak="0">
     <w:nsid w:val="7935424A"/>
     <w:multiLevelType w:val="hybridMultilevel"/>
     <w:tmpl w:val="9D9E25AC"/>
@@ -6211,7 +6600,7 @@
     </w:lvl>
   </w:abstractNum>
   <w:num w:numId="1" w16cid:durableId="1324241246">
-    <w:abstractNumId w:val="2"/>
+    <w:abstractNumId w:val="3"/>
   </w:num>
   <w:num w:numId="2" w16cid:durableId="472452147">
     <w:abstractNumId w:val="0"/>
@@ -6220,7 +6609,10 @@
     <w:abstractNumId w:val="1"/>
   </w:num>
   <w:num w:numId="4" w16cid:durableId="1293437891">
-    <w:abstractNumId w:val="3"/>
+    <w:abstractNumId w:val="4"/>
+  </w:num>
+  <w:num w:numId="5" w16cid:durableId="1805005445">
+    <w:abstractNumId w:val="2"/>
   </w:num>
 </w:numbering>
 </file>
@@ -6827,6 +7219,7 @@
   <w:style w:type="character" w:default="1" w:styleId="DefaultParagraphFont">
     <w:name w:val="Default Paragraph Font"/>
     <w:uiPriority w:val="1"/>
+    <w:semiHidden/>
     <w:unhideWhenUsed/>
   </w:style>
   <w:style w:type="table" w:default="1" w:styleId="TableNormal">

--- a/DB_Phase02_Report.docx
+++ b/DB_Phase02_Report.docx
@@ -3921,7 +3921,6 @@
       <w:r>
         <w:t xml:space="preserve">, </w:t>
       </w:r>
-      <w:proofErr w:type="spellStart"/>
       <w:r>
         <w:rPr>
           <w:i/>
@@ -3929,7 +3928,6 @@
         </w:rPr>
         <w:t>Member_Phone</w:t>
       </w:r>
-      <w:proofErr w:type="spellEnd"/>
       <w:r>
         <w:t xml:space="preserve">, </w:t>
       </w:r>
@@ -3943,7 +3941,6 @@
       <w:r>
         <w:t xml:space="preserve">, </w:t>
       </w:r>
-      <w:proofErr w:type="spellStart"/>
       <w:r>
         <w:rPr>
           <w:i/>
@@ -3951,11 +3948,9 @@
         </w:rPr>
         <w:t>Workout_Plan</w:t>
       </w:r>
-      <w:proofErr w:type="spellEnd"/>
       <w:r>
         <w:t xml:space="preserve">, </w:t>
       </w:r>
-      <w:proofErr w:type="spellStart"/>
       <w:r>
         <w:rPr>
           <w:i/>
@@ -3963,7 +3958,6 @@
         </w:rPr>
         <w:t>Branch_Manager</w:t>
       </w:r>
-      <w:proofErr w:type="spellEnd"/>
     </w:p>
     <w:p>
       <w:pPr>
@@ -3982,7 +3976,6 @@
       <w:r>
         <w:t xml:space="preserve">, </w:t>
       </w:r>
-      <w:proofErr w:type="spellStart"/>
       <w:r>
         <w:rPr>
           <w:i/>
@@ -3990,11 +3983,9 @@
         </w:rPr>
         <w:t>Workout_Plan</w:t>
       </w:r>
-      <w:proofErr w:type="spellEnd"/>
       <w:r>
         <w:t xml:space="preserve">, and </w:t>
       </w:r>
-      <w:proofErr w:type="spellStart"/>
       <w:r>
         <w:rPr>
           <w:i/>
@@ -4002,7 +3993,6 @@
         </w:rPr>
         <w:t>Branch_Manager</w:t>
       </w:r>
-      <w:proofErr w:type="spellEnd"/>
       <w:r>
         <w:t xml:space="preserve"> to populate the dropdowns so the user picks valid foreign key values. It writes directly to </w:t>
       </w:r>
@@ -4016,7 +4006,6 @@
       <w:r>
         <w:t xml:space="preserve"> and </w:t>
       </w:r>
-      <w:proofErr w:type="spellStart"/>
       <w:r>
         <w:rPr>
           <w:i/>
@@ -4024,10 +4013,202 @@
         </w:rPr>
         <w:t>Member_Phone</w:t>
       </w:r>
+      <w:r>
+        <w:t>. This scope makes sense because a member is the central entity that connects to almost everything — their branch, their plan, and their membership tier all need to be validated at the point of entry.</w:t>
+      </w:r>
+    </w:p>
+    <w:p>
+      <w:pPr>
+        <w:jc w:val="both"/>
+        <w:rPr>
+          <w:b/>
+          <w:bCs/>
+        </w:rPr>
+      </w:pPr>
+      <w:r>
+        <w:rPr>
+          <w:b/>
+          <w:bCs/>
+        </w:rPr>
+        <w:lastRenderedPageBreak/>
+        <w:t>1. Constructor Procedure</w:t>
+      </w:r>
+    </w:p>
+    <w:p>
+      <w:pPr>
+        <w:numPr>
+          <w:ilvl w:val="0"/>
+          <w:numId w:val="6"/>
+        </w:numPr>
+        <w:jc w:val="both"/>
+      </w:pPr>
+      <w:r>
+        <w:t>public Member()</w:t>
+      </w:r>
+    </w:p>
+    <w:p>
+      <w:pPr>
+        <w:jc w:val="both"/>
+        <w:rPr>
+          <w:b/>
+          <w:bCs/>
+        </w:rPr>
+      </w:pPr>
+      <w:r>
+        <w:rPr>
+          <w:b/>
+          <w:bCs/>
+        </w:rPr>
+        <w:t>2. Data Loading Procedures</w:t>
+      </w:r>
+    </w:p>
+    <w:p>
+      <w:pPr>
+        <w:numPr>
+          <w:ilvl w:val="0"/>
+          <w:numId w:val="7"/>
+        </w:numPr>
+        <w:jc w:val="both"/>
+      </w:pPr>
+      <w:proofErr w:type="spellStart"/>
+      <w:r>
+        <w:t>LoadMemberData</w:t>
+      </w:r>
       <w:proofErr w:type="spellEnd"/>
       <w:r>
-        <w:t>. This scope makes sense because a member is the central entity that connects to almost everything — their branch, their plan, and their membership tier all need to be validated at the point of entry.</w:t>
-      </w:r>
+        <w:t>(),</w:t>
+      </w:r>
+      <w:proofErr w:type="spellStart"/>
+      <w:r>
+        <w:t>LoadPhoneData</w:t>
+      </w:r>
+      <w:proofErr w:type="spellEnd"/>
+      <w:r>
+        <w:t xml:space="preserve">(int </w:t>
+      </w:r>
+      <w:proofErr w:type="spellStart"/>
+      <w:r>
+        <w:t>memberId</w:t>
+      </w:r>
+      <w:proofErr w:type="spellEnd"/>
+      <w:r>
+        <w:t xml:space="preserve"> = -1), </w:t>
+      </w:r>
+      <w:proofErr w:type="spellStart"/>
+      <w:r>
+        <w:t>LoadMembershipOptions</w:t>
+      </w:r>
+      <w:proofErr w:type="spellEnd"/>
+      <w:r>
+        <w:t xml:space="preserve">(), </w:t>
+      </w:r>
+      <w:proofErr w:type="spellStart"/>
+      <w:r>
+        <w:t>LoadBranchOptions</w:t>
+      </w:r>
+      <w:proofErr w:type="spellEnd"/>
+      <w:r>
+        <w:t xml:space="preserve">(), </w:t>
+      </w:r>
+      <w:proofErr w:type="spellStart"/>
+      <w:r>
+        <w:t>LoadPlanOptions</w:t>
+      </w:r>
+      <w:proofErr w:type="spellEnd"/>
+      <w:r>
+        <w:t xml:space="preserve">(), </w:t>
+      </w:r>
+      <w:proofErr w:type="spellStart"/>
+      <w:r>
+        <w:t>SetupGenderComboBox</w:t>
+      </w:r>
+      <w:proofErr w:type="spellEnd"/>
+      <w:r>
+        <w:t xml:space="preserve">(), </w:t>
+      </w:r>
+      <w:proofErr w:type="spellStart"/>
+      <w:r>
+        <w:t>ClearFields</w:t>
+      </w:r>
+      <w:proofErr w:type="spellEnd"/>
+      <w:r>
+        <w:t>()</w:t>
+      </w:r>
+    </w:p>
+    <w:p>
+      <w:pPr>
+        <w:jc w:val="both"/>
+        <w:rPr>
+          <w:b/>
+          <w:bCs/>
+        </w:rPr>
+      </w:pPr>
+      <w:r>
+        <w:rPr>
+          <w:b/>
+          <w:bCs/>
+        </w:rPr>
+        <w:t>3. Event Procedures</w:t>
+      </w:r>
+    </w:p>
+    <w:p>
+      <w:pPr>
+        <w:numPr>
+          <w:ilvl w:val="0"/>
+          <w:numId w:val="8"/>
+        </w:numPr>
+        <w:jc w:val="both"/>
+      </w:pPr>
+      <w:proofErr w:type="spellStart"/>
+      <w:r>
+        <w:t>Add_Member_Click</w:t>
+      </w:r>
+      <w:proofErr w:type="spellEnd"/>
+      <w:r>
+        <w:t xml:space="preserve">, </w:t>
+      </w:r>
+      <w:proofErr w:type="spellStart"/>
+      <w:r>
+        <w:t>Delete_Member_Click</w:t>
+      </w:r>
+      <w:proofErr w:type="spellEnd"/>
+      <w:r>
+        <w:t xml:space="preserve">, </w:t>
+      </w:r>
+      <w:proofErr w:type="spellStart"/>
+      <w:r>
+        <w:t>Search_Click</w:t>
+      </w:r>
+      <w:proofErr w:type="spellEnd"/>
+      <w:r>
+        <w:t xml:space="preserve">, </w:t>
+      </w:r>
+      <w:proofErr w:type="spellStart"/>
+      <w:r>
+        <w:t>Add_Phone_Click</w:t>
+      </w:r>
+      <w:proofErr w:type="spellEnd"/>
+      <w:r>
+        <w:t xml:space="preserve">, </w:t>
+      </w:r>
+      <w:proofErr w:type="spellStart"/>
+      <w:r>
+        <w:t>btnNoPlan_Click</w:t>
+      </w:r>
+      <w:proofErr w:type="spellEnd"/>
+      <w:r>
+        <w:t xml:space="preserve">, comboBox1_SelectedIndexChanged, dataGridView1_CellClick, </w:t>
+      </w:r>
+      <w:proofErr w:type="spellStart"/>
+      <w:r>
+        <w:t>Back_Click</w:t>
+      </w:r>
+      <w:proofErr w:type="spellEnd"/>
+    </w:p>
+    <w:p>
+      <w:pPr>
+        <w:jc w:val="both"/>
+      </w:pPr>
     </w:p>
     <w:p>
       <w:pPr>
@@ -4035,7 +4216,6 @@
       </w:pPr>
       <w:bookmarkStart w:id="3" w:name="_Toc229058397"/>
       <w:r>
-        <w:lastRenderedPageBreak/>
         <w:t>Trainer Management</w:t>
       </w:r>
       <w:bookmarkEnd w:id="3"/>
@@ -4046,7 +4226,7 @@
           <w:noProof/>
         </w:rPr>
         <w:drawing>
-          <wp:anchor distT="0" distB="0" distL="114300" distR="114300" simplePos="0" relativeHeight="251670528" behindDoc="0" locked="0" layoutInCell="1" allowOverlap="1" wp14:anchorId="4A0AF41B" wp14:editId="52785D06">
+          <wp:anchor distT="0" distB="0" distL="114300" distR="114300" simplePos="0" relativeHeight="251670528" behindDoc="0" locked="0" layoutInCell="1" allowOverlap="1" wp14:anchorId="4A0AF41B" wp14:editId="77E03B6D">
             <wp:simplePos x="0" y="0"/>
             <wp:positionH relativeFrom="column">
               <wp:posOffset>3023047</wp:posOffset>
@@ -4118,7 +4298,7 @@
           <w:noProof/>
         </w:rPr>
         <w:drawing>
-          <wp:anchor distT="0" distB="0" distL="114300" distR="114300" simplePos="0" relativeHeight="251669504" behindDoc="0" locked="0" layoutInCell="1" allowOverlap="1" wp14:anchorId="60755C46" wp14:editId="0C4F1F81">
+          <wp:anchor distT="0" distB="0" distL="114300" distR="114300" simplePos="0" relativeHeight="251669504" behindDoc="0" locked="0" layoutInCell="1" allowOverlap="1" wp14:anchorId="60755C46" wp14:editId="054D0C5F">
             <wp:simplePos x="0" y="0"/>
             <wp:positionH relativeFrom="margin">
               <wp:posOffset>-486424</wp:posOffset>
@@ -4270,6 +4450,7 @@
         </w:numPr>
       </w:pPr>
       <w:r>
+        <w:lastRenderedPageBreak/>
         <w:t>Add and delete workout plans.</w:t>
       </w:r>
     </w:p>
@@ -4328,9 +4509,46 @@
           <w:i/>
           <w:iCs/>
         </w:rPr>
-        <w:t xml:space="preserve">Trainer, </w:t>
-      </w:r>
-      <w:proofErr w:type="spellStart"/>
+        <w:t>Trainer, Workout_Plan</w:t>
+      </w:r>
+      <w:r>
+        <w:t xml:space="preserve">, </w:t>
+      </w:r>
+      <w:r>
+        <w:rPr>
+          <w:i/>
+          <w:iCs/>
+        </w:rPr>
+        <w:t>Branch_Manager</w:t>
+      </w:r>
+      <w:r>
+        <w:t xml:space="preserve"> </w:t>
+      </w:r>
+    </w:p>
+    <w:p>
+      <w:r>
+        <w:t xml:space="preserve">Trainer management reads </w:t>
+      </w:r>
+      <w:r>
+        <w:rPr>
+          <w:i/>
+          <w:iCs/>
+        </w:rPr>
+        <w:t>Branch_Manager</w:t>
+      </w:r>
+      <w:r>
+        <w:t xml:space="preserve"> for the branch dropdown and writes to both </w:t>
+      </w:r>
+      <w:r>
+        <w:rPr>
+          <w:i/>
+          <w:iCs/>
+        </w:rPr>
+        <w:t>Trainer</w:t>
+      </w:r>
+      <w:r>
+        <w:t xml:space="preserve"> and </w:t>
+      </w:r>
       <w:r>
         <w:rPr>
           <w:i/>
@@ -4338,58 +4556,6 @@
         </w:rPr>
         <w:t>Workout_Plan</w:t>
       </w:r>
-      <w:proofErr w:type="spellEnd"/>
-      <w:r>
-        <w:t xml:space="preserve">, </w:t>
-      </w:r>
-      <w:proofErr w:type="spellStart"/>
-      <w:r>
-        <w:rPr>
-          <w:i/>
-          <w:iCs/>
-        </w:rPr>
-        <w:t>Branch_Manager</w:t>
-      </w:r>
-      <w:proofErr w:type="spellEnd"/>
-      <w:r>
-        <w:t xml:space="preserve"> </w:t>
-      </w:r>
-    </w:p>
-    <w:p>
-      <w:r>
-        <w:t xml:space="preserve">Trainer management reads </w:t>
-      </w:r>
-      <w:proofErr w:type="spellStart"/>
-      <w:r>
-        <w:rPr>
-          <w:i/>
-          <w:iCs/>
-        </w:rPr>
-        <w:t>Branch_Manager</w:t>
-      </w:r>
-      <w:proofErr w:type="spellEnd"/>
-      <w:r>
-        <w:t xml:space="preserve"> for the branch dropdown and writes to both </w:t>
-      </w:r>
-      <w:r>
-        <w:rPr>
-          <w:i/>
-          <w:iCs/>
-        </w:rPr>
-        <w:t>Trainer</w:t>
-      </w:r>
-      <w:r>
-        <w:t xml:space="preserve"> and </w:t>
-      </w:r>
-      <w:proofErr w:type="spellStart"/>
-      <w:r>
-        <w:rPr>
-          <w:i/>
-          <w:iCs/>
-        </w:rPr>
-        <w:t>Workout_Plan</w:t>
-      </w:r>
-      <w:proofErr w:type="spellEnd"/>
       <w:r>
         <w:t>. These two are kept together in one form because a workout plan can't exist without a trainer — it's a direct 1:M dependency, so it made sense to manage them in the same place rather than a separate form.</w:t>
       </w:r>
@@ -4406,7 +4572,6 @@
           <w:b/>
           <w:bCs/>
         </w:rPr>
-        <w:lastRenderedPageBreak/>
         <w:t xml:space="preserve">Procedures used: </w:t>
       </w:r>
     </w:p>
@@ -4445,47 +4610,7 @@
         <w:t>Data Loading Procedures</w:t>
       </w:r>
       <w:r>
-        <w:t xml:space="preserve"> (</w:t>
-      </w:r>
-      <w:proofErr w:type="spellStart"/>
-      <w:r>
-        <w:t>LoadTrainerData</w:t>
-      </w:r>
-      <w:proofErr w:type="spellEnd"/>
-      <w:r>
-        <w:t xml:space="preserve">(), </w:t>
-      </w:r>
-      <w:proofErr w:type="spellStart"/>
-      <w:r>
-        <w:t>LoadWorkoutPlanData</w:t>
-      </w:r>
-      <w:proofErr w:type="spellEnd"/>
-      <w:r>
-        <w:t xml:space="preserve">(), </w:t>
-      </w:r>
-      <w:proofErr w:type="spellStart"/>
-      <w:r>
-        <w:t>LoadBranchOptions</w:t>
-      </w:r>
-      <w:proofErr w:type="spellEnd"/>
-      <w:r>
-        <w:t xml:space="preserve">(string gender = ""), </w:t>
-      </w:r>
-      <w:proofErr w:type="spellStart"/>
-      <w:r>
-        <w:t>ClearFields</w:t>
-      </w:r>
-      <w:proofErr w:type="spellEnd"/>
-      <w:r>
-        <w:t xml:space="preserve">(), </w:t>
-      </w:r>
-      <w:proofErr w:type="spellStart"/>
-      <w:r>
-        <w:t>ClearPlanFields</w:t>
-      </w:r>
-      <w:proofErr w:type="spellEnd"/>
-      <w:r>
-        <w:t xml:space="preserve">()) </w:t>
+        <w:t xml:space="preserve"> (LoadTrainerData(), LoadWorkoutPlanData(), LoadBranchOptions(string gender = ""), ClearFields(), ClearPlanFields()) </w:t>
       </w:r>
     </w:p>
     <w:p>
@@ -4504,71 +4629,7 @@
         <w:t>Event Procedures</w:t>
       </w:r>
       <w:r>
-        <w:t xml:space="preserve"> (</w:t>
-      </w:r>
-      <w:proofErr w:type="spellStart"/>
-      <w:r>
-        <w:t>Add_Trainer_Click</w:t>
-      </w:r>
-      <w:proofErr w:type="spellEnd"/>
-      <w:r>
-        <w:t xml:space="preserve">, </w:t>
-      </w:r>
-      <w:proofErr w:type="spellStart"/>
-      <w:r>
-        <w:t>Delete_Trainer_Click</w:t>
-      </w:r>
-      <w:proofErr w:type="spellEnd"/>
-      <w:r>
-        <w:t xml:space="preserve">, </w:t>
-      </w:r>
-      <w:proofErr w:type="spellStart"/>
-      <w:r>
-        <w:t>Update_Trainer_Click</w:t>
-      </w:r>
-      <w:proofErr w:type="spellEnd"/>
-      <w:r>
-        <w:t xml:space="preserve">, </w:t>
-      </w:r>
-      <w:proofErr w:type="spellStart"/>
-      <w:r>
-        <w:t>Search_Click</w:t>
-      </w:r>
-      <w:proofErr w:type="spellEnd"/>
-      <w:r>
-        <w:t xml:space="preserve">, dataGridView1_CellClick, </w:t>
-      </w:r>
-      <w:proofErr w:type="spellStart"/>
-      <w:r>
-        <w:t>Add_Plan_Click</w:t>
-      </w:r>
-      <w:proofErr w:type="spellEnd"/>
-      <w:r>
-        <w:t xml:space="preserve">, </w:t>
-      </w:r>
-      <w:proofErr w:type="spellStart"/>
-      <w:r>
-        <w:t>Delete_Plan_Click</w:t>
-      </w:r>
-      <w:proofErr w:type="spellEnd"/>
-      <w:r>
-        <w:t xml:space="preserve">, </w:t>
-      </w:r>
-      <w:proofErr w:type="spellStart"/>
-      <w:r>
-        <w:t>Search_Plan_Click</w:t>
-      </w:r>
-      <w:proofErr w:type="spellEnd"/>
-      <w:r>
-        <w:t xml:space="preserve">, </w:t>
-      </w:r>
-      <w:proofErr w:type="spellStart"/>
-      <w:r>
-        <w:t>Back_Click</w:t>
-      </w:r>
-      <w:proofErr w:type="spellEnd"/>
-      <w:r>
-        <w:t>)</w:t>
+        <w:t xml:space="preserve"> (Add_Trainer_Click, Delete_Trainer_Click, Update_Trainer_Click, Search_Click, dataGridView1_CellClick, Add_Plan_Click, Delete_Plan_Click, Search_Plan_Click, Back_Click)</w:t>
       </w:r>
     </w:p>
     <w:p>
@@ -4653,6 +4714,7 @@
           <w:b/>
           <w:bCs/>
         </w:rPr>
+        <w:lastRenderedPageBreak/>
         <w:t>Functionalities:</w:t>
       </w:r>
     </w:p>
@@ -4732,7 +4794,6 @@
       <w:r>
         <w:t xml:space="preserve">, </w:t>
       </w:r>
-      <w:proofErr w:type="spellStart"/>
       <w:r>
         <w:rPr>
           <w:i/>
@@ -4740,7 +4801,6 @@
         </w:rPr>
         <w:t>Class_Schedule</w:t>
       </w:r>
-      <w:proofErr w:type="spellEnd"/>
       <w:r>
         <w:t xml:space="preserve">, </w:t>
       </w:r>
@@ -4766,7 +4826,6 @@
       <w:r>
         <w:t xml:space="preserve"> and </w:t>
       </w:r>
-      <w:proofErr w:type="spellStart"/>
       <w:r>
         <w:rPr>
           <w:i/>
@@ -4774,7 +4833,6 @@
         </w:rPr>
         <w:t>Class_Schedule</w:t>
       </w:r>
-      <w:proofErr w:type="spellEnd"/>
       <w:r>
         <w:t>. These two tables are tightly coupled</w:t>
       </w:r>
@@ -4823,6 +4881,7 @@
         <w:rPr>
           <w:noProof/>
         </w:rPr>
+        <w:lastRenderedPageBreak/>
         <w:drawing>
           <wp:inline distT="0" distB="0" distL="0" distR="0" wp14:anchorId="618CD822" wp14:editId="043FE26E">
             <wp:extent cx="5151229" cy="3723640"/>
@@ -4996,6 +5055,186 @@
       </w:r>
       <w:r>
         <w:t xml:space="preserve"> they don't depend on any other table, and other tables (like Member) just reference them.</w:t>
+      </w:r>
+    </w:p>
+    <w:p/>
+    <w:p>
+      <w:pPr>
+        <w:rPr>
+          <w:b/>
+          <w:bCs/>
+        </w:rPr>
+      </w:pPr>
+      <w:r>
+        <w:rPr>
+          <w:b/>
+          <w:bCs/>
+        </w:rPr>
+        <w:t>Membership Form: Procedures used</w:t>
+      </w:r>
+    </w:p>
+    <w:p>
+      <w:pPr>
+        <w:rPr>
+          <w:b/>
+          <w:bCs/>
+        </w:rPr>
+      </w:pPr>
+      <w:r>
+        <w:rPr>
+          <w:b/>
+          <w:bCs/>
+        </w:rPr>
+        <w:t>1. Constructor Procedure</w:t>
+      </w:r>
+    </w:p>
+    <w:p>
+      <w:pPr>
+        <w:numPr>
+          <w:ilvl w:val="0"/>
+          <w:numId w:val="9"/>
+        </w:numPr>
+      </w:pPr>
+      <w:r>
+        <w:t>public Membership()</w:t>
+      </w:r>
+    </w:p>
+    <w:p>
+      <w:pPr>
+        <w:rPr>
+          <w:b/>
+          <w:bCs/>
+        </w:rPr>
+      </w:pPr>
+      <w:r>
+        <w:rPr>
+          <w:b/>
+          <w:bCs/>
+        </w:rPr>
+        <w:lastRenderedPageBreak/>
+        <w:t>2. Data Loading Procedures</w:t>
+      </w:r>
+    </w:p>
+    <w:p>
+      <w:pPr>
+        <w:numPr>
+          <w:ilvl w:val="0"/>
+          <w:numId w:val="10"/>
+        </w:numPr>
+      </w:pPr>
+      <w:proofErr w:type="spellStart"/>
+      <w:r>
+        <w:t>LoadMembershipData</w:t>
+      </w:r>
+      <w:proofErr w:type="spellEnd"/>
+      <w:r>
+        <w:t xml:space="preserve">(), </w:t>
+      </w:r>
+      <w:proofErr w:type="spellStart"/>
+      <w:r>
+        <w:t>SetupDurationComboBox</w:t>
+      </w:r>
+      <w:proofErr w:type="spellEnd"/>
+      <w:r>
+        <w:t xml:space="preserve">(), </w:t>
+      </w:r>
+      <w:proofErr w:type="spellStart"/>
+      <w:r>
+        <w:t>ClearFields</w:t>
+      </w:r>
+      <w:proofErr w:type="spellEnd"/>
+      <w:r>
+        <w:t xml:space="preserve">(), </w:t>
+      </w:r>
+      <w:proofErr w:type="spellStart"/>
+      <w:r>
+        <w:t>StyleDataGridView</w:t>
+      </w:r>
+      <w:proofErr w:type="spellEnd"/>
+      <w:r>
+        <w:t xml:space="preserve">(), </w:t>
+      </w:r>
+      <w:proofErr w:type="spellStart"/>
+      <w:r>
+        <w:t>ApplyStyle</w:t>
+      </w:r>
+      <w:proofErr w:type="spellEnd"/>
+      <w:r>
+        <w:t>(</w:t>
+      </w:r>
+      <w:proofErr w:type="spellStart"/>
+      <w:r>
+        <w:t>DataGridView</w:t>
+      </w:r>
+      <w:proofErr w:type="spellEnd"/>
+      <w:r>
+        <w:t xml:space="preserve"> </w:t>
+      </w:r>
+      <w:proofErr w:type="spellStart"/>
+      <w:r>
+        <w:t>dgv</w:t>
+      </w:r>
+      <w:proofErr w:type="spellEnd"/>
+      <w:r>
+        <w:t>)</w:t>
+      </w:r>
+    </w:p>
+    <w:p>
+      <w:pPr>
+        <w:rPr>
+          <w:b/>
+          <w:bCs/>
+        </w:rPr>
+      </w:pPr>
+      <w:r>
+        <w:rPr>
+          <w:b/>
+          <w:bCs/>
+        </w:rPr>
+        <w:t>3. Event Procedures</w:t>
+      </w:r>
+    </w:p>
+    <w:p>
+      <w:pPr>
+        <w:numPr>
+          <w:ilvl w:val="0"/>
+          <w:numId w:val="11"/>
+        </w:numPr>
+      </w:pPr>
+      <w:r>
+        <w:t xml:space="preserve">Add_MemberShip_Click, </w:t>
+      </w:r>
+      <w:proofErr w:type="spellStart"/>
+      <w:r>
+        <w:t>Update_MemberShip_Click</w:t>
+      </w:r>
+      <w:proofErr w:type="spellEnd"/>
+      <w:r>
+        <w:t xml:space="preserve">, </w:t>
+      </w:r>
+      <w:proofErr w:type="spellStart"/>
+      <w:r>
+        <w:t>Delete_MemberShip_Click</w:t>
+      </w:r>
+      <w:proofErr w:type="spellEnd"/>
+      <w:r>
+        <w:t xml:space="preserve">, </w:t>
+      </w:r>
+      <w:proofErr w:type="spellStart"/>
+      <w:r>
+        <w:t>Search_Click</w:t>
+      </w:r>
+      <w:proofErr w:type="spellEnd"/>
+      <w:r>
+        <w:t xml:space="preserve">, </w:t>
+      </w:r>
+      <w:proofErr w:type="spellStart"/>
+      <w:r>
+        <w:t>Back_Click</w:t>
+      </w:r>
+      <w:proofErr w:type="spellEnd"/>
+      <w:r>
+        <w:t>, dataGridView1_CellClick</w:t>
       </w:r>
     </w:p>
     <w:p/>
@@ -5122,23 +5361,7 @@
         </w:numPr>
       </w:pPr>
       <w:r>
-        <w:t>The Offers grid at the bottom-left shows which classes each branch offers (</w:t>
-      </w:r>
-      <w:proofErr w:type="spellStart"/>
-      <w:r>
-        <w:t>Branch_ID</w:t>
-      </w:r>
-      <w:proofErr w:type="spellEnd"/>
-      <w:r>
-        <w:t xml:space="preserve">, </w:t>
-      </w:r>
-      <w:proofErr w:type="spellStart"/>
-      <w:r>
-        <w:t>Class_ID</w:t>
-      </w:r>
-      <w:proofErr w:type="spellEnd"/>
-      <w:r>
-        <w:t>).</w:t>
+        <w:t>The Offers grid at the bottom-left shows which classes each branch offers (Branch_ID, Class_ID).</w:t>
       </w:r>
     </w:p>
     <w:p>
@@ -5166,15 +5389,7 @@
         </w:numPr>
       </w:pPr>
       <w:r>
-        <w:t xml:space="preserve">The Equipment grid shows all equipment assigned to branches (ID, Name, Purchase Date, Maintenance Duration, </w:t>
-      </w:r>
-      <w:proofErr w:type="spellStart"/>
-      <w:r>
-        <w:t>Branch_ID</w:t>
-      </w:r>
-      <w:proofErr w:type="spellEnd"/>
-      <w:r>
-        <w:t>).</w:t>
+        <w:t>The Equipment grid shows all equipment assigned to branches (ID, Name, Purchase Date, Maintenance Duration, Branch_ID).</w:t>
       </w:r>
     </w:p>
     <w:p>
@@ -5185,6 +5400,7 @@
         </w:numPr>
       </w:pPr>
       <w:r>
+        <w:lastRenderedPageBreak/>
         <w:t>Add, update, and delete equipment records directly from this form using the panel on the right side.</w:t>
       </w:r>
     </w:p>
@@ -5204,9 +5420,36 @@
           <w:i/>
           <w:iCs/>
         </w:rPr>
-        <w:t xml:space="preserve">: </w:t>
-      </w:r>
-      <w:proofErr w:type="spellStart"/>
+        <w:t>: Branch_Manager, Equipment</w:t>
+      </w:r>
+      <w:r>
+        <w:t xml:space="preserve">, </w:t>
+      </w:r>
+      <w:r>
+        <w:rPr>
+          <w:i/>
+          <w:iCs/>
+        </w:rPr>
+        <w:t>Offers</w:t>
+      </w:r>
+      <w:r>
+        <w:t xml:space="preserve">, </w:t>
+      </w:r>
+      <w:r>
+        <w:rPr>
+          <w:i/>
+          <w:iCs/>
+        </w:rPr>
+        <w:t>Class</w:t>
+      </w:r>
+      <w:r>
+        <w:t xml:space="preserve"> </w:t>
+      </w:r>
+    </w:p>
+    <w:p>
+      <w:r>
+        <w:t xml:space="preserve">This is the broadest form. It writes to </w:t>
+      </w:r>
       <w:r>
         <w:rPr>
           <w:i/>
@@ -5214,16 +5457,18 @@
         </w:rPr>
         <w:t>Branch_Manager</w:t>
       </w:r>
-      <w:proofErr w:type="spellEnd"/>
+      <w:r>
+        <w:t xml:space="preserve"> and </w:t>
+      </w:r>
       <w:r>
         <w:rPr>
           <w:i/>
           <w:iCs/>
         </w:rPr>
-        <w:t>, Equipment</w:t>
-      </w:r>
-      <w:r>
-        <w:t xml:space="preserve">, </w:t>
+        <w:t>Equipment</w:t>
+      </w:r>
+      <w:r>
+        <w:t xml:space="preserve">, and reads </w:t>
       </w:r>
       <w:r>
         <w:rPr>
@@ -5233,7 +5478,7 @@
         <w:t>Offers</w:t>
       </w:r>
       <w:r>
-        <w:t xml:space="preserve">, </w:t>
+        <w:t xml:space="preserve"> and </w:t>
       </w:r>
       <w:r>
         <w:rPr>
@@ -5243,64 +5488,13 @@
         <w:t>Class</w:t>
       </w:r>
       <w:r>
-        <w:t xml:space="preserve"> </w:t>
-      </w:r>
-    </w:p>
-    <w:p>
-      <w:r>
-        <w:t xml:space="preserve">This is the broadest form. It writes to </w:t>
-      </w:r>
-      <w:proofErr w:type="spellStart"/>
-      <w:r>
-        <w:rPr>
-          <w:i/>
-          <w:iCs/>
-        </w:rPr>
-        <w:t>Branch_Manager</w:t>
-      </w:r>
-      <w:proofErr w:type="spellEnd"/>
-      <w:r>
-        <w:t xml:space="preserve"> and </w:t>
-      </w:r>
-      <w:r>
-        <w:rPr>
-          <w:i/>
-          <w:iCs/>
-        </w:rPr>
-        <w:t>Equipment</w:t>
-      </w:r>
-      <w:r>
-        <w:t xml:space="preserve">, and reads </w:t>
-      </w:r>
-      <w:r>
-        <w:rPr>
-          <w:i/>
-          <w:iCs/>
-        </w:rPr>
-        <w:t>Offers</w:t>
-      </w:r>
-      <w:r>
-        <w:t xml:space="preserve"> and </w:t>
-      </w:r>
-      <w:r>
-        <w:rPr>
-          <w:i/>
-          <w:iCs/>
-        </w:rPr>
-        <w:t>Class</w:t>
-      </w:r>
-      <w:r>
         <w:t xml:space="preserve"> to display which classes each branch provides. The reason this form is the widest in scope is that a branch is the physical container for everything </w:t>
       </w:r>
       <w:r>
         <w:t>-</w:t>
       </w:r>
       <w:r>
-        <w:t xml:space="preserve"> equipment lives in </w:t>
-      </w:r>
-      <w:r>
-        <w:lastRenderedPageBreak/>
-        <w:t>a branch, classes are offered by a branch. It made sense to give branch managers a full operational view of their branch from one screen.</w:t>
+        <w:t xml:space="preserve"> equipment lives in a branch, classes are offered by a branch. It made sense to give branch managers a full operational view of their branch from one screen.</w:t>
       </w:r>
     </w:p>
     <w:p>
@@ -5356,15 +5550,7 @@
         <w:t xml:space="preserve"> (</w:t>
       </w:r>
       <w:r>
-        <w:t>public Branch(</w:t>
-      </w:r>
-      <w:proofErr w:type="spellStart"/>
-      <w:r>
-        <w:t>DashBord</w:t>
-      </w:r>
-      <w:proofErr w:type="spellEnd"/>
-      <w:r>
-        <w:t xml:space="preserve"> dash)</w:t>
+        <w:t>public Branch(DashBord dash)</w:t>
       </w:r>
       <w:r>
         <w:t>)</w:t>
@@ -5380,62 +5566,26 @@
       <w:r>
         <w:t xml:space="preserve"> (</w:t>
       </w:r>
-      <w:proofErr w:type="spellStart"/>
-      <w:r>
-        <w:t>LoadBranchData</w:t>
-      </w:r>
-      <w:proofErr w:type="spellEnd"/>
-      <w:r>
-        <w:t>()</w:t>
+      <w:r>
+        <w:t>LoadBranchData()</w:t>
       </w:r>
       <w:r>
         <w:t xml:space="preserve">, </w:t>
       </w:r>
-      <w:proofErr w:type="spellStart"/>
-      <w:r>
-        <w:t>LoadOffers</w:t>
-      </w:r>
-      <w:proofErr w:type="spellEnd"/>
-      <w:r>
-        <w:t xml:space="preserve">(int </w:t>
-      </w:r>
-      <w:proofErr w:type="spellStart"/>
-      <w:r>
-        <w:t>branchId</w:t>
-      </w:r>
-      <w:proofErr w:type="spellEnd"/>
-      <w:r>
-        <w:t xml:space="preserve"> = -1)</w:t>
+      <w:r>
+        <w:t>LoadOffers(int branchId = -1)</w:t>
       </w:r>
       <w:r>
         <w:t xml:space="preserve">, </w:t>
       </w:r>
-      <w:proofErr w:type="spellStart"/>
-      <w:r>
-        <w:t>LoadEquipment</w:t>
-      </w:r>
-      <w:proofErr w:type="spellEnd"/>
-      <w:r>
-        <w:t xml:space="preserve">(int </w:t>
-      </w:r>
-      <w:proofErr w:type="spellStart"/>
-      <w:r>
-        <w:t>branchId</w:t>
-      </w:r>
-      <w:proofErr w:type="spellEnd"/>
-      <w:r>
-        <w:t xml:space="preserve"> = -1)</w:t>
+      <w:r>
+        <w:t>LoadEquipment(int branchId = -1)</w:t>
       </w:r>
       <w:r>
         <w:t xml:space="preserve">, </w:t>
       </w:r>
-      <w:proofErr w:type="spellStart"/>
-      <w:r>
-        <w:t>SearchBranchById</w:t>
-      </w:r>
-      <w:proofErr w:type="spellEnd"/>
-      <w:r>
-        <w:t>(int id)</w:t>
+      <w:r>
+        <w:t>SearchBranchById(int id)</w:t>
       </w:r>
       <w:r>
         <w:t>)</w:t>
@@ -5458,75 +5608,57 @@
       <w:r>
         <w:t>(</w:t>
       </w:r>
-      <w:proofErr w:type="spellStart"/>
       <w:r>
         <w:t>btnAdd_Click</w:t>
       </w:r>
-      <w:proofErr w:type="spellEnd"/>
       <w:r>
         <w:t xml:space="preserve">, </w:t>
       </w:r>
-      <w:proofErr w:type="spellStart"/>
       <w:r>
         <w:t>btnDelete_Click</w:t>
       </w:r>
-      <w:proofErr w:type="spellEnd"/>
       <w:r>
         <w:t xml:space="preserve">, </w:t>
       </w:r>
-      <w:proofErr w:type="spellStart"/>
       <w:r>
         <w:t>btnSearch_Click</w:t>
       </w:r>
-      <w:proofErr w:type="spellEnd"/>
       <w:r>
         <w:t xml:space="preserve">, </w:t>
       </w:r>
-      <w:proofErr w:type="spellStart"/>
       <w:r>
         <w:t>dgvBranch_CellClick</w:t>
       </w:r>
-      <w:proofErr w:type="spellEnd"/>
       <w:r>
         <w:t xml:space="preserve">, </w:t>
       </w:r>
-      <w:proofErr w:type="spellStart"/>
       <w:r>
         <w:t>btnAddEquipment_Click</w:t>
       </w:r>
-      <w:proofErr w:type="spellEnd"/>
       <w:r>
         <w:t xml:space="preserve">, </w:t>
       </w:r>
-      <w:proofErr w:type="spellStart"/>
       <w:r>
         <w:t>btnUpdateEquipment_Click</w:t>
       </w:r>
-      <w:proofErr w:type="spellEnd"/>
       <w:r>
         <w:t xml:space="preserve">, </w:t>
       </w:r>
-      <w:proofErr w:type="spellStart"/>
       <w:r>
         <w:t>btnDeleteEquipment_Click</w:t>
       </w:r>
-      <w:proofErr w:type="spellEnd"/>
       <w:r>
         <w:t xml:space="preserve">, </w:t>
       </w:r>
-      <w:proofErr w:type="spellStart"/>
       <w:r>
         <w:t>dgvEquipment_CellClick</w:t>
       </w:r>
-      <w:proofErr w:type="spellEnd"/>
       <w:r>
         <w:t xml:space="preserve">, </w:t>
       </w:r>
-      <w:proofErr w:type="spellStart"/>
       <w:r>
         <w:t>btnBack_Click</w:t>
       </w:r>
-      <w:proofErr w:type="spellEnd"/>
       <w:r>
         <w:t>)</w:t>
       </w:r>
@@ -6117,6 +6249,453 @@
 <file path=word/numbering.xml><?xml version="1.0" encoding="utf-8"?>
 <w:numbering xmlns:wpc="http://schemas.microsoft.com/office/word/2010/wordprocessingCanvas" xmlns:cx="http://schemas.microsoft.com/office/drawing/2014/chartex" xmlns:cx1="http://schemas.microsoft.com/office/drawing/2015/9/8/chartex" xmlns:cx2="http://schemas.microsoft.com/office/drawing/2015/10/21/chartex" xmlns:cx3="http://schemas.microsoft.com/office/drawing/2016/5/9/chartex" xmlns:cx4="http://schemas.microsoft.com/office/drawing/2016/5/10/chartex" xmlns:cx5="http://schemas.microsoft.com/office/drawing/2016/5/11/chartex" xmlns:cx6="http://schemas.microsoft.com/office/drawing/2016/5/12/chartex" xmlns:cx7="http://schemas.microsoft.com/office/drawing/2016/5/13/chartex" xmlns:cx8="http://schemas.microsoft.com/office/drawing/2016/5/14/chartex" xmlns:mc="http://schemas.openxmlformats.org/markup-compatibility/2006" xmlns:aink="http://schemas.microsoft.com/office/drawing/2016/ink" xmlns:am3d="http://schemas.microsoft.com/office/drawing/2017/model3d" xmlns:o="urn:schemas-microsoft-com:office:office" xmlns:oel="http://schemas.microsoft.com/office/2019/extlst" xmlns:r="http://schemas.openxmlformats.org/officeDocument/2006/relationships" xmlns:m="http://schemas.openxmlformats.org/officeDocument/2006/math" xmlns:v="urn:schemas-microsoft-com:vml" xmlns:wp14="http://schemas.microsoft.com/office/word/2010/wordprocessingDrawing" xmlns:wp="http://schemas.openxmlformats.org/drawingml/2006/wordprocessingDrawing" xmlns:w10="urn:schemas-microsoft-com:office:word" xmlns:w="http://schemas.openxmlformats.org/wordprocessingml/2006/main" xmlns:w14="http://schemas.microsoft.com/office/word/2010/wordml" xmlns:w15="http://schemas.microsoft.com/office/word/2012/wordml" xmlns:w16cex="http://schemas.microsoft.com/office/word/2018/wordml/cex" xmlns:w16cid="http://schemas.microsoft.com/office/word/2016/wordml/cid" xmlns:w16="http://schemas.microsoft.com/office/word/2018/wordml" xmlns:w16du="http://schemas.microsoft.com/office/word/2023/wordml/word16du" xmlns:w16sdtdh="http://schemas.microsoft.com/office/word/2020/wordml/sdtdatahash" xmlns:w16sdtfl="http://schemas.microsoft.com/office/word/2024/wordml/sdtformatlock" xmlns:w16se="http://schemas.microsoft.com/office/word/2015/wordml/symex" xmlns:wpg="http://schemas.microsoft.com/office/word/2010/wordprocessingGroup" xmlns:wpi="http://schemas.microsoft.com/office/word/2010/wordprocessingInk" xmlns:wne="http://schemas.microsoft.com/office/word/2006/wordml" xmlns:wps="http://schemas.microsoft.com/office/word/2010/wordprocessingShape" mc:Ignorable="w14 w15 w16se w16cid w16 w16cex w16sdtdh w16sdtfl w16du wp14">
   <w:abstractNum w:abstractNumId="0" w15:restartNumberingAfterBreak="0">
+    <w:nsid w:val="06175F98"/>
+    <w:multiLevelType w:val="multilevel"/>
+    <w:tmpl w:val="2DA436D8"/>
+    <w:lvl w:ilvl="0">
+      <w:start w:val="1"/>
+      <w:numFmt w:val="bullet"/>
+      <w:lvlText w:val=""/>
+      <w:lvlJc w:val="left"/>
+      <w:pPr>
+        <w:tabs>
+          <w:tab w:val="num" w:pos="720"/>
+        </w:tabs>
+        <w:ind w:left="720" w:hanging="360"/>
+      </w:pPr>
+      <w:rPr>
+        <w:rFonts w:ascii="Symbol" w:hAnsi="Symbol" w:hint="default"/>
+        <w:sz w:val="20"/>
+      </w:rPr>
+    </w:lvl>
+    <w:lvl w:ilvl="1" w:tentative="1">
+      <w:start w:val="1"/>
+      <w:numFmt w:val="bullet"/>
+      <w:lvlText w:val="o"/>
+      <w:lvlJc w:val="left"/>
+      <w:pPr>
+        <w:tabs>
+          <w:tab w:val="num" w:pos="1440"/>
+        </w:tabs>
+        <w:ind w:left="1440" w:hanging="360"/>
+      </w:pPr>
+      <w:rPr>
+        <w:rFonts w:ascii="Courier New" w:hAnsi="Courier New" w:hint="default"/>
+        <w:sz w:val="20"/>
+      </w:rPr>
+    </w:lvl>
+    <w:lvl w:ilvl="2" w:tentative="1">
+      <w:start w:val="1"/>
+      <w:numFmt w:val="bullet"/>
+      <w:lvlText w:val=""/>
+      <w:lvlJc w:val="left"/>
+      <w:pPr>
+        <w:tabs>
+          <w:tab w:val="num" w:pos="2160"/>
+        </w:tabs>
+        <w:ind w:left="2160" w:hanging="360"/>
+      </w:pPr>
+      <w:rPr>
+        <w:rFonts w:ascii="Wingdings" w:hAnsi="Wingdings" w:hint="default"/>
+        <w:sz w:val="20"/>
+      </w:rPr>
+    </w:lvl>
+    <w:lvl w:ilvl="3" w:tentative="1">
+      <w:start w:val="1"/>
+      <w:numFmt w:val="bullet"/>
+      <w:lvlText w:val=""/>
+      <w:lvlJc w:val="left"/>
+      <w:pPr>
+        <w:tabs>
+          <w:tab w:val="num" w:pos="2880"/>
+        </w:tabs>
+        <w:ind w:left="2880" w:hanging="360"/>
+      </w:pPr>
+      <w:rPr>
+        <w:rFonts w:ascii="Wingdings" w:hAnsi="Wingdings" w:hint="default"/>
+        <w:sz w:val="20"/>
+      </w:rPr>
+    </w:lvl>
+    <w:lvl w:ilvl="4" w:tentative="1">
+      <w:start w:val="1"/>
+      <w:numFmt w:val="bullet"/>
+      <w:lvlText w:val=""/>
+      <w:lvlJc w:val="left"/>
+      <w:pPr>
+        <w:tabs>
+          <w:tab w:val="num" w:pos="3600"/>
+        </w:tabs>
+        <w:ind w:left="3600" w:hanging="360"/>
+      </w:pPr>
+      <w:rPr>
+        <w:rFonts w:ascii="Wingdings" w:hAnsi="Wingdings" w:hint="default"/>
+        <w:sz w:val="20"/>
+      </w:rPr>
+    </w:lvl>
+    <w:lvl w:ilvl="5" w:tentative="1">
+      <w:start w:val="1"/>
+      <w:numFmt w:val="bullet"/>
+      <w:lvlText w:val=""/>
+      <w:lvlJc w:val="left"/>
+      <w:pPr>
+        <w:tabs>
+          <w:tab w:val="num" w:pos="4320"/>
+        </w:tabs>
+        <w:ind w:left="4320" w:hanging="360"/>
+      </w:pPr>
+      <w:rPr>
+        <w:rFonts w:ascii="Wingdings" w:hAnsi="Wingdings" w:hint="default"/>
+        <w:sz w:val="20"/>
+      </w:rPr>
+    </w:lvl>
+    <w:lvl w:ilvl="6" w:tentative="1">
+      <w:start w:val="1"/>
+      <w:numFmt w:val="bullet"/>
+      <w:lvlText w:val=""/>
+      <w:lvlJc w:val="left"/>
+      <w:pPr>
+        <w:tabs>
+          <w:tab w:val="num" w:pos="5040"/>
+        </w:tabs>
+        <w:ind w:left="5040" w:hanging="360"/>
+      </w:pPr>
+      <w:rPr>
+        <w:rFonts w:ascii="Wingdings" w:hAnsi="Wingdings" w:hint="default"/>
+        <w:sz w:val="20"/>
+      </w:rPr>
+    </w:lvl>
+    <w:lvl w:ilvl="7" w:tentative="1">
+      <w:start w:val="1"/>
+      <w:numFmt w:val="bullet"/>
+      <w:lvlText w:val=""/>
+      <w:lvlJc w:val="left"/>
+      <w:pPr>
+        <w:tabs>
+          <w:tab w:val="num" w:pos="5760"/>
+        </w:tabs>
+        <w:ind w:left="5760" w:hanging="360"/>
+      </w:pPr>
+      <w:rPr>
+        <w:rFonts w:ascii="Wingdings" w:hAnsi="Wingdings" w:hint="default"/>
+        <w:sz w:val="20"/>
+      </w:rPr>
+    </w:lvl>
+    <w:lvl w:ilvl="8" w:tentative="1">
+      <w:start w:val="1"/>
+      <w:numFmt w:val="bullet"/>
+      <w:lvlText w:val=""/>
+      <w:lvlJc w:val="left"/>
+      <w:pPr>
+        <w:tabs>
+          <w:tab w:val="num" w:pos="6480"/>
+        </w:tabs>
+        <w:ind w:left="6480" w:hanging="360"/>
+      </w:pPr>
+      <w:rPr>
+        <w:rFonts w:ascii="Wingdings" w:hAnsi="Wingdings" w:hint="default"/>
+        <w:sz w:val="20"/>
+      </w:rPr>
+    </w:lvl>
+  </w:abstractNum>
+  <w:abstractNum w:abstractNumId="1" w15:restartNumberingAfterBreak="0">
+    <w:nsid w:val="1504632A"/>
+    <w:multiLevelType w:val="multilevel"/>
+    <w:tmpl w:val="0D6A1A14"/>
+    <w:lvl w:ilvl="0">
+      <w:start w:val="1"/>
+      <w:numFmt w:val="bullet"/>
+      <w:lvlText w:val=""/>
+      <w:lvlJc w:val="left"/>
+      <w:pPr>
+        <w:tabs>
+          <w:tab w:val="num" w:pos="720"/>
+        </w:tabs>
+        <w:ind w:left="720" w:hanging="360"/>
+      </w:pPr>
+      <w:rPr>
+        <w:rFonts w:ascii="Symbol" w:hAnsi="Symbol" w:hint="default"/>
+        <w:sz w:val="20"/>
+      </w:rPr>
+    </w:lvl>
+    <w:lvl w:ilvl="1" w:tentative="1">
+      <w:start w:val="1"/>
+      <w:numFmt w:val="bullet"/>
+      <w:lvlText w:val="o"/>
+      <w:lvlJc w:val="left"/>
+      <w:pPr>
+        <w:tabs>
+          <w:tab w:val="num" w:pos="1440"/>
+        </w:tabs>
+        <w:ind w:left="1440" w:hanging="360"/>
+      </w:pPr>
+      <w:rPr>
+        <w:rFonts w:ascii="Courier New" w:hAnsi="Courier New" w:hint="default"/>
+        <w:sz w:val="20"/>
+      </w:rPr>
+    </w:lvl>
+    <w:lvl w:ilvl="2" w:tentative="1">
+      <w:start w:val="1"/>
+      <w:numFmt w:val="bullet"/>
+      <w:lvlText w:val=""/>
+      <w:lvlJc w:val="left"/>
+      <w:pPr>
+        <w:tabs>
+          <w:tab w:val="num" w:pos="2160"/>
+        </w:tabs>
+        <w:ind w:left="2160" w:hanging="360"/>
+      </w:pPr>
+      <w:rPr>
+        <w:rFonts w:ascii="Wingdings" w:hAnsi="Wingdings" w:hint="default"/>
+        <w:sz w:val="20"/>
+      </w:rPr>
+    </w:lvl>
+    <w:lvl w:ilvl="3" w:tentative="1">
+      <w:start w:val="1"/>
+      <w:numFmt w:val="bullet"/>
+      <w:lvlText w:val=""/>
+      <w:lvlJc w:val="left"/>
+      <w:pPr>
+        <w:tabs>
+          <w:tab w:val="num" w:pos="2880"/>
+        </w:tabs>
+        <w:ind w:left="2880" w:hanging="360"/>
+      </w:pPr>
+      <w:rPr>
+        <w:rFonts w:ascii="Wingdings" w:hAnsi="Wingdings" w:hint="default"/>
+        <w:sz w:val="20"/>
+      </w:rPr>
+    </w:lvl>
+    <w:lvl w:ilvl="4" w:tentative="1">
+      <w:start w:val="1"/>
+      <w:numFmt w:val="bullet"/>
+      <w:lvlText w:val=""/>
+      <w:lvlJc w:val="left"/>
+      <w:pPr>
+        <w:tabs>
+          <w:tab w:val="num" w:pos="3600"/>
+        </w:tabs>
+        <w:ind w:left="3600" w:hanging="360"/>
+      </w:pPr>
+      <w:rPr>
+        <w:rFonts w:ascii="Wingdings" w:hAnsi="Wingdings" w:hint="default"/>
+        <w:sz w:val="20"/>
+      </w:rPr>
+    </w:lvl>
+    <w:lvl w:ilvl="5" w:tentative="1">
+      <w:start w:val="1"/>
+      <w:numFmt w:val="bullet"/>
+      <w:lvlText w:val=""/>
+      <w:lvlJc w:val="left"/>
+      <w:pPr>
+        <w:tabs>
+          <w:tab w:val="num" w:pos="4320"/>
+        </w:tabs>
+        <w:ind w:left="4320" w:hanging="360"/>
+      </w:pPr>
+      <w:rPr>
+        <w:rFonts w:ascii="Wingdings" w:hAnsi="Wingdings" w:hint="default"/>
+        <w:sz w:val="20"/>
+      </w:rPr>
+    </w:lvl>
+    <w:lvl w:ilvl="6" w:tentative="1">
+      <w:start w:val="1"/>
+      <w:numFmt w:val="bullet"/>
+      <w:lvlText w:val=""/>
+      <w:lvlJc w:val="left"/>
+      <w:pPr>
+        <w:tabs>
+          <w:tab w:val="num" w:pos="5040"/>
+        </w:tabs>
+        <w:ind w:left="5040" w:hanging="360"/>
+      </w:pPr>
+      <w:rPr>
+        <w:rFonts w:ascii="Wingdings" w:hAnsi="Wingdings" w:hint="default"/>
+        <w:sz w:val="20"/>
+      </w:rPr>
+    </w:lvl>
+    <w:lvl w:ilvl="7" w:tentative="1">
+      <w:start w:val="1"/>
+      <w:numFmt w:val="bullet"/>
+      <w:lvlText w:val=""/>
+      <w:lvlJc w:val="left"/>
+      <w:pPr>
+        <w:tabs>
+          <w:tab w:val="num" w:pos="5760"/>
+        </w:tabs>
+        <w:ind w:left="5760" w:hanging="360"/>
+      </w:pPr>
+      <w:rPr>
+        <w:rFonts w:ascii="Wingdings" w:hAnsi="Wingdings" w:hint="default"/>
+        <w:sz w:val="20"/>
+      </w:rPr>
+    </w:lvl>
+    <w:lvl w:ilvl="8" w:tentative="1">
+      <w:start w:val="1"/>
+      <w:numFmt w:val="bullet"/>
+      <w:lvlText w:val=""/>
+      <w:lvlJc w:val="left"/>
+      <w:pPr>
+        <w:tabs>
+          <w:tab w:val="num" w:pos="6480"/>
+        </w:tabs>
+        <w:ind w:left="6480" w:hanging="360"/>
+      </w:pPr>
+      <w:rPr>
+        <w:rFonts w:ascii="Wingdings" w:hAnsi="Wingdings" w:hint="default"/>
+        <w:sz w:val="20"/>
+      </w:rPr>
+    </w:lvl>
+  </w:abstractNum>
+  <w:abstractNum w:abstractNumId="2" w15:restartNumberingAfterBreak="0">
+    <w:nsid w:val="19783766"/>
+    <w:multiLevelType w:val="multilevel"/>
+    <w:tmpl w:val="28DCE1A8"/>
+    <w:lvl w:ilvl="0">
+      <w:start w:val="1"/>
+      <w:numFmt w:val="bullet"/>
+      <w:lvlText w:val=""/>
+      <w:lvlJc w:val="left"/>
+      <w:pPr>
+        <w:tabs>
+          <w:tab w:val="num" w:pos="720"/>
+        </w:tabs>
+        <w:ind w:left="720" w:hanging="360"/>
+      </w:pPr>
+      <w:rPr>
+        <w:rFonts w:ascii="Symbol" w:hAnsi="Symbol" w:hint="default"/>
+        <w:sz w:val="20"/>
+      </w:rPr>
+    </w:lvl>
+    <w:lvl w:ilvl="1" w:tentative="1">
+      <w:start w:val="1"/>
+      <w:numFmt w:val="bullet"/>
+      <w:lvlText w:val="o"/>
+      <w:lvlJc w:val="left"/>
+      <w:pPr>
+        <w:tabs>
+          <w:tab w:val="num" w:pos="1440"/>
+        </w:tabs>
+        <w:ind w:left="1440" w:hanging="360"/>
+      </w:pPr>
+      <w:rPr>
+        <w:rFonts w:ascii="Courier New" w:hAnsi="Courier New" w:hint="default"/>
+        <w:sz w:val="20"/>
+      </w:rPr>
+    </w:lvl>
+    <w:lvl w:ilvl="2" w:tentative="1">
+      <w:start w:val="1"/>
+      <w:numFmt w:val="bullet"/>
+      <w:lvlText w:val=""/>
+      <w:lvlJc w:val="left"/>
+      <w:pPr>
+        <w:tabs>
+          <w:tab w:val="num" w:pos="2160"/>
+        </w:tabs>
+        <w:ind w:left="2160" w:hanging="360"/>
+      </w:pPr>
+      <w:rPr>
+        <w:rFonts w:ascii="Wingdings" w:hAnsi="Wingdings" w:hint="default"/>
+        <w:sz w:val="20"/>
+      </w:rPr>
+    </w:lvl>
+    <w:lvl w:ilvl="3" w:tentative="1">
+      <w:start w:val="1"/>
+      <w:numFmt w:val="bullet"/>
+      <w:lvlText w:val=""/>
+      <w:lvlJc w:val="left"/>
+      <w:pPr>
+        <w:tabs>
+          <w:tab w:val="num" w:pos="2880"/>
+        </w:tabs>
+        <w:ind w:left="2880" w:hanging="360"/>
+      </w:pPr>
+      <w:rPr>
+        <w:rFonts w:ascii="Wingdings" w:hAnsi="Wingdings" w:hint="default"/>
+        <w:sz w:val="20"/>
+      </w:rPr>
+    </w:lvl>
+    <w:lvl w:ilvl="4" w:tentative="1">
+      <w:start w:val="1"/>
+      <w:numFmt w:val="bullet"/>
+      <w:lvlText w:val=""/>
+      <w:lvlJc w:val="left"/>
+      <w:pPr>
+        <w:tabs>
+          <w:tab w:val="num" w:pos="3600"/>
+        </w:tabs>
+        <w:ind w:left="3600" w:hanging="360"/>
+      </w:pPr>
+      <w:rPr>
+        <w:rFonts w:ascii="Wingdings" w:hAnsi="Wingdings" w:hint="default"/>
+        <w:sz w:val="20"/>
+      </w:rPr>
+    </w:lvl>
+    <w:lvl w:ilvl="5" w:tentative="1">
+      <w:start w:val="1"/>
+      <w:numFmt w:val="bullet"/>
+      <w:lvlText w:val=""/>
+      <w:lvlJc w:val="left"/>
+      <w:pPr>
+        <w:tabs>
+          <w:tab w:val="num" w:pos="4320"/>
+        </w:tabs>
+        <w:ind w:left="4320" w:hanging="360"/>
+      </w:pPr>
+      <w:rPr>
+        <w:rFonts w:ascii="Wingdings" w:hAnsi="Wingdings" w:hint="default"/>
+        <w:sz w:val="20"/>
+      </w:rPr>
+    </w:lvl>
+    <w:lvl w:ilvl="6" w:tentative="1">
+      <w:start w:val="1"/>
+      <w:numFmt w:val="bullet"/>
+      <w:lvlText w:val=""/>
+      <w:lvlJc w:val="left"/>
+      <w:pPr>
+        <w:tabs>
+          <w:tab w:val="num" w:pos="5040"/>
+        </w:tabs>
+        <w:ind w:left="5040" w:hanging="360"/>
+      </w:pPr>
+      <w:rPr>
+        <w:rFonts w:ascii="Wingdings" w:hAnsi="Wingdings" w:hint="default"/>
+        <w:sz w:val="20"/>
+      </w:rPr>
+    </w:lvl>
+    <w:lvl w:ilvl="7" w:tentative="1">
+      <w:start w:val="1"/>
+      <w:numFmt w:val="bullet"/>
+      <w:lvlText w:val=""/>
+      <w:lvlJc w:val="left"/>
+      <w:pPr>
+        <w:tabs>
+          <w:tab w:val="num" w:pos="5760"/>
+        </w:tabs>
+        <w:ind w:left="5760" w:hanging="360"/>
+      </w:pPr>
+      <w:rPr>
+        <w:rFonts w:ascii="Wingdings" w:hAnsi="Wingdings" w:hint="default"/>
+        <w:sz w:val="20"/>
+      </w:rPr>
+    </w:lvl>
+    <w:lvl w:ilvl="8" w:tentative="1">
+      <w:start w:val="1"/>
+      <w:numFmt w:val="bullet"/>
+      <w:lvlText w:val=""/>
+      <w:lvlJc w:val="left"/>
+      <w:pPr>
+        <w:tabs>
+          <w:tab w:val="num" w:pos="6480"/>
+        </w:tabs>
+        <w:ind w:left="6480" w:hanging="360"/>
+      </w:pPr>
+      <w:rPr>
+        <w:rFonts w:ascii="Wingdings" w:hAnsi="Wingdings" w:hint="default"/>
+        <w:sz w:val="20"/>
+      </w:rPr>
+    </w:lvl>
+  </w:abstractNum>
+  <w:abstractNum w:abstractNumId="3" w15:restartNumberingAfterBreak="0">
     <w:nsid w:val="318622D7"/>
     <w:multiLevelType w:val="hybridMultilevel"/>
     <w:tmpl w:val="910C01A4"/>
@@ -6194,7 +6773,156 @@
       </w:pPr>
     </w:lvl>
   </w:abstractNum>
-  <w:abstractNum w:abstractNumId="1" w15:restartNumberingAfterBreak="0">
+  <w:abstractNum w:abstractNumId="4" w15:restartNumberingAfterBreak="0">
+    <w:nsid w:val="403503D9"/>
+    <w:multiLevelType w:val="multilevel"/>
+    <w:tmpl w:val="91BE9F54"/>
+    <w:lvl w:ilvl="0">
+      <w:start w:val="1"/>
+      <w:numFmt w:val="bullet"/>
+      <w:lvlText w:val=""/>
+      <w:lvlJc w:val="left"/>
+      <w:pPr>
+        <w:tabs>
+          <w:tab w:val="num" w:pos="720"/>
+        </w:tabs>
+        <w:ind w:left="720" w:hanging="360"/>
+      </w:pPr>
+      <w:rPr>
+        <w:rFonts w:ascii="Symbol" w:hAnsi="Symbol" w:hint="default"/>
+        <w:sz w:val="20"/>
+      </w:rPr>
+    </w:lvl>
+    <w:lvl w:ilvl="1" w:tentative="1">
+      <w:start w:val="1"/>
+      <w:numFmt w:val="bullet"/>
+      <w:lvlText w:val="o"/>
+      <w:lvlJc w:val="left"/>
+      <w:pPr>
+        <w:tabs>
+          <w:tab w:val="num" w:pos="1440"/>
+        </w:tabs>
+        <w:ind w:left="1440" w:hanging="360"/>
+      </w:pPr>
+      <w:rPr>
+        <w:rFonts w:ascii="Courier New" w:hAnsi="Courier New" w:hint="default"/>
+        <w:sz w:val="20"/>
+      </w:rPr>
+    </w:lvl>
+    <w:lvl w:ilvl="2" w:tentative="1">
+      <w:start w:val="1"/>
+      <w:numFmt w:val="bullet"/>
+      <w:lvlText w:val=""/>
+      <w:lvlJc w:val="left"/>
+      <w:pPr>
+        <w:tabs>
+          <w:tab w:val="num" w:pos="2160"/>
+        </w:tabs>
+        <w:ind w:left="2160" w:hanging="360"/>
+      </w:pPr>
+      <w:rPr>
+        <w:rFonts w:ascii="Wingdings" w:hAnsi="Wingdings" w:hint="default"/>
+        <w:sz w:val="20"/>
+      </w:rPr>
+    </w:lvl>
+    <w:lvl w:ilvl="3" w:tentative="1">
+      <w:start w:val="1"/>
+      <w:numFmt w:val="bullet"/>
+      <w:lvlText w:val=""/>
+      <w:lvlJc w:val="left"/>
+      <w:pPr>
+        <w:tabs>
+          <w:tab w:val="num" w:pos="2880"/>
+        </w:tabs>
+        <w:ind w:left="2880" w:hanging="360"/>
+      </w:pPr>
+      <w:rPr>
+        <w:rFonts w:ascii="Wingdings" w:hAnsi="Wingdings" w:hint="default"/>
+        <w:sz w:val="20"/>
+      </w:rPr>
+    </w:lvl>
+    <w:lvl w:ilvl="4" w:tentative="1">
+      <w:start w:val="1"/>
+      <w:numFmt w:val="bullet"/>
+      <w:lvlText w:val=""/>
+      <w:lvlJc w:val="left"/>
+      <w:pPr>
+        <w:tabs>
+          <w:tab w:val="num" w:pos="3600"/>
+        </w:tabs>
+        <w:ind w:left="3600" w:hanging="360"/>
+      </w:pPr>
+      <w:rPr>
+        <w:rFonts w:ascii="Wingdings" w:hAnsi="Wingdings" w:hint="default"/>
+        <w:sz w:val="20"/>
+      </w:rPr>
+    </w:lvl>
+    <w:lvl w:ilvl="5" w:tentative="1">
+      <w:start w:val="1"/>
+      <w:numFmt w:val="bullet"/>
+      <w:lvlText w:val=""/>
+      <w:lvlJc w:val="left"/>
+      <w:pPr>
+        <w:tabs>
+          <w:tab w:val="num" w:pos="4320"/>
+        </w:tabs>
+        <w:ind w:left="4320" w:hanging="360"/>
+      </w:pPr>
+      <w:rPr>
+        <w:rFonts w:ascii="Wingdings" w:hAnsi="Wingdings" w:hint="default"/>
+        <w:sz w:val="20"/>
+      </w:rPr>
+    </w:lvl>
+    <w:lvl w:ilvl="6" w:tentative="1">
+      <w:start w:val="1"/>
+      <w:numFmt w:val="bullet"/>
+      <w:lvlText w:val=""/>
+      <w:lvlJc w:val="left"/>
+      <w:pPr>
+        <w:tabs>
+          <w:tab w:val="num" w:pos="5040"/>
+        </w:tabs>
+        <w:ind w:left="5040" w:hanging="360"/>
+      </w:pPr>
+      <w:rPr>
+        <w:rFonts w:ascii="Wingdings" w:hAnsi="Wingdings" w:hint="default"/>
+        <w:sz w:val="20"/>
+      </w:rPr>
+    </w:lvl>
+    <w:lvl w:ilvl="7" w:tentative="1">
+      <w:start w:val="1"/>
+      <w:numFmt w:val="bullet"/>
+      <w:lvlText w:val=""/>
+      <w:lvlJc w:val="left"/>
+      <w:pPr>
+        <w:tabs>
+          <w:tab w:val="num" w:pos="5760"/>
+        </w:tabs>
+        <w:ind w:left="5760" w:hanging="360"/>
+      </w:pPr>
+      <w:rPr>
+        <w:rFonts w:ascii="Wingdings" w:hAnsi="Wingdings" w:hint="default"/>
+        <w:sz w:val="20"/>
+      </w:rPr>
+    </w:lvl>
+    <w:lvl w:ilvl="8" w:tentative="1">
+      <w:start w:val="1"/>
+      <w:numFmt w:val="bullet"/>
+      <w:lvlText w:val=""/>
+      <w:lvlJc w:val="left"/>
+      <w:pPr>
+        <w:tabs>
+          <w:tab w:val="num" w:pos="6480"/>
+        </w:tabs>
+        <w:ind w:left="6480" w:hanging="360"/>
+      </w:pPr>
+      <w:rPr>
+        <w:rFonts w:ascii="Wingdings" w:hAnsi="Wingdings" w:hint="default"/>
+        <w:sz w:val="20"/>
+      </w:rPr>
+    </w:lvl>
+  </w:abstractNum>
+  <w:abstractNum w:abstractNumId="5" w15:restartNumberingAfterBreak="0">
     <w:nsid w:val="473F74FB"/>
     <w:multiLevelType w:val="hybridMultilevel"/>
     <w:tmpl w:val="FF7A821E"/>
@@ -6307,7 +7035,7 @@
       </w:rPr>
     </w:lvl>
   </w:abstractNum>
-  <w:abstractNum w:abstractNumId="2" w15:restartNumberingAfterBreak="0">
+  <w:abstractNum w:abstractNumId="6" w15:restartNumberingAfterBreak="0">
     <w:nsid w:val="497832BF"/>
     <w:multiLevelType w:val="hybridMultilevel"/>
     <w:tmpl w:val="1D92E09C"/>
@@ -6393,7 +7121,7 @@
       </w:pPr>
     </w:lvl>
   </w:abstractNum>
-  <w:abstractNum w:abstractNumId="3" w15:restartNumberingAfterBreak="0">
+  <w:abstractNum w:abstractNumId="7" w15:restartNumberingAfterBreak="0">
     <w:nsid w:val="53360056"/>
     <w:multiLevelType w:val="multilevel"/>
     <w:tmpl w:val="BCD24FB8"/>
@@ -6510,7 +7238,305 @@
       </w:pPr>
     </w:lvl>
   </w:abstractNum>
-  <w:abstractNum w:abstractNumId="4" w15:restartNumberingAfterBreak="0">
+  <w:abstractNum w:abstractNumId="8" w15:restartNumberingAfterBreak="0">
+    <w:nsid w:val="685729B1"/>
+    <w:multiLevelType w:val="multilevel"/>
+    <w:tmpl w:val="5C06A718"/>
+    <w:lvl w:ilvl="0">
+      <w:start w:val="1"/>
+      <w:numFmt w:val="bullet"/>
+      <w:lvlText w:val=""/>
+      <w:lvlJc w:val="left"/>
+      <w:pPr>
+        <w:tabs>
+          <w:tab w:val="num" w:pos="720"/>
+        </w:tabs>
+        <w:ind w:left="720" w:hanging="360"/>
+      </w:pPr>
+      <w:rPr>
+        <w:rFonts w:ascii="Symbol" w:hAnsi="Symbol" w:hint="default"/>
+        <w:sz w:val="20"/>
+      </w:rPr>
+    </w:lvl>
+    <w:lvl w:ilvl="1" w:tentative="1">
+      <w:start w:val="1"/>
+      <w:numFmt w:val="bullet"/>
+      <w:lvlText w:val="o"/>
+      <w:lvlJc w:val="left"/>
+      <w:pPr>
+        <w:tabs>
+          <w:tab w:val="num" w:pos="1440"/>
+        </w:tabs>
+        <w:ind w:left="1440" w:hanging="360"/>
+      </w:pPr>
+      <w:rPr>
+        <w:rFonts w:ascii="Courier New" w:hAnsi="Courier New" w:hint="default"/>
+        <w:sz w:val="20"/>
+      </w:rPr>
+    </w:lvl>
+    <w:lvl w:ilvl="2" w:tentative="1">
+      <w:start w:val="1"/>
+      <w:numFmt w:val="bullet"/>
+      <w:lvlText w:val=""/>
+      <w:lvlJc w:val="left"/>
+      <w:pPr>
+        <w:tabs>
+          <w:tab w:val="num" w:pos="2160"/>
+        </w:tabs>
+        <w:ind w:left="2160" w:hanging="360"/>
+      </w:pPr>
+      <w:rPr>
+        <w:rFonts w:ascii="Wingdings" w:hAnsi="Wingdings" w:hint="default"/>
+        <w:sz w:val="20"/>
+      </w:rPr>
+    </w:lvl>
+    <w:lvl w:ilvl="3" w:tentative="1">
+      <w:start w:val="1"/>
+      <w:numFmt w:val="bullet"/>
+      <w:lvlText w:val=""/>
+      <w:lvlJc w:val="left"/>
+      <w:pPr>
+        <w:tabs>
+          <w:tab w:val="num" w:pos="2880"/>
+        </w:tabs>
+        <w:ind w:left="2880" w:hanging="360"/>
+      </w:pPr>
+      <w:rPr>
+        <w:rFonts w:ascii="Wingdings" w:hAnsi="Wingdings" w:hint="default"/>
+        <w:sz w:val="20"/>
+      </w:rPr>
+    </w:lvl>
+    <w:lvl w:ilvl="4" w:tentative="1">
+      <w:start w:val="1"/>
+      <w:numFmt w:val="bullet"/>
+      <w:lvlText w:val=""/>
+      <w:lvlJc w:val="left"/>
+      <w:pPr>
+        <w:tabs>
+          <w:tab w:val="num" w:pos="3600"/>
+        </w:tabs>
+        <w:ind w:left="3600" w:hanging="360"/>
+      </w:pPr>
+      <w:rPr>
+        <w:rFonts w:ascii="Wingdings" w:hAnsi="Wingdings" w:hint="default"/>
+        <w:sz w:val="20"/>
+      </w:rPr>
+    </w:lvl>
+    <w:lvl w:ilvl="5" w:tentative="1">
+      <w:start w:val="1"/>
+      <w:numFmt w:val="bullet"/>
+      <w:lvlText w:val=""/>
+      <w:lvlJc w:val="left"/>
+      <w:pPr>
+        <w:tabs>
+          <w:tab w:val="num" w:pos="4320"/>
+        </w:tabs>
+        <w:ind w:left="4320" w:hanging="360"/>
+      </w:pPr>
+      <w:rPr>
+        <w:rFonts w:ascii="Wingdings" w:hAnsi="Wingdings" w:hint="default"/>
+        <w:sz w:val="20"/>
+      </w:rPr>
+    </w:lvl>
+    <w:lvl w:ilvl="6" w:tentative="1">
+      <w:start w:val="1"/>
+      <w:numFmt w:val="bullet"/>
+      <w:lvlText w:val=""/>
+      <w:lvlJc w:val="left"/>
+      <w:pPr>
+        <w:tabs>
+          <w:tab w:val="num" w:pos="5040"/>
+        </w:tabs>
+        <w:ind w:left="5040" w:hanging="360"/>
+      </w:pPr>
+      <w:rPr>
+        <w:rFonts w:ascii="Wingdings" w:hAnsi="Wingdings" w:hint="default"/>
+        <w:sz w:val="20"/>
+      </w:rPr>
+    </w:lvl>
+    <w:lvl w:ilvl="7" w:tentative="1">
+      <w:start w:val="1"/>
+      <w:numFmt w:val="bullet"/>
+      <w:lvlText w:val=""/>
+      <w:lvlJc w:val="left"/>
+      <w:pPr>
+        <w:tabs>
+          <w:tab w:val="num" w:pos="5760"/>
+        </w:tabs>
+        <w:ind w:left="5760" w:hanging="360"/>
+      </w:pPr>
+      <w:rPr>
+        <w:rFonts w:ascii="Wingdings" w:hAnsi="Wingdings" w:hint="default"/>
+        <w:sz w:val="20"/>
+      </w:rPr>
+    </w:lvl>
+    <w:lvl w:ilvl="8" w:tentative="1">
+      <w:start w:val="1"/>
+      <w:numFmt w:val="bullet"/>
+      <w:lvlText w:val=""/>
+      <w:lvlJc w:val="left"/>
+      <w:pPr>
+        <w:tabs>
+          <w:tab w:val="num" w:pos="6480"/>
+        </w:tabs>
+        <w:ind w:left="6480" w:hanging="360"/>
+      </w:pPr>
+      <w:rPr>
+        <w:rFonts w:ascii="Wingdings" w:hAnsi="Wingdings" w:hint="default"/>
+        <w:sz w:val="20"/>
+      </w:rPr>
+    </w:lvl>
+  </w:abstractNum>
+  <w:abstractNum w:abstractNumId="9" w15:restartNumberingAfterBreak="0">
+    <w:nsid w:val="6A1B656A"/>
+    <w:multiLevelType w:val="multilevel"/>
+    <w:tmpl w:val="E4701ADA"/>
+    <w:lvl w:ilvl="0">
+      <w:start w:val="1"/>
+      <w:numFmt w:val="bullet"/>
+      <w:lvlText w:val=""/>
+      <w:lvlJc w:val="left"/>
+      <w:pPr>
+        <w:tabs>
+          <w:tab w:val="num" w:pos="720"/>
+        </w:tabs>
+        <w:ind w:left="720" w:hanging="360"/>
+      </w:pPr>
+      <w:rPr>
+        <w:rFonts w:ascii="Symbol" w:hAnsi="Symbol" w:hint="default"/>
+        <w:sz w:val="20"/>
+      </w:rPr>
+    </w:lvl>
+    <w:lvl w:ilvl="1" w:tentative="1">
+      <w:start w:val="1"/>
+      <w:numFmt w:val="bullet"/>
+      <w:lvlText w:val="o"/>
+      <w:lvlJc w:val="left"/>
+      <w:pPr>
+        <w:tabs>
+          <w:tab w:val="num" w:pos="1440"/>
+        </w:tabs>
+        <w:ind w:left="1440" w:hanging="360"/>
+      </w:pPr>
+      <w:rPr>
+        <w:rFonts w:ascii="Courier New" w:hAnsi="Courier New" w:hint="default"/>
+        <w:sz w:val="20"/>
+      </w:rPr>
+    </w:lvl>
+    <w:lvl w:ilvl="2" w:tentative="1">
+      <w:start w:val="1"/>
+      <w:numFmt w:val="bullet"/>
+      <w:lvlText w:val=""/>
+      <w:lvlJc w:val="left"/>
+      <w:pPr>
+        <w:tabs>
+          <w:tab w:val="num" w:pos="2160"/>
+        </w:tabs>
+        <w:ind w:left="2160" w:hanging="360"/>
+      </w:pPr>
+      <w:rPr>
+        <w:rFonts w:ascii="Wingdings" w:hAnsi="Wingdings" w:hint="default"/>
+        <w:sz w:val="20"/>
+      </w:rPr>
+    </w:lvl>
+    <w:lvl w:ilvl="3" w:tentative="1">
+      <w:start w:val="1"/>
+      <w:numFmt w:val="bullet"/>
+      <w:lvlText w:val=""/>
+      <w:lvlJc w:val="left"/>
+      <w:pPr>
+        <w:tabs>
+          <w:tab w:val="num" w:pos="2880"/>
+        </w:tabs>
+        <w:ind w:left="2880" w:hanging="360"/>
+      </w:pPr>
+      <w:rPr>
+        <w:rFonts w:ascii="Wingdings" w:hAnsi="Wingdings" w:hint="default"/>
+        <w:sz w:val="20"/>
+      </w:rPr>
+    </w:lvl>
+    <w:lvl w:ilvl="4" w:tentative="1">
+      <w:start w:val="1"/>
+      <w:numFmt w:val="bullet"/>
+      <w:lvlText w:val=""/>
+      <w:lvlJc w:val="left"/>
+      <w:pPr>
+        <w:tabs>
+          <w:tab w:val="num" w:pos="3600"/>
+        </w:tabs>
+        <w:ind w:left="3600" w:hanging="360"/>
+      </w:pPr>
+      <w:rPr>
+        <w:rFonts w:ascii="Wingdings" w:hAnsi="Wingdings" w:hint="default"/>
+        <w:sz w:val="20"/>
+      </w:rPr>
+    </w:lvl>
+    <w:lvl w:ilvl="5" w:tentative="1">
+      <w:start w:val="1"/>
+      <w:numFmt w:val="bullet"/>
+      <w:lvlText w:val=""/>
+      <w:lvlJc w:val="left"/>
+      <w:pPr>
+        <w:tabs>
+          <w:tab w:val="num" w:pos="4320"/>
+        </w:tabs>
+        <w:ind w:left="4320" w:hanging="360"/>
+      </w:pPr>
+      <w:rPr>
+        <w:rFonts w:ascii="Wingdings" w:hAnsi="Wingdings" w:hint="default"/>
+        <w:sz w:val="20"/>
+      </w:rPr>
+    </w:lvl>
+    <w:lvl w:ilvl="6" w:tentative="1">
+      <w:start w:val="1"/>
+      <w:numFmt w:val="bullet"/>
+      <w:lvlText w:val=""/>
+      <w:lvlJc w:val="left"/>
+      <w:pPr>
+        <w:tabs>
+          <w:tab w:val="num" w:pos="5040"/>
+        </w:tabs>
+        <w:ind w:left="5040" w:hanging="360"/>
+      </w:pPr>
+      <w:rPr>
+        <w:rFonts w:ascii="Wingdings" w:hAnsi="Wingdings" w:hint="default"/>
+        <w:sz w:val="20"/>
+      </w:rPr>
+    </w:lvl>
+    <w:lvl w:ilvl="7" w:tentative="1">
+      <w:start w:val="1"/>
+      <w:numFmt w:val="bullet"/>
+      <w:lvlText w:val=""/>
+      <w:lvlJc w:val="left"/>
+      <w:pPr>
+        <w:tabs>
+          <w:tab w:val="num" w:pos="5760"/>
+        </w:tabs>
+        <w:ind w:left="5760" w:hanging="360"/>
+      </w:pPr>
+      <w:rPr>
+        <w:rFonts w:ascii="Wingdings" w:hAnsi="Wingdings" w:hint="default"/>
+        <w:sz w:val="20"/>
+      </w:rPr>
+    </w:lvl>
+    <w:lvl w:ilvl="8" w:tentative="1">
+      <w:start w:val="1"/>
+      <w:numFmt w:val="bullet"/>
+      <w:lvlText w:val=""/>
+      <w:lvlJc w:val="left"/>
+      <w:pPr>
+        <w:tabs>
+          <w:tab w:val="num" w:pos="6480"/>
+        </w:tabs>
+        <w:ind w:left="6480" w:hanging="360"/>
+      </w:pPr>
+      <w:rPr>
+        <w:rFonts w:ascii="Wingdings" w:hAnsi="Wingdings" w:hint="default"/>
+        <w:sz w:val="20"/>
+      </w:rPr>
+    </w:lvl>
+  </w:abstractNum>
+  <w:abstractNum w:abstractNumId="10" w15:restartNumberingAfterBreak="0">
     <w:nsid w:val="7935424A"/>
     <w:multiLevelType w:val="hybridMultilevel"/>
     <w:tmpl w:val="9D9E25AC"/>
@@ -6600,19 +7626,37 @@
     </w:lvl>
   </w:abstractNum>
   <w:num w:numId="1" w16cid:durableId="1324241246">
+    <w:abstractNumId w:val="7"/>
+  </w:num>
+  <w:num w:numId="2" w16cid:durableId="472452147">
     <w:abstractNumId w:val="3"/>
   </w:num>
-  <w:num w:numId="2" w16cid:durableId="472452147">
+  <w:num w:numId="3" w16cid:durableId="1002859188">
+    <w:abstractNumId w:val="5"/>
+  </w:num>
+  <w:num w:numId="4" w16cid:durableId="1293437891">
+    <w:abstractNumId w:val="10"/>
+  </w:num>
+  <w:num w:numId="5" w16cid:durableId="1805005445">
+    <w:abstractNumId w:val="6"/>
+  </w:num>
+  <w:num w:numId="6" w16cid:durableId="33894643">
+    <w:abstractNumId w:val="4"/>
+  </w:num>
+  <w:num w:numId="7" w16cid:durableId="957639297">
+    <w:abstractNumId w:val="2"/>
+  </w:num>
+  <w:num w:numId="8" w16cid:durableId="1731686451">
+    <w:abstractNumId w:val="1"/>
+  </w:num>
+  <w:num w:numId="9" w16cid:durableId="1513716967">
+    <w:abstractNumId w:val="8"/>
+  </w:num>
+  <w:num w:numId="10" w16cid:durableId="1089353423">
     <w:abstractNumId w:val="0"/>
   </w:num>
-  <w:num w:numId="3" w16cid:durableId="1002859188">
-    <w:abstractNumId w:val="1"/>
-  </w:num>
-  <w:num w:numId="4" w16cid:durableId="1293437891">
-    <w:abstractNumId w:val="4"/>
-  </w:num>
-  <w:num w:numId="5" w16cid:durableId="1805005445">
-    <w:abstractNumId w:val="2"/>
+  <w:num w:numId="11" w16cid:durableId="957371913">
+    <w:abstractNumId w:val="9"/>
   </w:num>
 </w:numbering>
 </file>
@@ -7219,7 +8263,6 @@
   <w:style w:type="character" w:default="1" w:styleId="DefaultParagraphFont">
     <w:name w:val="Default Paragraph Font"/>
     <w:uiPriority w:val="1"/>
-    <w:semiHidden/>
     <w:unhideWhenUsed/>
   </w:style>
   <w:style w:type="table" w:default="1" w:styleId="TableNormal">

--- a/DB_Phase02_Report.docx
+++ b/DB_Phase02_Report.docx
@@ -1,6 +1,6 @@
 
 <file path=word/document.xml><?xml version="1.0" encoding="utf-8"?>
-<w:document xmlns:wpc="http://schemas.microsoft.com/office/word/2010/wordprocessingCanvas" xmlns:cx="http://schemas.microsoft.com/office/drawing/2014/chartex" xmlns:cx1="http://schemas.microsoft.com/office/drawing/2015/9/8/chartex" xmlns:cx2="http://schemas.microsoft.com/office/drawing/2015/10/21/chartex" xmlns:cx3="http://schemas.microsoft.com/office/drawing/2016/5/9/chartex" xmlns:cx4="http://schemas.microsoft.com/office/drawing/2016/5/10/chartex" xmlns:cx5="http://schemas.microsoft.com/office/drawing/2016/5/11/chartex" xmlns:cx6="http://schemas.microsoft.com/office/drawing/2016/5/12/chartex" xmlns:cx7="http://schemas.microsoft.com/office/drawing/2016/5/13/chartex" xmlns:cx8="http://schemas.microsoft.com/office/drawing/2016/5/14/chartex" xmlns:mc="http://schemas.openxmlformats.org/markup-compatibility/2006" xmlns:aink="http://schemas.microsoft.com/office/drawing/2016/ink" xmlns:am3d="http://schemas.microsoft.com/office/drawing/2017/model3d" xmlns:o="urn:schemas-microsoft-com:office:office" xmlns:oel="http://schemas.microsoft.com/office/2019/extlst" xmlns:r="http://schemas.openxmlformats.org/officeDocument/2006/relationships" xmlns:m="http://schemas.openxmlformats.org/officeDocument/2006/math" xmlns:v="urn:schemas-microsoft-com:vml" xmlns:wp14="http://schemas.microsoft.com/office/word/2010/wordprocessingDrawing" xmlns:wp="http://schemas.openxmlformats.org/drawingml/2006/wordprocessingDrawing" xmlns:w10="urn:schemas-microsoft-com:office:word" xmlns:w="http://schemas.openxmlformats.org/wordprocessingml/2006/main" xmlns:w14="http://schemas.microsoft.com/office/word/2010/wordml" xmlns:w15="http://schemas.microsoft.com/office/word/2012/wordml" xmlns:w16cex="http://schemas.microsoft.com/office/word/2018/wordml/cex" xmlns:w16cid="http://schemas.microsoft.com/office/word/2016/wordml/cid" xmlns:w16="http://schemas.microsoft.com/office/word/2018/wordml" xmlns:w16du="http://schemas.microsoft.com/office/word/2023/wordml/word16du" xmlns:w16sdtdh="http://schemas.microsoft.com/office/word/2020/wordml/sdtdatahash" xmlns:w16sdtfl="http://schemas.microsoft.com/office/word/2024/wordml/sdtformatlock" xmlns:w16se="http://schemas.microsoft.com/office/word/2015/wordml/symex" xmlns:wpg="http://schemas.microsoft.com/office/word/2010/wordprocessingGroup" xmlns:wpi="http://schemas.microsoft.com/office/word/2010/wordprocessingInk" xmlns:wne="http://schemas.microsoft.com/office/word/2006/wordml" xmlns:wps="http://schemas.microsoft.com/office/word/2010/wordprocessingShape" mc:Ignorable="w14 w15 w16se w16cid w16 w16cex w16sdtdh w16sdtfl w16du wp14">
+<w:document xmlns:wpc="http://schemas.microsoft.com/office/word/2010/wordprocessingCanvas" xmlns:cx="http://schemas.microsoft.com/office/drawing/2014/chartex" xmlns:mc="http://schemas.openxmlformats.org/markup-compatibility/2006" xmlns:o="urn:schemas-microsoft-com:office:office" xmlns:r="http://schemas.openxmlformats.org/officeDocument/2006/relationships" xmlns:m="http://schemas.openxmlformats.org/officeDocument/2006/math" xmlns:v="urn:schemas-microsoft-com:vml" xmlns:wp14="http://schemas.microsoft.com/office/word/2010/wordprocessingDrawing" xmlns:wp="http://schemas.openxmlformats.org/drawingml/2006/wordprocessingDrawing" xmlns:w10="urn:schemas-microsoft-com:office:word" xmlns:w="http://schemas.openxmlformats.org/wordprocessingml/2006/main" xmlns:w14="http://schemas.microsoft.com/office/word/2010/wordml" xmlns:w15="http://schemas.microsoft.com/office/word/2012/wordml" xmlns:w16se="http://schemas.microsoft.com/office/word/2015/wordml/symex" xmlns:wpg="http://schemas.microsoft.com/office/word/2010/wordprocessingGroup" xmlns:wpi="http://schemas.microsoft.com/office/word/2010/wordprocessingInk" xmlns:wne="http://schemas.microsoft.com/office/word/2006/wordml" xmlns:wps="http://schemas.microsoft.com/office/word/2010/wordprocessingShape" mc:Ignorable="w14 w15 w16se wp14">
   <w:body>
     <w:sdt>
       <w:sdtPr>
@@ -339,7 +339,7 @@
                   </wp:anchor>
                 </w:drawing>
               </mc:Choice>
-              <mc:Fallback>
+              <mc:Fallback xmlns:w16sdtfl="http://schemas.microsoft.com/office/word/2024/wordml/sdtformatlock" xmlns:w16sdtdh="http://schemas.microsoft.com/office/word/2020/wordml/sdtdatahash" xmlns:w16du="http://schemas.microsoft.com/office/word/2023/wordml/word16du" xmlns:w16="http://schemas.microsoft.com/office/word/2018/wordml" xmlns:w16cid="http://schemas.microsoft.com/office/word/2016/wordml/cid" xmlns:w16cex="http://schemas.microsoft.com/office/word/2018/wordml/cex" xmlns:oel="http://schemas.microsoft.com/office/2019/extlst" xmlns:am3d="http://schemas.microsoft.com/office/drawing/2017/model3d" xmlns:aink="http://schemas.microsoft.com/office/drawing/2016/ink" xmlns:cx8="http://schemas.microsoft.com/office/drawing/2016/5/14/chartex" xmlns:cx7="http://schemas.microsoft.com/office/drawing/2016/5/13/chartex" xmlns:cx6="http://schemas.microsoft.com/office/drawing/2016/5/12/chartex" xmlns:cx5="http://schemas.microsoft.com/office/drawing/2016/5/11/chartex" xmlns:cx4="http://schemas.microsoft.com/office/drawing/2016/5/10/chartex" xmlns:cx3="http://schemas.microsoft.com/office/drawing/2016/5/9/chartex" xmlns:cx2="http://schemas.microsoft.com/office/drawing/2015/10/21/chartex" xmlns:cx1="http://schemas.microsoft.com/office/drawing/2015/9/8/chartex">
                 <w:pict>
                   <v:group w14:anchorId="76B26908" id="Group 157" o:spid="_x0000_s1026" style="position:absolute;margin-left:0;margin-top:0;width:8in;height:95.7pt;z-index:251662336;mso-width-percent:941;mso-height-percent:121;mso-top-percent:23;mso-position-horizontal:center;mso-position-horizontal-relative:page;mso-position-vertical-relative:page;mso-width-percent:941;mso-height-percent:121;mso-top-percent:23" coordorigin="" coordsize="73152,12161" o:gfxdata="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">
                     <v:shape id="Rectangle 51" o:spid="_x0000_s1027" style="position:absolute;width:73152;height:11303;visibility:visible;mso-wrap-style:square;v-text-anchor:middle" coordsize="7312660,1129665" o:gfxdata="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" path="m,l7312660,r,1129665l3619500,733425,,1091565,,xe" fillcolor="#156082 [3204]" stroked="f" strokeweight="1pt">
@@ -458,7 +458,7 @@
                   </wp:anchor>
                 </w:drawing>
               </mc:Choice>
-              <mc:Fallback>
+              <mc:Fallback xmlns:w16sdtfl="http://schemas.microsoft.com/office/word/2024/wordml/sdtformatlock" xmlns:w16sdtdh="http://schemas.microsoft.com/office/word/2020/wordml/sdtdatahash" xmlns:w16du="http://schemas.microsoft.com/office/word/2023/wordml/word16du" xmlns:w16="http://schemas.microsoft.com/office/word/2018/wordml" xmlns:w16cid="http://schemas.microsoft.com/office/word/2016/wordml/cid" xmlns:w16cex="http://schemas.microsoft.com/office/word/2018/wordml/cex" xmlns:oel="http://schemas.microsoft.com/office/2019/extlst" xmlns:am3d="http://schemas.microsoft.com/office/drawing/2017/model3d" xmlns:aink="http://schemas.microsoft.com/office/drawing/2016/ink" xmlns:cx8="http://schemas.microsoft.com/office/drawing/2016/5/14/chartex" xmlns:cx7="http://schemas.microsoft.com/office/drawing/2016/5/13/chartex" xmlns:cx6="http://schemas.microsoft.com/office/drawing/2016/5/12/chartex" xmlns:cx5="http://schemas.microsoft.com/office/drawing/2016/5/11/chartex" xmlns:cx4="http://schemas.microsoft.com/office/drawing/2016/5/10/chartex" xmlns:cx3="http://schemas.microsoft.com/office/drawing/2016/5/9/chartex" xmlns:cx2="http://schemas.microsoft.com/office/drawing/2015/10/21/chartex" xmlns:cx1="http://schemas.microsoft.com/office/drawing/2015/9/8/chartex">
                 <w:pict>
                   <v:shapetype w14:anchorId="7DAA5BE9" id="_x0000_t202" coordsize="21600,21600" o:spt="202" path="m,l,21600r21600,l21600,xe">
                     <v:stroke joinstyle="miter"/>
@@ -587,7 +587,7 @@
                   </wp:anchor>
                 </w:drawing>
               </mc:Choice>
-              <mc:Fallback>
+              <mc:Fallback xmlns:w16sdtfl="http://schemas.microsoft.com/office/word/2024/wordml/sdtformatlock" xmlns:w16sdtdh="http://schemas.microsoft.com/office/word/2020/wordml/sdtdatahash" xmlns:w16du="http://schemas.microsoft.com/office/word/2023/wordml/word16du" xmlns:w16="http://schemas.microsoft.com/office/word/2018/wordml" xmlns:w16cid="http://schemas.microsoft.com/office/word/2016/wordml/cid" xmlns:w16cex="http://schemas.microsoft.com/office/word/2018/wordml/cex" xmlns:oel="http://schemas.microsoft.com/office/2019/extlst" xmlns:am3d="http://schemas.microsoft.com/office/drawing/2017/model3d" xmlns:aink="http://schemas.microsoft.com/office/drawing/2016/ink" xmlns:cx8="http://schemas.microsoft.com/office/drawing/2016/5/14/chartex" xmlns:cx7="http://schemas.microsoft.com/office/drawing/2016/5/13/chartex" xmlns:cx6="http://schemas.microsoft.com/office/drawing/2016/5/12/chartex" xmlns:cx5="http://schemas.microsoft.com/office/drawing/2016/5/11/chartex" xmlns:cx4="http://schemas.microsoft.com/office/drawing/2016/5/10/chartex" xmlns:cx3="http://schemas.microsoft.com/office/drawing/2016/5/9/chartex" xmlns:cx2="http://schemas.microsoft.com/office/drawing/2015/10/21/chartex" xmlns:cx1="http://schemas.microsoft.com/office/drawing/2015/9/8/chartex">
                 <w:pict>
                   <v:shape w14:anchorId="0F5C3210" id="_x0000_s1027" type="#_x0000_t202" style="position:absolute;margin-left:0;margin-top:161.8pt;width:340.95pt;height:40.3pt;z-index:251668480;visibility:visible;mso-wrap-style:square;mso-width-percent:0;mso-height-percent:0;mso-wrap-distance-left:9pt;mso-wrap-distance-top:3.6pt;mso-wrap-distance-right:9pt;mso-wrap-distance-bottom:3.6pt;mso-position-horizontal:center;mso-position-horizontal-relative:margin;mso-position-vertical:absolute;mso-position-vertical-relative:text;mso-width-percent:0;mso-height-percent:0;mso-width-relative:margin;mso-height-relative:margin;v-text-anchor:top" o:gfxdata="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" stroked="f">
                     <v:textbox>
@@ -694,7 +694,7 @@
                   </wp:anchor>
                 </w:drawing>
               </mc:Choice>
-              <mc:Fallback>
+              <mc:Fallback xmlns:w16sdtfl="http://schemas.microsoft.com/office/word/2024/wordml/sdtformatlock" xmlns:w16sdtdh="http://schemas.microsoft.com/office/word/2020/wordml/sdtdatahash" xmlns:w16du="http://schemas.microsoft.com/office/word/2023/wordml/word16du" xmlns:w16="http://schemas.microsoft.com/office/word/2018/wordml" xmlns:w16cid="http://schemas.microsoft.com/office/word/2016/wordml/cid" xmlns:w16cex="http://schemas.microsoft.com/office/word/2018/wordml/cex" xmlns:oel="http://schemas.microsoft.com/office/2019/extlst" xmlns:am3d="http://schemas.microsoft.com/office/drawing/2017/model3d" xmlns:aink="http://schemas.microsoft.com/office/drawing/2016/ink" xmlns:cx8="http://schemas.microsoft.com/office/drawing/2016/5/14/chartex" xmlns:cx7="http://schemas.microsoft.com/office/drawing/2016/5/13/chartex" xmlns:cx6="http://schemas.microsoft.com/office/drawing/2016/5/12/chartex" xmlns:cx5="http://schemas.microsoft.com/office/drawing/2016/5/11/chartex" xmlns:cx4="http://schemas.microsoft.com/office/drawing/2016/5/10/chartex" xmlns:cx3="http://schemas.microsoft.com/office/drawing/2016/5/9/chartex" xmlns:cx2="http://schemas.microsoft.com/office/drawing/2015/10/21/chartex" xmlns:cx1="http://schemas.microsoft.com/office/drawing/2015/9/8/chartex">
                 <w:pict>
                   <v:shape w14:anchorId="766A804C" id="Text Box 20" o:spid="_x0000_s1028" type="#_x0000_t202" style="position:absolute;margin-left:0;margin-top:201.4pt;width:78.9pt;height:34pt;z-index:251666432;visibility:visible;mso-wrap-style:square;mso-width-percent:0;mso-wrap-distance-left:9pt;mso-wrap-distance-top:0;mso-wrap-distance-right:9pt;mso-wrap-distance-bottom:0;mso-position-horizontal:center;mso-position-horizontal-relative:margin;mso-position-vertical:absolute;mso-position-vertical-relative:text;mso-width-percent:0;mso-width-relative:margin;v-text-anchor:top" o:gfxdata="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" fillcolor="white [3201]" stroked="f" strokeweight=".5pt">
                     <v:textbox>
@@ -1856,7 +1856,11 @@
               </mc:Choice>
               <mc:Fallback>
                 <w:pict>
-                  <v:shape w14:anchorId="436E1113" id="Text Box 163" o:spid="_x0000_s1029" type="#_x0000_t202" style="position:absolute;margin-left:0;margin-top:335.4pt;width:8in;height:286.5pt;z-index:251659264;visibility:visible;mso-wrap-style:square;mso-width-percent:941;mso-height-percent:363;mso-wrap-distance-left:9pt;mso-wrap-distance-top:0;mso-wrap-distance-right:9pt;mso-wrap-distance-bottom:0;mso-position-horizontal:center;mso-position-horizontal-relative:margin;mso-position-vertical:absolute;mso-position-vertical-relative:page;mso-width-percent:941;mso-height-percent:363;mso-width-relative:page;mso-height-relative:page;v-text-anchor:bottom" o:gfxdata="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" filled="f" stroked="f" strokeweight=".5pt">
+                  <v:shapetype w14:anchorId="436E1113" id="_x0000_t202" coordsize="21600,21600" o:spt="202" path="m,l,21600r21600,l21600,xe">
+                    <v:stroke joinstyle="miter"/>
+                    <v:path gradientshapeok="t" o:connecttype="rect"/>
+                  </v:shapetype>
+                  <v:shape id="Text Box 163" o:spid="_x0000_s1029" type="#_x0000_t202" style="position:absolute;margin-left:0;margin-top:335.4pt;width:8in;height:286.5pt;z-index:251659264;visibility:visible;mso-wrap-style:square;mso-width-percent:941;mso-height-percent:363;mso-wrap-distance-left:9pt;mso-wrap-distance-top:0;mso-wrap-distance-right:9pt;mso-wrap-distance-bottom:0;mso-position-horizontal:center;mso-position-horizontal-relative:margin;mso-position-vertical:absolute;mso-position-vertical-relative:page;mso-width-percent:941;mso-height-percent:363;mso-width-relative:page;mso-height-relative:page;v-text-anchor:bottom" o:gfxdata="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" filled="f" stroked="f" strokeweight=".5pt">
                     <v:textbox inset="126pt,0,54pt,0">
                       <w:txbxContent>
                         <w:p>
@@ -4070,69 +4074,8 @@
         </w:numPr>
         <w:jc w:val="both"/>
       </w:pPr>
-      <w:proofErr w:type="spellStart"/>
-      <w:r>
-        <w:t>LoadMemberData</w:t>
-      </w:r>
-      <w:proofErr w:type="spellEnd"/>
-      <w:r>
-        <w:t>(),</w:t>
-      </w:r>
-      <w:proofErr w:type="spellStart"/>
-      <w:r>
-        <w:t>LoadPhoneData</w:t>
-      </w:r>
-      <w:proofErr w:type="spellEnd"/>
-      <w:r>
-        <w:t xml:space="preserve">(int </w:t>
-      </w:r>
-      <w:proofErr w:type="spellStart"/>
-      <w:r>
-        <w:t>memberId</w:t>
-      </w:r>
-      <w:proofErr w:type="spellEnd"/>
-      <w:r>
-        <w:t xml:space="preserve"> = -1), </w:t>
-      </w:r>
-      <w:proofErr w:type="spellStart"/>
-      <w:r>
-        <w:t>LoadMembershipOptions</w:t>
-      </w:r>
-      <w:proofErr w:type="spellEnd"/>
-      <w:r>
-        <w:t xml:space="preserve">(), </w:t>
-      </w:r>
-      <w:proofErr w:type="spellStart"/>
-      <w:r>
-        <w:t>LoadBranchOptions</w:t>
-      </w:r>
-      <w:proofErr w:type="spellEnd"/>
-      <w:r>
-        <w:t xml:space="preserve">(), </w:t>
-      </w:r>
-      <w:proofErr w:type="spellStart"/>
-      <w:r>
-        <w:t>LoadPlanOptions</w:t>
-      </w:r>
-      <w:proofErr w:type="spellEnd"/>
-      <w:r>
-        <w:t xml:space="preserve">(), </w:t>
-      </w:r>
-      <w:proofErr w:type="spellStart"/>
-      <w:r>
-        <w:t>SetupGenderComboBox</w:t>
-      </w:r>
-      <w:proofErr w:type="spellEnd"/>
-      <w:r>
-        <w:t xml:space="preserve">(), </w:t>
-      </w:r>
-      <w:proofErr w:type="spellStart"/>
-      <w:r>
-        <w:t>ClearFields</w:t>
-      </w:r>
-      <w:proofErr w:type="spellEnd"/>
-      <w:r>
-        <w:t>()</w:t>
+      <w:r>
+        <w:t>LoadMemberData(),LoadPhoneData(int memberId = -1), LoadMembershipOptions(), LoadBranchOptions(), LoadPlanOptions(), SetupGenderComboBox(), ClearFields()</w:t>
       </w:r>
     </w:p>
     <w:p>
@@ -4159,51 +4102,9 @@
         </w:numPr>
         <w:jc w:val="both"/>
       </w:pPr>
-      <w:proofErr w:type="spellStart"/>
-      <w:r>
-        <w:t>Add_Member_Click</w:t>
-      </w:r>
-      <w:proofErr w:type="spellEnd"/>
-      <w:r>
-        <w:t xml:space="preserve">, </w:t>
-      </w:r>
-      <w:proofErr w:type="spellStart"/>
-      <w:r>
-        <w:t>Delete_Member_Click</w:t>
-      </w:r>
-      <w:proofErr w:type="spellEnd"/>
-      <w:r>
-        <w:t xml:space="preserve">, </w:t>
-      </w:r>
-      <w:proofErr w:type="spellStart"/>
-      <w:r>
-        <w:t>Search_Click</w:t>
-      </w:r>
-      <w:proofErr w:type="spellEnd"/>
-      <w:r>
-        <w:t xml:space="preserve">, </w:t>
-      </w:r>
-      <w:proofErr w:type="spellStart"/>
-      <w:r>
-        <w:t>Add_Phone_Click</w:t>
-      </w:r>
-      <w:proofErr w:type="spellEnd"/>
-      <w:r>
-        <w:t xml:space="preserve">, </w:t>
-      </w:r>
-      <w:proofErr w:type="spellStart"/>
-      <w:r>
-        <w:t>btnNoPlan_Click</w:t>
-      </w:r>
-      <w:proofErr w:type="spellEnd"/>
-      <w:r>
-        <w:t xml:space="preserve">, comboBox1_SelectedIndexChanged, dataGridView1_CellClick, </w:t>
-      </w:r>
-      <w:proofErr w:type="spellStart"/>
-      <w:r>
-        <w:t>Back_Click</w:t>
-      </w:r>
-      <w:proofErr w:type="spellEnd"/>
+      <w:r>
+        <w:t>Add_Member_Click, Delete_Member_Click, Search_Click, Add_Phone_Click, btnNoPlan_Click, comboBox1_SelectedIndexChanged, dataGridView1_CellClick, Back_Click</w:t>
+      </w:r>
     </w:p>
     <w:p>
       <w:pPr>
@@ -4714,7 +4615,6 @@
           <w:b/>
           <w:bCs/>
         </w:rPr>
-        <w:lastRenderedPageBreak/>
         <w:t>Functionalities:</w:t>
       </w:r>
     </w:p>
@@ -4726,6 +4626,7 @@
         </w:numPr>
       </w:pPr>
       <w:r>
+        <w:lastRenderedPageBreak/>
         <w:t>Add a new class by entering a Class Name and selecting a Trainer.</w:t>
       </w:r>
     </w:p>
@@ -4849,16 +4750,168 @@
         <w:t>.</w:t>
       </w:r>
     </w:p>
+    <w:p>
+      <w:pPr>
+        <w:rPr>
+          <w:b/>
+          <w:bCs/>
+        </w:rPr>
+      </w:pPr>
+      <w:r>
+        <w:rPr>
+          <w:b/>
+          <w:bCs/>
+        </w:rPr>
+        <w:t xml:space="preserve">Procedures used: </w:t>
+      </w:r>
+    </w:p>
+    <w:p>
+      <w:pPr>
+        <w:pStyle w:val="ListParagraph"/>
+        <w:numPr>
+          <w:ilvl w:val="0"/>
+          <w:numId w:val="12"/>
+        </w:numPr>
+        <w:spacing w:line="360" w:lineRule="auto"/>
+      </w:pPr>
+      <w:r>
+        <w:rPr>
+          <w:b/>
+          <w:bCs/>
+        </w:rPr>
+        <w:t>Constructor Procedure</w:t>
+      </w:r>
+      <w:r>
+        <w:t xml:space="preserve">  </w:t>
+      </w:r>
+      <w:r>
+        <w:t>public ClassScheduler()</w:t>
+      </w:r>
+    </w:p>
+    <w:p>
+      <w:pPr>
+        <w:pStyle w:val="ListParagraph"/>
+        <w:numPr>
+          <w:ilvl w:val="0"/>
+          <w:numId w:val="12"/>
+        </w:numPr>
+        <w:spacing w:line="360" w:lineRule="auto"/>
+      </w:pPr>
+      <w:r>
+        <w:rPr>
+          <w:b/>
+          <w:bCs/>
+        </w:rPr>
+        <w:t>Data Loading Procedures</w:t>
+      </w:r>
+      <w:r>
+        <w:rPr>
+          <w:b/>
+          <w:bCs/>
+        </w:rPr>
+        <w:t xml:space="preserve">  </w:t>
+      </w:r>
+      <w:r>
+        <w:t>LoadClassData();</w:t>
+      </w:r>
+      <w:r>
+        <w:t xml:space="preserve">  </w:t>
+      </w:r>
+      <w:r>
+        <w:t>LoadScheduleData();</w:t>
+      </w:r>
+      <w:r>
+        <w:t xml:space="preserve">  </w:t>
+      </w:r>
+      <w:r>
+        <w:t>LoadTrainerComboBox();</w:t>
+      </w:r>
+      <w:r>
+        <w:t xml:space="preserve">  </w:t>
+      </w:r>
+      <w:r>
+        <w:t>LoadDayComboBox();</w:t>
+      </w:r>
+    </w:p>
+    <w:p>
+      <w:pPr>
+        <w:pStyle w:val="ListParagraph"/>
+        <w:numPr>
+          <w:ilvl w:val="0"/>
+          <w:numId w:val="12"/>
+        </w:numPr>
+        <w:spacing w:line="360" w:lineRule="auto"/>
+      </w:pPr>
+      <w:r>
+        <w:rPr>
+          <w:b/>
+          <w:bCs/>
+        </w:rPr>
+        <w:t>Event Procedures</w:t>
+      </w:r>
+      <w:r>
+        <w:t xml:space="preserve"> </w:t>
+      </w:r>
+      <w:r>
+        <w:t>btnAddClass.Click</w:t>
+      </w:r>
+      <w:r>
+        <w:t xml:space="preserve">;  </w:t>
+      </w:r>
+      <w:r>
+        <w:t>btnUpdateClass.Click</w:t>
+      </w:r>
+      <w:r>
+        <w:t xml:space="preserve">;  </w:t>
+      </w:r>
+      <w:r>
+        <w:t>btnDeleteClass.Click</w:t>
+      </w:r>
+      <w:r>
+        <w:t xml:space="preserve">;  </w:t>
+      </w:r>
+      <w:r>
+        <w:t>dgvSchedules.CellClick</w:t>
+      </w:r>
+      <w:r>
+        <w:t xml:space="preserve">;  </w:t>
+      </w:r>
+      <w:r>
+        <w:t>dgvClasses.CellClick</w:t>
+      </w:r>
+      <w:r>
+        <w:t xml:space="preserve">;  </w:t>
+      </w:r>
+      <w:r>
+        <w:t>btnClear.Click</w:t>
+      </w:r>
+      <w:r>
+        <w:t>;</w:t>
+      </w:r>
+    </w:p>
     <w:p/>
+    <w:p/>
+    <w:p/>
+    <w:p/>
+    <w:p/>
+    <w:p/>
+    <w:p/>
+    <w:p/>
+    <w:p/>
+    <w:p>
+      <w:bookmarkStart w:id="5" w:name="_GoBack"/>
+      <w:bookmarkEnd w:id="5"/>
+    </w:p>
     <w:p>
       <w:pPr>
         <w:pStyle w:val="Heading2"/>
       </w:pPr>
-      <w:bookmarkStart w:id="5" w:name="_Toc229058399"/>
-      <w:r>
+      <w:bookmarkStart w:id="6" w:name="_Toc229058399"/>
+      <w:r>
+        <w:lastRenderedPageBreak/>
         <w:t>Membership Management</w:t>
       </w:r>
-      <w:bookmarkEnd w:id="5"/>
+      <w:bookmarkEnd w:id="6"/>
     </w:p>
     <w:p>
       <w:r>
@@ -4881,7 +4934,6 @@
         <w:rPr>
           <w:noProof/>
         </w:rPr>
-        <w:lastRenderedPageBreak/>
         <w:drawing>
           <wp:inline distT="0" distB="0" distL="0" distR="0" wp14:anchorId="618CD822" wp14:editId="043FE26E">
             <wp:extent cx="5151229" cy="3723640"/>
@@ -5085,6 +5137,7 @@
           <w:b/>
           <w:bCs/>
         </w:rPr>
+        <w:lastRenderedPageBreak/>
         <w:t>1. Constructor Procedure</w:t>
       </w:r>
     </w:p>
@@ -5111,7 +5164,6 @@
           <w:b/>
           <w:bCs/>
         </w:rPr>
-        <w:lastRenderedPageBreak/>
         <w:t>2. Data Loading Procedures</w:t>
       </w:r>
     </w:p>
@@ -5122,61 +5174,8 @@
           <w:numId w:val="10"/>
         </w:numPr>
       </w:pPr>
-      <w:proofErr w:type="spellStart"/>
-      <w:r>
-        <w:t>LoadMembershipData</w:t>
-      </w:r>
-      <w:proofErr w:type="spellEnd"/>
-      <w:r>
-        <w:t xml:space="preserve">(), </w:t>
-      </w:r>
-      <w:proofErr w:type="spellStart"/>
-      <w:r>
-        <w:t>SetupDurationComboBox</w:t>
-      </w:r>
-      <w:proofErr w:type="spellEnd"/>
-      <w:r>
-        <w:t xml:space="preserve">(), </w:t>
-      </w:r>
-      <w:proofErr w:type="spellStart"/>
-      <w:r>
-        <w:t>ClearFields</w:t>
-      </w:r>
-      <w:proofErr w:type="spellEnd"/>
-      <w:r>
-        <w:t xml:space="preserve">(), </w:t>
-      </w:r>
-      <w:proofErr w:type="spellStart"/>
-      <w:r>
-        <w:t>StyleDataGridView</w:t>
-      </w:r>
-      <w:proofErr w:type="spellEnd"/>
-      <w:r>
-        <w:t xml:space="preserve">(), </w:t>
-      </w:r>
-      <w:proofErr w:type="spellStart"/>
-      <w:r>
-        <w:t>ApplyStyle</w:t>
-      </w:r>
-      <w:proofErr w:type="spellEnd"/>
-      <w:r>
-        <w:t>(</w:t>
-      </w:r>
-      <w:proofErr w:type="spellStart"/>
-      <w:r>
-        <w:t>DataGridView</w:t>
-      </w:r>
-      <w:proofErr w:type="spellEnd"/>
-      <w:r>
-        <w:t xml:space="preserve"> </w:t>
-      </w:r>
-      <w:proofErr w:type="spellStart"/>
-      <w:r>
-        <w:t>dgv</w:t>
-      </w:r>
-      <w:proofErr w:type="spellEnd"/>
-      <w:r>
-        <w:t>)</w:t>
+      <w:r>
+        <w:t>LoadMembershipData(), SetupDurationComboBox(), ClearFields(), StyleDataGridView(), ApplyStyle(DataGridView dgv)</w:t>
       </w:r>
     </w:p>
     <w:p>
@@ -5202,39 +5201,7 @@
         </w:numPr>
       </w:pPr>
       <w:r>
-        <w:t xml:space="preserve">Add_MemberShip_Click, </w:t>
-      </w:r>
-      <w:proofErr w:type="spellStart"/>
-      <w:r>
-        <w:t>Update_MemberShip_Click</w:t>
-      </w:r>
-      <w:proofErr w:type="spellEnd"/>
-      <w:r>
-        <w:t xml:space="preserve">, </w:t>
-      </w:r>
-      <w:proofErr w:type="spellStart"/>
-      <w:r>
-        <w:t>Delete_MemberShip_Click</w:t>
-      </w:r>
-      <w:proofErr w:type="spellEnd"/>
-      <w:r>
-        <w:t xml:space="preserve">, </w:t>
-      </w:r>
-      <w:proofErr w:type="spellStart"/>
-      <w:r>
-        <w:t>Search_Click</w:t>
-      </w:r>
-      <w:proofErr w:type="spellEnd"/>
-      <w:r>
-        <w:t xml:space="preserve">, </w:t>
-      </w:r>
-      <w:proofErr w:type="spellStart"/>
-      <w:r>
-        <w:t>Back_Click</w:t>
-      </w:r>
-      <w:proofErr w:type="spellEnd"/>
-      <w:r>
-        <w:t>, dataGridView1_CellClick</w:t>
+        <w:t>Add_MemberShip_Click, Update_MemberShip_Click, Delete_MemberShip_Click, Search_Click, Back_Click, dataGridView1_CellClick</w:t>
       </w:r>
     </w:p>
     <w:p/>
@@ -5242,11 +5209,11 @@
       <w:pPr>
         <w:pStyle w:val="Heading2"/>
       </w:pPr>
-      <w:bookmarkStart w:id="6" w:name="_Toc229058400"/>
+      <w:bookmarkStart w:id="7" w:name="_Toc229058400"/>
       <w:r>
         <w:t>Branch Management</w:t>
       </w:r>
-      <w:bookmarkEnd w:id="6"/>
+      <w:bookmarkEnd w:id="7"/>
     </w:p>
     <w:p>
       <w:r>
@@ -5389,6 +5356,7 @@
         </w:numPr>
       </w:pPr>
       <w:r>
+        <w:lastRenderedPageBreak/>
         <w:t>The Equipment grid shows all equipment assigned to branches (ID, Name, Purchase Date, Maintenance Duration, Branch_ID).</w:t>
       </w:r>
     </w:p>
@@ -5400,7 +5368,6 @@
         </w:numPr>
       </w:pPr>
       <w:r>
-        <w:lastRenderedPageBreak/>
         <w:t>Add, update, and delete equipment records directly from this form using the panel on the right side.</w:t>
       </w:r>
     </w:p>
@@ -5667,11 +5634,11 @@
       <w:pPr>
         <w:pStyle w:val="Heading1"/>
       </w:pPr>
-      <w:bookmarkStart w:id="7" w:name="_Toc229058401"/>
+      <w:bookmarkStart w:id="8" w:name="_Toc229058401"/>
       <w:r>
         <w:t>UI Flow</w:t>
       </w:r>
-      <w:bookmarkEnd w:id="7"/>
+      <w:bookmarkEnd w:id="8"/>
       <w:r>
         <w:t xml:space="preserve"> </w:t>
       </w:r>
@@ -5750,7 +5717,7 @@
 </file>
 
 <file path=word/endnotes.xml><?xml version="1.0" encoding="utf-8"?>
-<w:endnotes xmlns:wpc="http://schemas.microsoft.com/office/word/2010/wordprocessingCanvas" xmlns:cx="http://schemas.microsoft.com/office/drawing/2014/chartex" xmlns:cx1="http://schemas.microsoft.com/office/drawing/2015/9/8/chartex" xmlns:cx2="http://schemas.microsoft.com/office/drawing/2015/10/21/chartex" xmlns:cx3="http://schemas.microsoft.com/office/drawing/2016/5/9/chartex" xmlns:cx4="http://schemas.microsoft.com/office/drawing/2016/5/10/chartex" xmlns:cx5="http://schemas.microsoft.com/office/drawing/2016/5/11/chartex" xmlns:cx6="http://schemas.microsoft.com/office/drawing/2016/5/12/chartex" xmlns:cx7="http://schemas.microsoft.com/office/drawing/2016/5/13/chartex" xmlns:cx8="http://schemas.microsoft.com/office/drawing/2016/5/14/chartex" xmlns:mc="http://schemas.openxmlformats.org/markup-compatibility/2006" xmlns:aink="http://schemas.microsoft.com/office/drawing/2016/ink" xmlns:am3d="http://schemas.microsoft.com/office/drawing/2017/model3d" xmlns:o="urn:schemas-microsoft-com:office:office" xmlns:oel="http://schemas.microsoft.com/office/2019/extlst" xmlns:r="http://schemas.openxmlformats.org/officeDocument/2006/relationships" xmlns:m="http://schemas.openxmlformats.org/officeDocument/2006/math" xmlns:v="urn:schemas-microsoft-com:vml" xmlns:wp14="http://schemas.microsoft.com/office/word/2010/wordprocessingDrawing" xmlns:wp="http://schemas.openxmlformats.org/drawingml/2006/wordprocessingDrawing" xmlns:w10="urn:schemas-microsoft-com:office:word" xmlns:w="http://schemas.openxmlformats.org/wordprocessingml/2006/main" xmlns:w14="http://schemas.microsoft.com/office/word/2010/wordml" xmlns:w15="http://schemas.microsoft.com/office/word/2012/wordml" xmlns:w16cex="http://schemas.microsoft.com/office/word/2018/wordml/cex" xmlns:w16cid="http://schemas.microsoft.com/office/word/2016/wordml/cid" xmlns:w16="http://schemas.microsoft.com/office/word/2018/wordml" xmlns:w16du="http://schemas.microsoft.com/office/word/2023/wordml/word16du" xmlns:w16sdtdh="http://schemas.microsoft.com/office/word/2020/wordml/sdtdatahash" xmlns:w16sdtfl="http://schemas.microsoft.com/office/word/2024/wordml/sdtformatlock" xmlns:w16se="http://schemas.microsoft.com/office/word/2015/wordml/symex" xmlns:wpg="http://schemas.microsoft.com/office/word/2010/wordprocessingGroup" xmlns:wpi="http://schemas.microsoft.com/office/word/2010/wordprocessingInk" xmlns:wne="http://schemas.microsoft.com/office/word/2006/wordml" xmlns:wps="http://schemas.microsoft.com/office/word/2010/wordprocessingShape" mc:Ignorable="w14 w15 w16se w16cid w16 w16cex w16sdtdh w16sdtfl w16du wp14">
+<w:endnotes xmlns:wpc="http://schemas.microsoft.com/office/word/2010/wordprocessingCanvas" xmlns:cx="http://schemas.microsoft.com/office/drawing/2014/chartex" xmlns:mc="http://schemas.openxmlformats.org/markup-compatibility/2006" xmlns:o="urn:schemas-microsoft-com:office:office" xmlns:r="http://schemas.openxmlformats.org/officeDocument/2006/relationships" xmlns:m="http://schemas.openxmlformats.org/officeDocument/2006/math" xmlns:v="urn:schemas-microsoft-com:vml" xmlns:wp14="http://schemas.microsoft.com/office/word/2010/wordprocessingDrawing" xmlns:wp="http://schemas.openxmlformats.org/drawingml/2006/wordprocessingDrawing" xmlns:w10="urn:schemas-microsoft-com:office:word" xmlns:w="http://schemas.openxmlformats.org/wordprocessingml/2006/main" xmlns:w14="http://schemas.microsoft.com/office/word/2010/wordml" xmlns:w15="http://schemas.microsoft.com/office/word/2012/wordml" xmlns:w16se="http://schemas.microsoft.com/office/word/2015/wordml/symex" xmlns:wpg="http://schemas.microsoft.com/office/word/2010/wordprocessingGroup" xmlns:wpi="http://schemas.microsoft.com/office/word/2010/wordprocessingInk" xmlns:wne="http://schemas.microsoft.com/office/word/2006/wordml" xmlns:wps="http://schemas.microsoft.com/office/word/2010/wordprocessingShape" mc:Ignorable="w14 w15 w16se wp14">
   <w:endnote w:type="separator" w:id="-1">
     <w:p>
       <w:pPr>
@@ -5775,7 +5742,7 @@
 </file>
 
 <file path=word/footer1.xml><?xml version="1.0" encoding="utf-8"?>
-<w:ftr xmlns:wpc="http://schemas.microsoft.com/office/word/2010/wordprocessingCanvas" xmlns:cx="http://schemas.microsoft.com/office/drawing/2014/chartex" xmlns:cx1="http://schemas.microsoft.com/office/drawing/2015/9/8/chartex" xmlns:cx2="http://schemas.microsoft.com/office/drawing/2015/10/21/chartex" xmlns:cx3="http://schemas.microsoft.com/office/drawing/2016/5/9/chartex" xmlns:cx4="http://schemas.microsoft.com/office/drawing/2016/5/10/chartex" xmlns:cx5="http://schemas.microsoft.com/office/drawing/2016/5/11/chartex" xmlns:cx6="http://schemas.microsoft.com/office/drawing/2016/5/12/chartex" xmlns:cx7="http://schemas.microsoft.com/office/drawing/2016/5/13/chartex" xmlns:cx8="http://schemas.microsoft.com/office/drawing/2016/5/14/chartex" xmlns:mc="http://schemas.openxmlformats.org/markup-compatibility/2006" xmlns:aink="http://schemas.microsoft.com/office/drawing/2016/ink" xmlns:am3d="http://schemas.microsoft.com/office/drawing/2017/model3d" xmlns:o="urn:schemas-microsoft-com:office:office" xmlns:oel="http://schemas.microsoft.com/office/2019/extlst" xmlns:r="http://schemas.openxmlformats.org/officeDocument/2006/relationships" xmlns:m="http://schemas.openxmlformats.org/officeDocument/2006/math" xmlns:v="urn:schemas-microsoft-com:vml" xmlns:wp14="http://schemas.microsoft.com/office/word/2010/wordprocessingDrawing" xmlns:wp="http://schemas.openxmlformats.org/drawingml/2006/wordprocessingDrawing" xmlns:w10="urn:schemas-microsoft-com:office:word" xmlns:w="http://schemas.openxmlformats.org/wordprocessingml/2006/main" xmlns:w14="http://schemas.microsoft.com/office/word/2010/wordml" xmlns:w15="http://schemas.microsoft.com/office/word/2012/wordml" xmlns:w16cex="http://schemas.microsoft.com/office/word/2018/wordml/cex" xmlns:w16cid="http://schemas.microsoft.com/office/word/2016/wordml/cid" xmlns:w16="http://schemas.microsoft.com/office/word/2018/wordml" xmlns:w16du="http://schemas.microsoft.com/office/word/2023/wordml/word16du" xmlns:w16sdtdh="http://schemas.microsoft.com/office/word/2020/wordml/sdtdatahash" xmlns:w16sdtfl="http://schemas.microsoft.com/office/word/2024/wordml/sdtformatlock" xmlns:w16se="http://schemas.microsoft.com/office/word/2015/wordml/symex" xmlns:wpg="http://schemas.microsoft.com/office/word/2010/wordprocessingGroup" xmlns:wpi="http://schemas.microsoft.com/office/word/2010/wordprocessingInk" xmlns:wne="http://schemas.microsoft.com/office/word/2006/wordml" xmlns:wps="http://schemas.microsoft.com/office/word/2010/wordprocessingShape" mc:Ignorable="w14 w15 w16se w16cid w16 w16cex w16sdtdh w16sdtfl w16du wp14">
+<w:ftr xmlns:wpc="http://schemas.microsoft.com/office/word/2010/wordprocessingCanvas" xmlns:cx="http://schemas.microsoft.com/office/drawing/2014/chartex" xmlns:mc="http://schemas.openxmlformats.org/markup-compatibility/2006" xmlns:o="urn:schemas-microsoft-com:office:office" xmlns:r="http://schemas.openxmlformats.org/officeDocument/2006/relationships" xmlns:m="http://schemas.openxmlformats.org/officeDocument/2006/math" xmlns:v="urn:schemas-microsoft-com:vml" xmlns:wp14="http://schemas.microsoft.com/office/word/2010/wordprocessingDrawing" xmlns:wp="http://schemas.openxmlformats.org/drawingml/2006/wordprocessingDrawing" xmlns:w10="urn:schemas-microsoft-com:office:word" xmlns:w="http://schemas.openxmlformats.org/wordprocessingml/2006/main" xmlns:w14="http://schemas.microsoft.com/office/word/2010/wordml" xmlns:w15="http://schemas.microsoft.com/office/word/2012/wordml" xmlns:w16se="http://schemas.microsoft.com/office/word/2015/wordml/symex" xmlns:wpg="http://schemas.microsoft.com/office/word/2010/wordprocessingGroup" xmlns:wpi="http://schemas.microsoft.com/office/word/2010/wordprocessingInk" xmlns:wne="http://schemas.microsoft.com/office/word/2006/wordml" xmlns:wps="http://schemas.microsoft.com/office/word/2010/wordprocessingShape" mc:Ignorable="w14 w15 w16se wp14">
   <w:p>
     <w:pPr>
       <w:pStyle w:val="Footer"/>
@@ -5785,7 +5752,7 @@
 </file>
 
 <file path=word/footer2.xml><?xml version="1.0" encoding="utf-8"?>
-<w:ftr xmlns:wpc="http://schemas.microsoft.com/office/word/2010/wordprocessingCanvas" xmlns:cx="http://schemas.microsoft.com/office/drawing/2014/chartex" xmlns:cx1="http://schemas.microsoft.com/office/drawing/2015/9/8/chartex" xmlns:cx2="http://schemas.microsoft.com/office/drawing/2015/10/21/chartex" xmlns:cx3="http://schemas.microsoft.com/office/drawing/2016/5/9/chartex" xmlns:cx4="http://schemas.microsoft.com/office/drawing/2016/5/10/chartex" xmlns:cx5="http://schemas.microsoft.com/office/drawing/2016/5/11/chartex" xmlns:cx6="http://schemas.microsoft.com/office/drawing/2016/5/12/chartex" xmlns:cx7="http://schemas.microsoft.com/office/drawing/2016/5/13/chartex" xmlns:cx8="http://schemas.microsoft.com/office/drawing/2016/5/14/chartex" xmlns:mc="http://schemas.openxmlformats.org/markup-compatibility/2006" xmlns:aink="http://schemas.microsoft.com/office/drawing/2016/ink" xmlns:am3d="http://schemas.microsoft.com/office/drawing/2017/model3d" xmlns:o="urn:schemas-microsoft-com:office:office" xmlns:oel="http://schemas.microsoft.com/office/2019/extlst" xmlns:r="http://schemas.openxmlformats.org/officeDocument/2006/relationships" xmlns:m="http://schemas.openxmlformats.org/officeDocument/2006/math" xmlns:v="urn:schemas-microsoft-com:vml" xmlns:wp14="http://schemas.microsoft.com/office/word/2010/wordprocessingDrawing" xmlns:wp="http://schemas.openxmlformats.org/drawingml/2006/wordprocessingDrawing" xmlns:w10="urn:schemas-microsoft-com:office:word" xmlns:w="http://schemas.openxmlformats.org/wordprocessingml/2006/main" xmlns:w14="http://schemas.microsoft.com/office/word/2010/wordml" xmlns:w15="http://schemas.microsoft.com/office/word/2012/wordml" xmlns:w16cex="http://schemas.microsoft.com/office/word/2018/wordml/cex" xmlns:w16cid="http://schemas.microsoft.com/office/word/2016/wordml/cid" xmlns:w16="http://schemas.microsoft.com/office/word/2018/wordml" xmlns:w16du="http://schemas.microsoft.com/office/word/2023/wordml/word16du" xmlns:w16sdtdh="http://schemas.microsoft.com/office/word/2020/wordml/sdtdatahash" xmlns:w16sdtfl="http://schemas.microsoft.com/office/word/2024/wordml/sdtformatlock" xmlns:w16se="http://schemas.microsoft.com/office/word/2015/wordml/symex" xmlns:wpg="http://schemas.microsoft.com/office/word/2010/wordprocessingGroup" xmlns:wpi="http://schemas.microsoft.com/office/word/2010/wordprocessingInk" xmlns:wne="http://schemas.microsoft.com/office/word/2006/wordml" xmlns:wps="http://schemas.microsoft.com/office/word/2010/wordprocessingShape" mc:Ignorable="w14 w15 w16se w16cid w16 w16cex w16sdtdh w16sdtfl w16du wp14">
+<w:ftr xmlns:wpc="http://schemas.microsoft.com/office/word/2010/wordprocessingCanvas" xmlns:cx="http://schemas.microsoft.com/office/drawing/2014/chartex" xmlns:mc="http://schemas.openxmlformats.org/markup-compatibility/2006" xmlns:o="urn:schemas-microsoft-com:office:office" xmlns:r="http://schemas.openxmlformats.org/officeDocument/2006/relationships" xmlns:m="http://schemas.openxmlformats.org/officeDocument/2006/math" xmlns:v="urn:schemas-microsoft-com:vml" xmlns:wp14="http://schemas.microsoft.com/office/word/2010/wordprocessingDrawing" xmlns:wp="http://schemas.openxmlformats.org/drawingml/2006/wordprocessingDrawing" xmlns:w10="urn:schemas-microsoft-com:office:word" xmlns:w="http://schemas.openxmlformats.org/wordprocessingml/2006/main" xmlns:w14="http://schemas.microsoft.com/office/word/2010/wordml" xmlns:w15="http://schemas.microsoft.com/office/word/2012/wordml" xmlns:w16se="http://schemas.microsoft.com/office/word/2015/wordml/symex" xmlns:wpg="http://schemas.microsoft.com/office/word/2010/wordprocessingGroup" xmlns:wpi="http://schemas.microsoft.com/office/word/2010/wordprocessingInk" xmlns:wne="http://schemas.microsoft.com/office/word/2006/wordml" xmlns:wps="http://schemas.microsoft.com/office/word/2010/wordprocessingShape" mc:Ignorable="w14 w15 w16se wp14">
   <w:sdt>
     <w:sdtPr>
       <w:id w:val="-1303225305"/>
@@ -5818,7 +5785,7 @@
           <w:rPr>
             <w:noProof/>
           </w:rPr>
-          <w:t>2</w:t>
+          <w:t>4</w:t>
         </w:r>
         <w:r>
           <w:rPr>
@@ -5838,7 +5805,7 @@
 </file>
 
 <file path=word/footer3.xml><?xml version="1.0" encoding="utf-8"?>
-<w:ftr xmlns:wpc="http://schemas.microsoft.com/office/word/2010/wordprocessingCanvas" xmlns:cx="http://schemas.microsoft.com/office/drawing/2014/chartex" xmlns:cx1="http://schemas.microsoft.com/office/drawing/2015/9/8/chartex" xmlns:cx2="http://schemas.microsoft.com/office/drawing/2015/10/21/chartex" xmlns:cx3="http://schemas.microsoft.com/office/drawing/2016/5/9/chartex" xmlns:cx4="http://schemas.microsoft.com/office/drawing/2016/5/10/chartex" xmlns:cx5="http://schemas.microsoft.com/office/drawing/2016/5/11/chartex" xmlns:cx6="http://schemas.microsoft.com/office/drawing/2016/5/12/chartex" xmlns:cx7="http://schemas.microsoft.com/office/drawing/2016/5/13/chartex" xmlns:cx8="http://schemas.microsoft.com/office/drawing/2016/5/14/chartex" xmlns:mc="http://schemas.openxmlformats.org/markup-compatibility/2006" xmlns:aink="http://schemas.microsoft.com/office/drawing/2016/ink" xmlns:am3d="http://schemas.microsoft.com/office/drawing/2017/model3d" xmlns:o="urn:schemas-microsoft-com:office:office" xmlns:oel="http://schemas.microsoft.com/office/2019/extlst" xmlns:r="http://schemas.openxmlformats.org/officeDocument/2006/relationships" xmlns:m="http://schemas.openxmlformats.org/officeDocument/2006/math" xmlns:v="urn:schemas-microsoft-com:vml" xmlns:wp14="http://schemas.microsoft.com/office/word/2010/wordprocessingDrawing" xmlns:wp="http://schemas.openxmlformats.org/drawingml/2006/wordprocessingDrawing" xmlns:w10="urn:schemas-microsoft-com:office:word" xmlns:w="http://schemas.openxmlformats.org/wordprocessingml/2006/main" xmlns:w14="http://schemas.microsoft.com/office/word/2010/wordml" xmlns:w15="http://schemas.microsoft.com/office/word/2012/wordml" xmlns:w16cex="http://schemas.microsoft.com/office/word/2018/wordml/cex" xmlns:w16cid="http://schemas.microsoft.com/office/word/2016/wordml/cid" xmlns:w16="http://schemas.microsoft.com/office/word/2018/wordml" xmlns:w16du="http://schemas.microsoft.com/office/word/2023/wordml/word16du" xmlns:w16sdtdh="http://schemas.microsoft.com/office/word/2020/wordml/sdtdatahash" xmlns:w16sdtfl="http://schemas.microsoft.com/office/word/2024/wordml/sdtformatlock" xmlns:w16se="http://schemas.microsoft.com/office/word/2015/wordml/symex" xmlns:wpg="http://schemas.microsoft.com/office/word/2010/wordprocessingGroup" xmlns:wpi="http://schemas.microsoft.com/office/word/2010/wordprocessingInk" xmlns:wne="http://schemas.microsoft.com/office/word/2006/wordml" xmlns:wps="http://schemas.microsoft.com/office/word/2010/wordprocessingShape" mc:Ignorable="w14 w15 w16se w16cid w16 w16cex w16sdtdh w16sdtfl w16du wp14">
+<w:ftr xmlns:wpc="http://schemas.microsoft.com/office/word/2010/wordprocessingCanvas" xmlns:cx="http://schemas.microsoft.com/office/drawing/2014/chartex" xmlns:mc="http://schemas.openxmlformats.org/markup-compatibility/2006" xmlns:o="urn:schemas-microsoft-com:office:office" xmlns:r="http://schemas.openxmlformats.org/officeDocument/2006/relationships" xmlns:m="http://schemas.openxmlformats.org/officeDocument/2006/math" xmlns:v="urn:schemas-microsoft-com:vml" xmlns:wp14="http://schemas.microsoft.com/office/word/2010/wordprocessingDrawing" xmlns:wp="http://schemas.openxmlformats.org/drawingml/2006/wordprocessingDrawing" xmlns:w10="urn:schemas-microsoft-com:office:word" xmlns:w="http://schemas.openxmlformats.org/wordprocessingml/2006/main" xmlns:w14="http://schemas.microsoft.com/office/word/2010/wordml" xmlns:w15="http://schemas.microsoft.com/office/word/2012/wordml" xmlns:w16se="http://schemas.microsoft.com/office/word/2015/wordml/symex" xmlns:wpg="http://schemas.microsoft.com/office/word/2010/wordprocessingGroup" xmlns:wpi="http://schemas.microsoft.com/office/word/2010/wordprocessingInk" xmlns:wne="http://schemas.microsoft.com/office/word/2006/wordml" xmlns:wps="http://schemas.microsoft.com/office/word/2010/wordprocessingShape" mc:Ignorable="w14 w15 w16se wp14">
   <w:p>
     <w:pPr>
       <w:pStyle w:val="Footer"/>
@@ -5848,7 +5815,7 @@
 </file>
 
 <file path=word/footnotes.xml><?xml version="1.0" encoding="utf-8"?>
-<w:footnotes xmlns:wpc="http://schemas.microsoft.com/office/word/2010/wordprocessingCanvas" xmlns:cx="http://schemas.microsoft.com/office/drawing/2014/chartex" xmlns:cx1="http://schemas.microsoft.com/office/drawing/2015/9/8/chartex" xmlns:cx2="http://schemas.microsoft.com/office/drawing/2015/10/21/chartex" xmlns:cx3="http://schemas.microsoft.com/office/drawing/2016/5/9/chartex" xmlns:cx4="http://schemas.microsoft.com/office/drawing/2016/5/10/chartex" xmlns:cx5="http://schemas.microsoft.com/office/drawing/2016/5/11/chartex" xmlns:cx6="http://schemas.microsoft.com/office/drawing/2016/5/12/chartex" xmlns:cx7="http://schemas.microsoft.com/office/drawing/2016/5/13/chartex" xmlns:cx8="http://schemas.microsoft.com/office/drawing/2016/5/14/chartex" xmlns:mc="http://schemas.openxmlformats.org/markup-compatibility/2006" xmlns:aink="http://schemas.microsoft.com/office/drawing/2016/ink" xmlns:am3d="http://schemas.microsoft.com/office/drawing/2017/model3d" xmlns:o="urn:schemas-microsoft-com:office:office" xmlns:oel="http://schemas.microsoft.com/office/2019/extlst" xmlns:r="http://schemas.openxmlformats.org/officeDocument/2006/relationships" xmlns:m="http://schemas.openxmlformats.org/officeDocument/2006/math" xmlns:v="urn:schemas-microsoft-com:vml" xmlns:wp14="http://schemas.microsoft.com/office/word/2010/wordprocessingDrawing" xmlns:wp="http://schemas.openxmlformats.org/drawingml/2006/wordprocessingDrawing" xmlns:w10="urn:schemas-microsoft-com:office:word" xmlns:w="http://schemas.openxmlformats.org/wordprocessingml/2006/main" xmlns:w14="http://schemas.microsoft.com/office/word/2010/wordml" xmlns:w15="http://schemas.microsoft.com/office/word/2012/wordml" xmlns:w16cex="http://schemas.microsoft.com/office/word/2018/wordml/cex" xmlns:w16cid="http://schemas.microsoft.com/office/word/2016/wordml/cid" xmlns:w16="http://schemas.microsoft.com/office/word/2018/wordml" xmlns:w16du="http://schemas.microsoft.com/office/word/2023/wordml/word16du" xmlns:w16sdtdh="http://schemas.microsoft.com/office/word/2020/wordml/sdtdatahash" xmlns:w16sdtfl="http://schemas.microsoft.com/office/word/2024/wordml/sdtformatlock" xmlns:w16se="http://schemas.microsoft.com/office/word/2015/wordml/symex" xmlns:wpg="http://schemas.microsoft.com/office/word/2010/wordprocessingGroup" xmlns:wpi="http://schemas.microsoft.com/office/word/2010/wordprocessingInk" xmlns:wne="http://schemas.microsoft.com/office/word/2006/wordml" xmlns:wps="http://schemas.microsoft.com/office/word/2010/wordprocessingShape" mc:Ignorable="w14 w15 w16se w16cid w16 w16cex w16sdtdh w16sdtfl w16du wp14">
+<w:footnotes xmlns:wpc="http://schemas.microsoft.com/office/word/2010/wordprocessingCanvas" xmlns:cx="http://schemas.microsoft.com/office/drawing/2014/chartex" xmlns:mc="http://schemas.openxmlformats.org/markup-compatibility/2006" xmlns:o="urn:schemas-microsoft-com:office:office" xmlns:r="http://schemas.openxmlformats.org/officeDocument/2006/relationships" xmlns:m="http://schemas.openxmlformats.org/officeDocument/2006/math" xmlns:v="urn:schemas-microsoft-com:vml" xmlns:wp14="http://schemas.microsoft.com/office/word/2010/wordprocessingDrawing" xmlns:wp="http://schemas.openxmlformats.org/drawingml/2006/wordprocessingDrawing" xmlns:w10="urn:schemas-microsoft-com:office:word" xmlns:w="http://schemas.openxmlformats.org/wordprocessingml/2006/main" xmlns:w14="http://schemas.microsoft.com/office/word/2010/wordml" xmlns:w15="http://schemas.microsoft.com/office/word/2012/wordml" xmlns:w16se="http://schemas.microsoft.com/office/word/2015/wordml/symex" xmlns:wpg="http://schemas.microsoft.com/office/word/2010/wordprocessingGroup" xmlns:wpi="http://schemas.microsoft.com/office/word/2010/wordprocessingInk" xmlns:wne="http://schemas.microsoft.com/office/word/2006/wordml" xmlns:wps="http://schemas.microsoft.com/office/word/2010/wordprocessingShape" mc:Ignorable="w14 w15 w16se wp14">
   <w:footnote w:type="separator" w:id="-1">
     <w:p>
       <w:pPr>
@@ -5873,7 +5840,7 @@
 </file>
 
 <file path=word/header1.xml><?xml version="1.0" encoding="utf-8"?>
-<w:hdr xmlns:wpc="http://schemas.microsoft.com/office/word/2010/wordprocessingCanvas" xmlns:cx="http://schemas.microsoft.com/office/drawing/2014/chartex" xmlns:cx1="http://schemas.microsoft.com/office/drawing/2015/9/8/chartex" xmlns:cx2="http://schemas.microsoft.com/office/drawing/2015/10/21/chartex" xmlns:cx3="http://schemas.microsoft.com/office/drawing/2016/5/9/chartex" xmlns:cx4="http://schemas.microsoft.com/office/drawing/2016/5/10/chartex" xmlns:cx5="http://schemas.microsoft.com/office/drawing/2016/5/11/chartex" xmlns:cx6="http://schemas.microsoft.com/office/drawing/2016/5/12/chartex" xmlns:cx7="http://schemas.microsoft.com/office/drawing/2016/5/13/chartex" xmlns:cx8="http://schemas.microsoft.com/office/drawing/2016/5/14/chartex" xmlns:mc="http://schemas.openxmlformats.org/markup-compatibility/2006" xmlns:aink="http://schemas.microsoft.com/office/drawing/2016/ink" xmlns:am3d="http://schemas.microsoft.com/office/drawing/2017/model3d" xmlns:o="urn:schemas-microsoft-com:office:office" xmlns:oel="http://schemas.microsoft.com/office/2019/extlst" xmlns:r="http://schemas.openxmlformats.org/officeDocument/2006/relationships" xmlns:m="http://schemas.openxmlformats.org/officeDocument/2006/math" xmlns:v="urn:schemas-microsoft-com:vml" xmlns:wp14="http://schemas.microsoft.com/office/word/2010/wordprocessingDrawing" xmlns:wp="http://schemas.openxmlformats.org/drawingml/2006/wordprocessingDrawing" xmlns:w10="urn:schemas-microsoft-com:office:word" xmlns:w="http://schemas.openxmlformats.org/wordprocessingml/2006/main" xmlns:w14="http://schemas.microsoft.com/office/word/2010/wordml" xmlns:w15="http://schemas.microsoft.com/office/word/2012/wordml" xmlns:w16cex="http://schemas.microsoft.com/office/word/2018/wordml/cex" xmlns:w16cid="http://schemas.microsoft.com/office/word/2016/wordml/cid" xmlns:w16="http://schemas.microsoft.com/office/word/2018/wordml" xmlns:w16du="http://schemas.microsoft.com/office/word/2023/wordml/word16du" xmlns:w16sdtdh="http://schemas.microsoft.com/office/word/2020/wordml/sdtdatahash" xmlns:w16sdtfl="http://schemas.microsoft.com/office/word/2024/wordml/sdtformatlock" xmlns:w16se="http://schemas.microsoft.com/office/word/2015/wordml/symex" xmlns:wpg="http://schemas.microsoft.com/office/word/2010/wordprocessingGroup" xmlns:wpi="http://schemas.microsoft.com/office/word/2010/wordprocessingInk" xmlns:wne="http://schemas.microsoft.com/office/word/2006/wordml" xmlns:wps="http://schemas.microsoft.com/office/word/2010/wordprocessingShape" mc:Ignorable="w14 w15 w16se w16cid w16 w16cex w16sdtdh w16sdtfl w16du wp14">
+<w:hdr xmlns:wpc="http://schemas.microsoft.com/office/word/2010/wordprocessingCanvas" xmlns:cx="http://schemas.microsoft.com/office/drawing/2014/chartex" xmlns:mc="http://schemas.openxmlformats.org/markup-compatibility/2006" xmlns:o="urn:schemas-microsoft-com:office:office" xmlns:r="http://schemas.openxmlformats.org/officeDocument/2006/relationships" xmlns:m="http://schemas.openxmlformats.org/officeDocument/2006/math" xmlns:v="urn:schemas-microsoft-com:vml" xmlns:wp14="http://schemas.microsoft.com/office/word/2010/wordprocessingDrawing" xmlns:wp="http://schemas.openxmlformats.org/drawingml/2006/wordprocessingDrawing" xmlns:w10="urn:schemas-microsoft-com:office:word" xmlns:w="http://schemas.openxmlformats.org/wordprocessingml/2006/main" xmlns:w14="http://schemas.microsoft.com/office/word/2010/wordml" xmlns:w15="http://schemas.microsoft.com/office/word/2012/wordml" xmlns:w16se="http://schemas.microsoft.com/office/word/2015/wordml/symex" xmlns:wpg="http://schemas.microsoft.com/office/word/2010/wordprocessingGroup" xmlns:wpi="http://schemas.microsoft.com/office/word/2010/wordprocessingInk" xmlns:wne="http://schemas.microsoft.com/office/word/2006/wordml" xmlns:wps="http://schemas.microsoft.com/office/word/2010/wordprocessingShape" mc:Ignorable="w14 w15 w16se wp14">
   <w:p>
     <w:pPr>
       <w:pStyle w:val="Header"/>
@@ -5883,7 +5850,7 @@
 </file>
 
 <file path=word/header2.xml><?xml version="1.0" encoding="utf-8"?>
-<w:hdr xmlns:wpc="http://schemas.microsoft.com/office/word/2010/wordprocessingCanvas" xmlns:cx="http://schemas.microsoft.com/office/drawing/2014/chartex" xmlns:cx1="http://schemas.microsoft.com/office/drawing/2015/9/8/chartex" xmlns:cx2="http://schemas.microsoft.com/office/drawing/2015/10/21/chartex" xmlns:cx3="http://schemas.microsoft.com/office/drawing/2016/5/9/chartex" xmlns:cx4="http://schemas.microsoft.com/office/drawing/2016/5/10/chartex" xmlns:cx5="http://schemas.microsoft.com/office/drawing/2016/5/11/chartex" xmlns:cx6="http://schemas.microsoft.com/office/drawing/2016/5/12/chartex" xmlns:cx7="http://schemas.microsoft.com/office/drawing/2016/5/13/chartex" xmlns:cx8="http://schemas.microsoft.com/office/drawing/2016/5/14/chartex" xmlns:mc="http://schemas.openxmlformats.org/markup-compatibility/2006" xmlns:aink="http://schemas.microsoft.com/office/drawing/2016/ink" xmlns:am3d="http://schemas.microsoft.com/office/drawing/2017/model3d" xmlns:o="urn:schemas-microsoft-com:office:office" xmlns:oel="http://schemas.microsoft.com/office/2019/extlst" xmlns:r="http://schemas.openxmlformats.org/officeDocument/2006/relationships" xmlns:m="http://schemas.openxmlformats.org/officeDocument/2006/math" xmlns:v="urn:schemas-microsoft-com:vml" xmlns:wp14="http://schemas.microsoft.com/office/word/2010/wordprocessingDrawing" xmlns:wp="http://schemas.openxmlformats.org/drawingml/2006/wordprocessingDrawing" xmlns:w10="urn:schemas-microsoft-com:office:word" xmlns:w="http://schemas.openxmlformats.org/wordprocessingml/2006/main" xmlns:w14="http://schemas.microsoft.com/office/word/2010/wordml" xmlns:w15="http://schemas.microsoft.com/office/word/2012/wordml" xmlns:w16cex="http://schemas.microsoft.com/office/word/2018/wordml/cex" xmlns:w16cid="http://schemas.microsoft.com/office/word/2016/wordml/cid" xmlns:w16="http://schemas.microsoft.com/office/word/2018/wordml" xmlns:w16du="http://schemas.microsoft.com/office/word/2023/wordml/word16du" xmlns:w16sdtdh="http://schemas.microsoft.com/office/word/2020/wordml/sdtdatahash" xmlns:w16sdtfl="http://schemas.microsoft.com/office/word/2024/wordml/sdtformatlock" xmlns:w16se="http://schemas.microsoft.com/office/word/2015/wordml/symex" xmlns:wpg="http://schemas.microsoft.com/office/word/2010/wordprocessingGroup" xmlns:wpi="http://schemas.microsoft.com/office/word/2010/wordprocessingInk" xmlns:wne="http://schemas.microsoft.com/office/word/2006/wordml" xmlns:wps="http://schemas.microsoft.com/office/word/2010/wordprocessingShape" mc:Ignorable="w14 w15 w16se w16cid w16 w16cex w16sdtdh w16sdtfl w16du wp14">
+<w:hdr xmlns:wpc="http://schemas.microsoft.com/office/word/2010/wordprocessingCanvas" xmlns:cx="http://schemas.microsoft.com/office/drawing/2014/chartex" xmlns:mc="http://schemas.openxmlformats.org/markup-compatibility/2006" xmlns:o="urn:schemas-microsoft-com:office:office" xmlns:r="http://schemas.openxmlformats.org/officeDocument/2006/relationships" xmlns:m="http://schemas.openxmlformats.org/officeDocument/2006/math" xmlns:v="urn:schemas-microsoft-com:vml" xmlns:wp14="http://schemas.microsoft.com/office/word/2010/wordprocessingDrawing" xmlns:wp="http://schemas.openxmlformats.org/drawingml/2006/wordprocessingDrawing" xmlns:w10="urn:schemas-microsoft-com:office:word" xmlns:w="http://schemas.openxmlformats.org/wordprocessingml/2006/main" xmlns:w14="http://schemas.microsoft.com/office/word/2010/wordml" xmlns:w15="http://schemas.microsoft.com/office/word/2012/wordml" xmlns:w16se="http://schemas.microsoft.com/office/word/2015/wordml/symex" xmlns:wpg="http://schemas.microsoft.com/office/word/2010/wordprocessingGroup" xmlns:wpi="http://schemas.microsoft.com/office/word/2010/wordprocessingInk" xmlns:wne="http://schemas.microsoft.com/office/word/2006/wordml" xmlns:wps="http://schemas.microsoft.com/office/word/2010/wordprocessingShape" mc:Ignorable="w14 w15 w16se wp14">
   <w:p>
     <w:pPr>
       <w:pStyle w:val="Header"/>
@@ -5967,7 +5934,7 @@
             </wp:anchor>
           </w:drawing>
         </mc:Choice>
-        <mc:Fallback>
+        <mc:Fallback xmlns:w16sdtfl="http://schemas.microsoft.com/office/word/2024/wordml/sdtformatlock" xmlns:w16sdtdh="http://schemas.microsoft.com/office/word/2020/wordml/sdtdatahash" xmlns:w16du="http://schemas.microsoft.com/office/word/2023/wordml/word16du" xmlns:w16="http://schemas.microsoft.com/office/word/2018/wordml" xmlns:w16cid="http://schemas.microsoft.com/office/word/2016/wordml/cid" xmlns:w16cex="http://schemas.microsoft.com/office/word/2018/wordml/cex" xmlns:oel="http://schemas.microsoft.com/office/2019/extlst" xmlns:am3d="http://schemas.microsoft.com/office/drawing/2017/model3d" xmlns:aink="http://schemas.microsoft.com/office/drawing/2016/ink" xmlns:cx8="http://schemas.microsoft.com/office/drawing/2016/5/14/chartex" xmlns:cx7="http://schemas.microsoft.com/office/drawing/2016/5/13/chartex" xmlns:cx6="http://schemas.microsoft.com/office/drawing/2016/5/12/chartex" xmlns:cx5="http://schemas.microsoft.com/office/drawing/2016/5/11/chartex" xmlns:cx4="http://schemas.microsoft.com/office/drawing/2016/5/10/chartex" xmlns:cx3="http://schemas.microsoft.com/office/drawing/2016/5/9/chartex" xmlns:cx2="http://schemas.microsoft.com/office/drawing/2015/10/21/chartex" xmlns:cx1="http://schemas.microsoft.com/office/drawing/2015/9/8/chartex">
           <w:pict>
             <v:rect w14:anchorId="2203ED89" id="Rectangle 1" o:spid="_x0000_s1026" style="position:absolute;margin-left:-71.15pt;margin-top:-43.2pt;width:614.7pt;height:70.5pt;z-index:-251657216;visibility:visible;mso-wrap-style:square;mso-width-percent:0;mso-wrap-distance-left:9pt;mso-wrap-distance-top:0;mso-wrap-distance-right:9pt;mso-wrap-distance-bottom:0;mso-position-horizontal:absolute;mso-position-horizontal-relative:text;mso-position-vertical:absolute;mso-position-vertical-relative:text;mso-width-percent:0;mso-width-relative:margin;v-text-anchor:middle" o:gfxdata="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" fillcolor="#80bddc" stroked="f" strokeweight="1pt"/>
           </w:pict>
@@ -6198,7 +6165,7 @@
             </wp:anchor>
           </w:drawing>
         </mc:Choice>
-        <mc:Fallback>
+        <mc:Fallback xmlns:w16sdtfl="http://schemas.microsoft.com/office/word/2024/wordml/sdtformatlock" xmlns:w16sdtdh="http://schemas.microsoft.com/office/word/2020/wordml/sdtdatahash" xmlns:w16du="http://schemas.microsoft.com/office/word/2023/wordml/word16du" xmlns:w16="http://schemas.microsoft.com/office/word/2018/wordml" xmlns:w16cid="http://schemas.microsoft.com/office/word/2016/wordml/cid" xmlns:w16cex="http://schemas.microsoft.com/office/word/2018/wordml/cex" xmlns:oel="http://schemas.microsoft.com/office/2019/extlst" xmlns:am3d="http://schemas.microsoft.com/office/drawing/2017/model3d" xmlns:aink="http://schemas.microsoft.com/office/drawing/2016/ink" xmlns:cx8="http://schemas.microsoft.com/office/drawing/2016/5/14/chartex" xmlns:cx7="http://schemas.microsoft.com/office/drawing/2016/5/13/chartex" xmlns:cx6="http://schemas.microsoft.com/office/drawing/2016/5/12/chartex" xmlns:cx5="http://schemas.microsoft.com/office/drawing/2016/5/11/chartex" xmlns:cx4="http://schemas.microsoft.com/office/drawing/2016/5/10/chartex" xmlns:cx3="http://schemas.microsoft.com/office/drawing/2016/5/9/chartex" xmlns:cx2="http://schemas.microsoft.com/office/drawing/2015/10/21/chartex" xmlns:cx1="http://schemas.microsoft.com/office/drawing/2015/9/8/chartex">
           <w:pict>
             <v:shapetype w14:anchorId="719D2D00" id="_x0000_t202" coordsize="21600,21600" o:spt="202" path="m,l,21600r21600,l21600,xe">
               <v:stroke joinstyle="miter"/>
@@ -6237,7 +6204,7 @@
 </file>
 
 <file path=word/header3.xml><?xml version="1.0" encoding="utf-8"?>
-<w:hdr xmlns:wpc="http://schemas.microsoft.com/office/word/2010/wordprocessingCanvas" xmlns:cx="http://schemas.microsoft.com/office/drawing/2014/chartex" xmlns:cx1="http://schemas.microsoft.com/office/drawing/2015/9/8/chartex" xmlns:cx2="http://schemas.microsoft.com/office/drawing/2015/10/21/chartex" xmlns:cx3="http://schemas.microsoft.com/office/drawing/2016/5/9/chartex" xmlns:cx4="http://schemas.microsoft.com/office/drawing/2016/5/10/chartex" xmlns:cx5="http://schemas.microsoft.com/office/drawing/2016/5/11/chartex" xmlns:cx6="http://schemas.microsoft.com/office/drawing/2016/5/12/chartex" xmlns:cx7="http://schemas.microsoft.com/office/drawing/2016/5/13/chartex" xmlns:cx8="http://schemas.microsoft.com/office/drawing/2016/5/14/chartex" xmlns:mc="http://schemas.openxmlformats.org/markup-compatibility/2006" xmlns:aink="http://schemas.microsoft.com/office/drawing/2016/ink" xmlns:am3d="http://schemas.microsoft.com/office/drawing/2017/model3d" xmlns:o="urn:schemas-microsoft-com:office:office" xmlns:oel="http://schemas.microsoft.com/office/2019/extlst" xmlns:r="http://schemas.openxmlformats.org/officeDocument/2006/relationships" xmlns:m="http://schemas.openxmlformats.org/officeDocument/2006/math" xmlns:v="urn:schemas-microsoft-com:vml" xmlns:wp14="http://schemas.microsoft.com/office/word/2010/wordprocessingDrawing" xmlns:wp="http://schemas.openxmlformats.org/drawingml/2006/wordprocessingDrawing" xmlns:w10="urn:schemas-microsoft-com:office:word" xmlns:w="http://schemas.openxmlformats.org/wordprocessingml/2006/main" xmlns:w14="http://schemas.microsoft.com/office/word/2010/wordml" xmlns:w15="http://schemas.microsoft.com/office/word/2012/wordml" xmlns:w16cex="http://schemas.microsoft.com/office/word/2018/wordml/cex" xmlns:w16cid="http://schemas.microsoft.com/office/word/2016/wordml/cid" xmlns:w16="http://schemas.microsoft.com/office/word/2018/wordml" xmlns:w16du="http://schemas.microsoft.com/office/word/2023/wordml/word16du" xmlns:w16sdtdh="http://schemas.microsoft.com/office/word/2020/wordml/sdtdatahash" xmlns:w16sdtfl="http://schemas.microsoft.com/office/word/2024/wordml/sdtformatlock" xmlns:w16se="http://schemas.microsoft.com/office/word/2015/wordml/symex" xmlns:wpg="http://schemas.microsoft.com/office/word/2010/wordprocessingGroup" xmlns:wpi="http://schemas.microsoft.com/office/word/2010/wordprocessingInk" xmlns:wne="http://schemas.microsoft.com/office/word/2006/wordml" xmlns:wps="http://schemas.microsoft.com/office/word/2010/wordprocessingShape" mc:Ignorable="w14 w15 w16se w16cid w16 w16cex w16sdtdh w16sdtfl w16du wp14">
+<w:hdr xmlns:wpc="http://schemas.microsoft.com/office/word/2010/wordprocessingCanvas" xmlns:cx="http://schemas.microsoft.com/office/drawing/2014/chartex" xmlns:mc="http://schemas.openxmlformats.org/markup-compatibility/2006" xmlns:o="urn:schemas-microsoft-com:office:office" xmlns:r="http://schemas.openxmlformats.org/officeDocument/2006/relationships" xmlns:m="http://schemas.openxmlformats.org/officeDocument/2006/math" xmlns:v="urn:schemas-microsoft-com:vml" xmlns:wp14="http://schemas.microsoft.com/office/word/2010/wordprocessingDrawing" xmlns:wp="http://schemas.openxmlformats.org/drawingml/2006/wordprocessingDrawing" xmlns:w10="urn:schemas-microsoft-com:office:word" xmlns:w="http://schemas.openxmlformats.org/wordprocessingml/2006/main" xmlns:w14="http://schemas.microsoft.com/office/word/2010/wordml" xmlns:w15="http://schemas.microsoft.com/office/word/2012/wordml" xmlns:w16se="http://schemas.microsoft.com/office/word/2015/wordml/symex" xmlns:wpg="http://schemas.microsoft.com/office/word/2010/wordprocessingGroup" xmlns:wpi="http://schemas.microsoft.com/office/word/2010/wordprocessingInk" xmlns:wne="http://schemas.microsoft.com/office/word/2006/wordml" xmlns:wps="http://schemas.microsoft.com/office/word/2010/wordprocessingShape" mc:Ignorable="w14 w15 w16se wp14">
   <w:p>
     <w:pPr>
       <w:pStyle w:val="Header"/>
@@ -6247,7 +6214,7 @@
 </file>
 
 <file path=word/numbering.xml><?xml version="1.0" encoding="utf-8"?>
-<w:numbering xmlns:wpc="http://schemas.microsoft.com/office/word/2010/wordprocessingCanvas" xmlns:cx="http://schemas.microsoft.com/office/drawing/2014/chartex" xmlns:cx1="http://schemas.microsoft.com/office/drawing/2015/9/8/chartex" xmlns:cx2="http://schemas.microsoft.com/office/drawing/2015/10/21/chartex" xmlns:cx3="http://schemas.microsoft.com/office/drawing/2016/5/9/chartex" xmlns:cx4="http://schemas.microsoft.com/office/drawing/2016/5/10/chartex" xmlns:cx5="http://schemas.microsoft.com/office/drawing/2016/5/11/chartex" xmlns:cx6="http://schemas.microsoft.com/office/drawing/2016/5/12/chartex" xmlns:cx7="http://schemas.microsoft.com/office/drawing/2016/5/13/chartex" xmlns:cx8="http://schemas.microsoft.com/office/drawing/2016/5/14/chartex" xmlns:mc="http://schemas.openxmlformats.org/markup-compatibility/2006" xmlns:aink="http://schemas.microsoft.com/office/drawing/2016/ink" xmlns:am3d="http://schemas.microsoft.com/office/drawing/2017/model3d" xmlns:o="urn:schemas-microsoft-com:office:office" xmlns:oel="http://schemas.microsoft.com/office/2019/extlst" xmlns:r="http://schemas.openxmlformats.org/officeDocument/2006/relationships" xmlns:m="http://schemas.openxmlformats.org/officeDocument/2006/math" xmlns:v="urn:schemas-microsoft-com:vml" xmlns:wp14="http://schemas.microsoft.com/office/word/2010/wordprocessingDrawing" xmlns:wp="http://schemas.openxmlformats.org/drawingml/2006/wordprocessingDrawing" xmlns:w10="urn:schemas-microsoft-com:office:word" xmlns:w="http://schemas.openxmlformats.org/wordprocessingml/2006/main" xmlns:w14="http://schemas.microsoft.com/office/word/2010/wordml" xmlns:w15="http://schemas.microsoft.com/office/word/2012/wordml" xmlns:w16cex="http://schemas.microsoft.com/office/word/2018/wordml/cex" xmlns:w16cid="http://schemas.microsoft.com/office/word/2016/wordml/cid" xmlns:w16="http://schemas.microsoft.com/office/word/2018/wordml" xmlns:w16du="http://schemas.microsoft.com/office/word/2023/wordml/word16du" xmlns:w16sdtdh="http://schemas.microsoft.com/office/word/2020/wordml/sdtdatahash" xmlns:w16sdtfl="http://schemas.microsoft.com/office/word/2024/wordml/sdtformatlock" xmlns:w16se="http://schemas.microsoft.com/office/word/2015/wordml/symex" xmlns:wpg="http://schemas.microsoft.com/office/word/2010/wordprocessingGroup" xmlns:wpi="http://schemas.microsoft.com/office/word/2010/wordprocessingInk" xmlns:wne="http://schemas.microsoft.com/office/word/2006/wordml" xmlns:wps="http://schemas.microsoft.com/office/word/2010/wordprocessingShape" mc:Ignorable="w14 w15 w16se w16cid w16 w16cex w16sdtdh w16sdtfl w16du wp14">
+<w:numbering xmlns:wpc="http://schemas.microsoft.com/office/word/2010/wordprocessingCanvas" xmlns:cx="http://schemas.microsoft.com/office/drawing/2014/chartex" xmlns:mc="http://schemas.openxmlformats.org/markup-compatibility/2006" xmlns:o="urn:schemas-microsoft-com:office:office" xmlns:r="http://schemas.openxmlformats.org/officeDocument/2006/relationships" xmlns:m="http://schemas.openxmlformats.org/officeDocument/2006/math" xmlns:v="urn:schemas-microsoft-com:vml" xmlns:wp14="http://schemas.microsoft.com/office/word/2010/wordprocessingDrawing" xmlns:wp="http://schemas.openxmlformats.org/drawingml/2006/wordprocessingDrawing" xmlns:w10="urn:schemas-microsoft-com:office:word" xmlns:w="http://schemas.openxmlformats.org/wordprocessingml/2006/main" xmlns:w14="http://schemas.microsoft.com/office/word/2010/wordml" xmlns:w15="http://schemas.microsoft.com/office/word/2012/wordml" xmlns:w16se="http://schemas.microsoft.com/office/word/2015/wordml/symex" xmlns:wpg="http://schemas.microsoft.com/office/word/2010/wordprocessingGroup" xmlns:wpi="http://schemas.microsoft.com/office/word/2010/wordprocessingInk" xmlns:wne="http://schemas.microsoft.com/office/word/2006/wordml" xmlns:wps="http://schemas.microsoft.com/office/word/2010/wordprocessingShape" mc:Ignorable="w14 w15 w16se wp14">
   <w:abstractNum w:abstractNumId="0" w15:restartNumberingAfterBreak="0">
     <w:nsid w:val="06175F98"/>
     <w:multiLevelType w:val="multilevel"/>
@@ -7239,6 +7206,92 @@
     </w:lvl>
   </w:abstractNum>
   <w:abstractNum w:abstractNumId="8" w15:restartNumberingAfterBreak="0">
+    <w:nsid w:val="5EC878CF"/>
+    <w:multiLevelType w:val="hybridMultilevel"/>
+    <w:tmpl w:val="1D92E09C"/>
+    <w:lvl w:ilvl="0" w:tplc="0409000F">
+      <w:start w:val="1"/>
+      <w:numFmt w:val="decimal"/>
+      <w:lvlText w:val="%1."/>
+      <w:lvlJc w:val="left"/>
+      <w:pPr>
+        <w:ind w:left="720" w:hanging="360"/>
+      </w:pPr>
+    </w:lvl>
+    <w:lvl w:ilvl="1" w:tplc="04090019" w:tentative="1">
+      <w:start w:val="1"/>
+      <w:numFmt w:val="lowerLetter"/>
+      <w:lvlText w:val="%2."/>
+      <w:lvlJc w:val="left"/>
+      <w:pPr>
+        <w:ind w:left="1440" w:hanging="360"/>
+      </w:pPr>
+    </w:lvl>
+    <w:lvl w:ilvl="2" w:tplc="0409001B" w:tentative="1">
+      <w:start w:val="1"/>
+      <w:numFmt w:val="lowerRoman"/>
+      <w:lvlText w:val="%3."/>
+      <w:lvlJc w:val="right"/>
+      <w:pPr>
+        <w:ind w:left="2160" w:hanging="180"/>
+      </w:pPr>
+    </w:lvl>
+    <w:lvl w:ilvl="3" w:tplc="0409000F" w:tentative="1">
+      <w:start w:val="1"/>
+      <w:numFmt w:val="decimal"/>
+      <w:lvlText w:val="%4."/>
+      <w:lvlJc w:val="left"/>
+      <w:pPr>
+        <w:ind w:left="2880" w:hanging="360"/>
+      </w:pPr>
+    </w:lvl>
+    <w:lvl w:ilvl="4" w:tplc="04090019" w:tentative="1">
+      <w:start w:val="1"/>
+      <w:numFmt w:val="lowerLetter"/>
+      <w:lvlText w:val="%5."/>
+      <w:lvlJc w:val="left"/>
+      <w:pPr>
+        <w:ind w:left="3600" w:hanging="360"/>
+      </w:pPr>
+    </w:lvl>
+    <w:lvl w:ilvl="5" w:tplc="0409001B" w:tentative="1">
+      <w:start w:val="1"/>
+      <w:numFmt w:val="lowerRoman"/>
+      <w:lvlText w:val="%6."/>
+      <w:lvlJc w:val="right"/>
+      <w:pPr>
+        <w:ind w:left="4320" w:hanging="180"/>
+      </w:pPr>
+    </w:lvl>
+    <w:lvl w:ilvl="6" w:tplc="0409000F" w:tentative="1">
+      <w:start w:val="1"/>
+      <w:numFmt w:val="decimal"/>
+      <w:lvlText w:val="%7."/>
+      <w:lvlJc w:val="left"/>
+      <w:pPr>
+        <w:ind w:left="5040" w:hanging="360"/>
+      </w:pPr>
+    </w:lvl>
+    <w:lvl w:ilvl="7" w:tplc="04090019" w:tentative="1">
+      <w:start w:val="1"/>
+      <w:numFmt w:val="lowerLetter"/>
+      <w:lvlText w:val="%8."/>
+      <w:lvlJc w:val="left"/>
+      <w:pPr>
+        <w:ind w:left="5760" w:hanging="360"/>
+      </w:pPr>
+    </w:lvl>
+    <w:lvl w:ilvl="8" w:tplc="0409001B" w:tentative="1">
+      <w:start w:val="1"/>
+      <w:numFmt w:val="lowerRoman"/>
+      <w:lvlText w:val="%9."/>
+      <w:lvlJc w:val="right"/>
+      <w:pPr>
+        <w:ind w:left="6480" w:hanging="180"/>
+      </w:pPr>
+    </w:lvl>
+  </w:abstractNum>
+  <w:abstractNum w:abstractNumId="9" w15:restartNumberingAfterBreak="0">
     <w:nsid w:val="685729B1"/>
     <w:multiLevelType w:val="multilevel"/>
     <w:tmpl w:val="5C06A718"/>
@@ -7387,7 +7440,7 @@
       </w:rPr>
     </w:lvl>
   </w:abstractNum>
-  <w:abstractNum w:abstractNumId="9" w15:restartNumberingAfterBreak="0">
+  <w:abstractNum w:abstractNumId="10" w15:restartNumberingAfterBreak="0">
     <w:nsid w:val="6A1B656A"/>
     <w:multiLevelType w:val="multilevel"/>
     <w:tmpl w:val="E4701ADA"/>
@@ -7536,7 +7589,7 @@
       </w:rPr>
     </w:lvl>
   </w:abstractNum>
-  <w:abstractNum w:abstractNumId="10" w15:restartNumberingAfterBreak="0">
+  <w:abstractNum w:abstractNumId="11" w15:restartNumberingAfterBreak="0">
     <w:nsid w:val="7935424A"/>
     <w:multiLevelType w:val="hybridMultilevel"/>
     <w:tmpl w:val="9D9E25AC"/>
@@ -7625,44 +7678,47 @@
       </w:pPr>
     </w:lvl>
   </w:abstractNum>
-  <w:num w:numId="1" w16cid:durableId="1324241246">
+  <w:num w:numId="1">
     <w:abstractNumId w:val="7"/>
   </w:num>
-  <w:num w:numId="2" w16cid:durableId="472452147">
+  <w:num w:numId="2">
     <w:abstractNumId w:val="3"/>
   </w:num>
-  <w:num w:numId="3" w16cid:durableId="1002859188">
+  <w:num w:numId="3">
     <w:abstractNumId w:val="5"/>
   </w:num>
-  <w:num w:numId="4" w16cid:durableId="1293437891">
+  <w:num w:numId="4">
+    <w:abstractNumId w:val="11"/>
+  </w:num>
+  <w:num w:numId="5">
+    <w:abstractNumId w:val="6"/>
+  </w:num>
+  <w:num w:numId="6">
+    <w:abstractNumId w:val="4"/>
+  </w:num>
+  <w:num w:numId="7">
+    <w:abstractNumId w:val="2"/>
+  </w:num>
+  <w:num w:numId="8">
+    <w:abstractNumId w:val="1"/>
+  </w:num>
+  <w:num w:numId="9">
+    <w:abstractNumId w:val="9"/>
+  </w:num>
+  <w:num w:numId="10">
+    <w:abstractNumId w:val="0"/>
+  </w:num>
+  <w:num w:numId="11">
     <w:abstractNumId w:val="10"/>
   </w:num>
-  <w:num w:numId="5" w16cid:durableId="1805005445">
-    <w:abstractNumId w:val="6"/>
-  </w:num>
-  <w:num w:numId="6" w16cid:durableId="33894643">
-    <w:abstractNumId w:val="4"/>
-  </w:num>
-  <w:num w:numId="7" w16cid:durableId="957639297">
-    <w:abstractNumId w:val="2"/>
-  </w:num>
-  <w:num w:numId="8" w16cid:durableId="1731686451">
-    <w:abstractNumId w:val="1"/>
-  </w:num>
-  <w:num w:numId="9" w16cid:durableId="1513716967">
+  <w:num w:numId="12">
     <w:abstractNumId w:val="8"/>
-  </w:num>
-  <w:num w:numId="10" w16cid:durableId="1089353423">
-    <w:abstractNumId w:val="0"/>
-  </w:num>
-  <w:num w:numId="11" w16cid:durableId="957371913">
-    <w:abstractNumId w:val="9"/>
   </w:num>
 </w:numbering>
 </file>
 
 <file path=word/styles.xml><?xml version="1.0" encoding="utf-8"?>
-<w:styles xmlns:mc="http://schemas.openxmlformats.org/markup-compatibility/2006" xmlns:r="http://schemas.openxmlformats.org/officeDocument/2006/relationships" xmlns:w="http://schemas.openxmlformats.org/wordprocessingml/2006/main" xmlns:w14="http://schemas.microsoft.com/office/word/2010/wordml" xmlns:w15="http://schemas.microsoft.com/office/word/2012/wordml" xmlns:w16cex="http://schemas.microsoft.com/office/word/2018/wordml/cex" xmlns:w16cid="http://schemas.microsoft.com/office/word/2016/wordml/cid" xmlns:w16="http://schemas.microsoft.com/office/word/2018/wordml" xmlns:w16du="http://schemas.microsoft.com/office/word/2023/wordml/word16du" xmlns:w16sdtdh="http://schemas.microsoft.com/office/word/2020/wordml/sdtdatahash" xmlns:w16sdtfl="http://schemas.microsoft.com/office/word/2024/wordml/sdtformatlock" xmlns:w16se="http://schemas.microsoft.com/office/word/2015/wordml/symex" mc:Ignorable="w14 w15 w16se w16cid w16 w16cex w16sdtdh w16sdtfl w16du">
+<w:styles xmlns:mc="http://schemas.openxmlformats.org/markup-compatibility/2006" xmlns:r="http://schemas.openxmlformats.org/officeDocument/2006/relationships" xmlns:w="http://schemas.openxmlformats.org/wordprocessingml/2006/main" xmlns:w14="http://schemas.microsoft.com/office/word/2010/wordml" xmlns:w15="http://schemas.microsoft.com/office/word/2012/wordml" xmlns:w16se="http://schemas.microsoft.com/office/word/2015/wordml/symex" mc:Ignorable="w14 w15 w16se">
   <w:docDefaults>
     <w:rPrDefault>
       <w:rPr>
@@ -7680,7 +7736,7 @@
       </w:pPr>
     </w:pPrDefault>
   </w:docDefaults>
-  <w:latentStyles w:defLockedState="0" w:defUIPriority="99" w:defSemiHidden="0" w:defUnhideWhenUsed="0" w:defQFormat="0" w:count="376">
+  <w:latentStyles w:defLockedState="0" w:defUIPriority="99" w:defSemiHidden="0" w:defUnhideWhenUsed="0" w:defQFormat="0" w:count="371">
     <w:lsdException w:name="Normal" w:uiPriority="0" w:qFormat="1"/>
     <w:lsdException w:name="heading 1" w:uiPriority="9" w:qFormat="1"/>
     <w:lsdException w:name="heading 2" w:semiHidden="1" w:uiPriority="9" w:unhideWhenUsed="1" w:qFormat="1"/>
@@ -8052,11 +8108,6 @@
     <w:lsdException w:name="List Table 5 Dark Accent 6" w:uiPriority="50"/>
     <w:lsdException w:name="List Table 6 Colorful Accent 6" w:uiPriority="51"/>
     <w:lsdException w:name="List Table 7 Colorful Accent 6" w:uiPriority="52"/>
-    <w:lsdException w:name="Mention" w:semiHidden="1" w:unhideWhenUsed="1"/>
-    <w:lsdException w:name="Smart Hyperlink" w:semiHidden="1" w:unhideWhenUsed="1"/>
-    <w:lsdException w:name="Hashtag" w:semiHidden="1" w:unhideWhenUsed="1"/>
-    <w:lsdException w:name="Unresolved Mention" w:semiHidden="1" w:unhideWhenUsed="1"/>
-    <w:lsdException w:name="Smart Link" w:semiHidden="1" w:unhideWhenUsed="1"/>
   </w:latentStyles>
   <w:style w:type="paragraph" w:default="1" w:styleId="Normal">
     <w:name w:val="Normal"/>
@@ -8263,6 +8314,7 @@
   <w:style w:type="character" w:default="1" w:styleId="DefaultParagraphFont">
     <w:name w:val="Default Paragraph Font"/>
     <w:uiPriority w:val="1"/>
+    <w:semiHidden/>
     <w:unhideWhenUsed/>
   </w:style>
   <w:style w:type="table" w:default="1" w:styleId="TableNormal">
@@ -9016,7 +9068,7 @@
 </file>
 
 <file path=customXml/itemProps1.xml><?xml version="1.0" encoding="utf-8"?>
-<ds:datastoreItem xmlns:ds="http://schemas.openxmlformats.org/officeDocument/2006/customXml" ds:itemID="{575CF576-5EE2-4411-A076-50482EFDBD73}">
+<ds:datastoreItem xmlns:ds="http://schemas.openxmlformats.org/officeDocument/2006/customXml" ds:itemID="{DA1A3FE5-78AF-42F2-992A-FE9F6242EC9C}">
   <ds:schemaRefs>
     <ds:schemaRef ds:uri="http://schemas.openxmlformats.org/officeDocument/2006/bibliography"/>
   </ds:schemaRefs>
